--- a/content/fiction/the-long-view/the-perfect-heist/The Perfect Heist.docx
+++ b/content/fiction/the-long-view/the-perfect-heist/The Perfect Heist.docx
@@ -60,60 +60,24 @@
           <w:szCs w:val="24"/>
           <w14:ligatures w14:val="none"/>
         </w:rPr>
-        <w:t xml:space="preserve">pulled into Merranth harbour at the peak of morning, when the light was doing its best to promise a good day, and the gulls </w:t>
-      </w:r>
-      <w:proofErr w:type="gramStart"/>
-      <w:r>
-        <w:rPr>
-          <w:sz w:val="24"/>
-          <w:szCs w:val="24"/>
-          <w14:ligatures w14:val="none"/>
-        </w:rPr>
-        <w:t>shitting</w:t>
-      </w:r>
-      <w:proofErr w:type="gramEnd"/>
-      <w:r>
-        <w:rPr>
-          <w:sz w:val="24"/>
-          <w:szCs w:val="24"/>
-          <w14:ligatures w14:val="none"/>
-        </w:rPr>
-        <w:t xml:space="preserve"> on deck were doing their best to ruin it.</w:t>
-      </w:r>
-    </w:p>
-    <w:p>
-      <w:pPr>
-        <w:rPr>
-          <w:sz w:val="24"/>
-          <w:szCs w:val="24"/>
-          <w14:ligatures w14:val="none"/>
-        </w:rPr>
-      </w:pPr>
-      <w:r>
-        <w:rPr>
-          <w:sz w:val="24"/>
-          <w:szCs w:val="24"/>
-          <w14:ligatures w14:val="none"/>
-        </w:rPr>
-        <w:t xml:space="preserve">Tav stood at the bow, his hat </w:t>
-      </w:r>
-      <w:proofErr w:type="gramStart"/>
-      <w:r>
-        <w:rPr>
-          <w:sz w:val="24"/>
-          <w:szCs w:val="24"/>
-          <w14:ligatures w14:val="none"/>
-        </w:rPr>
-        <w:t>lifted up</w:t>
-      </w:r>
-      <w:proofErr w:type="gramEnd"/>
-      <w:r>
-        <w:rPr>
-          <w:sz w:val="24"/>
-          <w:szCs w:val="24"/>
-          <w14:ligatures w14:val="none"/>
-        </w:rPr>
-        <w:t>, the sun warming his face, and his hands in his pockets. He had been here for a while. He wanted to watch the city come into focus. Five years does something to a skyline, or maybe it did more to him as he gazed upon his former home with nostalgia.</w:t>
+        <w:t>pulled into Merranth harbour at the peak of morning, when the light was doing its best to promise a good day, and the gulls shitting on deck were doing their best to ruin it.</w:t>
+      </w:r>
+    </w:p>
+    <w:p>
+      <w:pPr>
+        <w:rPr>
+          <w:sz w:val="24"/>
+          <w:szCs w:val="24"/>
+          <w14:ligatures w14:val="none"/>
+        </w:rPr>
+      </w:pPr>
+      <w:r>
+        <w:rPr>
+          <w:sz w:val="24"/>
+          <w:szCs w:val="24"/>
+          <w14:ligatures w14:val="none"/>
+        </w:rPr>
+        <w:t>Tav stood at the bow, his hat lifted up, the sun warming his face, and his hands in his pockets. He had been here for a while. He wanted to watch the city come into focus. Five years does something to a skyline, or maybe it did more to him as he gazed upon his former home with nostalgia.</w:t>
       </w:r>
     </w:p>
     <w:p>
@@ -185,16 +149,7 @@
           <w:szCs w:val="24"/>
           <w14:ligatures w14:val="none"/>
         </w:rPr>
-        <w:t xml:space="preserve">He tucked it away again as </w:t>
-      </w:r>
-      <w:proofErr w:type="gramStart"/>
-      <w:r>
-        <w:rPr>
-          <w:sz w:val="24"/>
-          <w:szCs w:val="24"/>
-          <w14:ligatures w14:val="none"/>
-        </w:rPr>
-        <w:t xml:space="preserve">the </w:t>
+        <w:t xml:space="preserve">He tucked it away again as the </w:t>
       </w:r>
       <w:r>
         <w:rPr>
@@ -204,9 +159,381 @@
           <w:szCs w:val="24"/>
           <w14:ligatures w14:val="none"/>
         </w:rPr>
-        <w:t>August</w:t>
-      </w:r>
-      <w:proofErr w:type="gramEnd"/>
+        <w:t>August Celeste</w:t>
+      </w:r>
+      <w:r>
+        <w:rPr>
+          <w:sz w:val="24"/>
+          <w:szCs w:val="24"/>
+          <w14:ligatures w14:val="none"/>
+        </w:rPr>
+        <w:t xml:space="preserve"> drew into her berth.</w:t>
+      </w:r>
+    </w:p>
+    <w:p>
+      <w:pPr>
+        <w:rPr>
+          <w:sz w:val="24"/>
+          <w:szCs w:val="24"/>
+          <w14:ligatures w14:val="none"/>
+        </w:rPr>
+      </w:pPr>
+      <w:r>
+        <w:rPr>
+          <w:sz w:val="24"/>
+          <w:szCs w:val="24"/>
+          <w14:ligatures w14:val="none"/>
+        </w:rPr>
+        <w:t>---</w:t>
+      </w:r>
+    </w:p>
+    <w:p>
+      <w:pPr>
+        <w:rPr>
+          <w:sz w:val="24"/>
+          <w:szCs w:val="24"/>
+          <w14:ligatures w14:val="none"/>
+        </w:rPr>
+      </w:pPr>
+      <w:r>
+        <w:rPr>
+          <w:sz w:val="24"/>
+          <w:szCs w:val="24"/>
+          <w14:ligatures w14:val="none"/>
+        </w:rPr>
+        <w:t>The harbourmaster was a short man with a pock-marked face and a weaselly moustache. He came down to the dock to meet Tav personally, which was unusual.</w:t>
+      </w:r>
+    </w:p>
+    <w:p>
+      <w:pPr>
+        <w:rPr>
+          <w:sz w:val="24"/>
+          <w:szCs w:val="24"/>
+          <w14:ligatures w14:val="none"/>
+        </w:rPr>
+      </w:pPr>
+      <w:r>
+        <w:rPr>
+          <w:sz w:val="24"/>
+          <w:szCs w:val="24"/>
+          <w14:ligatures w14:val="none"/>
+        </w:rPr>
+        <w:t xml:space="preserve">“Rare to see a single passenger on a cargo run, lad,” the man said, in the tone of someone who was curious and pretending otherwise. Last night’s ale still clung to his breath. He tucked </w:t>
+      </w:r>
+      <w:r>
+        <w:rPr>
+          <w:sz w:val="24"/>
+          <w:szCs w:val="24"/>
+          <w14:ligatures w14:val="none"/>
+        </w:rPr>
+        <w:t xml:space="preserve">in </w:t>
+      </w:r>
+      <w:r>
+        <w:rPr>
+          <w:sz w:val="24"/>
+          <w:szCs w:val="24"/>
+          <w14:ligatures w14:val="none"/>
+        </w:rPr>
+        <w:t>his unkempt shirt. He’s smuggling a large cannonball in his gut, Tav thought.</w:t>
+      </w:r>
+    </w:p>
+    <w:p>
+      <w:pPr>
+        <w:rPr>
+          <w:sz w:val="24"/>
+          <w:szCs w:val="24"/>
+          <w14:ligatures w14:val="none"/>
+        </w:rPr>
+      </w:pPr>
+      <w:r>
+        <w:rPr>
+          <w:sz w:val="24"/>
+          <w:szCs w:val="24"/>
+          <w14:ligatures w14:val="none"/>
+        </w:rPr>
+        <w:t>“Rarer still to see a harbourmaster stand on principle so early in the morning,” Tav said. “Lodgings?”</w:t>
+      </w:r>
+    </w:p>
+    <w:p>
+      <w:pPr>
+        <w:rPr>
+          <w:sz w:val="24"/>
+          <w:szCs w:val="24"/>
+          <w14:ligatures w14:val="none"/>
+        </w:rPr>
+      </w:pPr>
+      <w:r>
+        <w:rPr>
+          <w:sz w:val="24"/>
+          <w:szCs w:val="24"/>
+          <w14:ligatures w14:val="none"/>
+        </w:rPr>
+        <w:t>The harbourmaster smiled. “I know just the place. Dock Street, not a five minutes walk. Clean enough, reasonable price, good people. But there’s the matter of undocumented entrants to Merranth.” The harbourmaster produced a rolled-up leaf of paper from his back pocket, and a quill from behind his ear.</w:t>
+      </w:r>
+    </w:p>
+    <w:p>
+      <w:pPr>
+        <w:rPr>
+          <w:sz w:val="24"/>
+          <w:szCs w:val="24"/>
+          <w14:ligatures w14:val="none"/>
+        </w:rPr>
+      </w:pPr>
+      <w:r>
+        <w:rPr>
+          <w:sz w:val="24"/>
+          <w:szCs w:val="24"/>
+          <w14:ligatures w14:val="none"/>
+        </w:rPr>
+        <w:t>“Last name,” he asked.</w:t>
+      </w:r>
+    </w:p>
+    <w:p>
+      <w:pPr>
+        <w:rPr>
+          <w:sz w:val="24"/>
+          <w:szCs w:val="24"/>
+          <w14:ligatures w14:val="none"/>
+        </w:rPr>
+      </w:pPr>
+      <w:r>
+        <w:rPr>
+          <w:sz w:val="24"/>
+          <w:szCs w:val="24"/>
+          <w14:ligatures w14:val="none"/>
+        </w:rPr>
+        <w:lastRenderedPageBreak/>
+        <w:t>Tav noticed the man’s pen hovering a little too eagerly. “Derring,” he said, watching for the reaction.</w:t>
+      </w:r>
+    </w:p>
+    <w:p>
+      <w:pPr>
+        <w:rPr>
+          <w:sz w:val="24"/>
+          <w:szCs w:val="24"/>
+          <w14:ligatures w14:val="none"/>
+        </w:rPr>
+      </w:pPr>
+      <w:r>
+        <w:rPr>
+          <w:sz w:val="24"/>
+          <w:szCs w:val="24"/>
+          <w14:ligatures w14:val="none"/>
+        </w:rPr>
+        <w:t>There it was. A slight straightening as he perked up.</w:t>
+      </w:r>
+    </w:p>
+    <w:p>
+      <w:pPr>
+        <w:rPr>
+          <w:sz w:val="24"/>
+          <w:szCs w:val="24"/>
+          <w14:ligatures w14:val="none"/>
+        </w:rPr>
+      </w:pPr>
+      <w:r>
+        <w:rPr>
+          <w:sz w:val="24"/>
+          <w:szCs w:val="24"/>
+          <w14:ligatures w14:val="none"/>
+        </w:rPr>
+        <w:t>“And you’re coming from Sudlow, Mr. Derring?”</w:t>
+      </w:r>
+    </w:p>
+    <w:p>
+      <w:pPr>
+        <w:rPr>
+          <w:sz w:val="24"/>
+          <w:szCs w:val="24"/>
+          <w14:ligatures w14:val="none"/>
+        </w:rPr>
+      </w:pPr>
+      <w:r>
+        <w:rPr>
+          <w:sz w:val="24"/>
+          <w:szCs w:val="24"/>
+          <w14:ligatures w14:val="none"/>
+        </w:rPr>
+        <w:t>“Please, call me Vic. And yes. I’m from Merranth originally and I’ve returned home.”</w:t>
+      </w:r>
+    </w:p>
+    <w:p>
+      <w:pPr>
+        <w:rPr>
+          <w:sz w:val="24"/>
+          <w:szCs w:val="24"/>
+          <w14:ligatures w14:val="none"/>
+        </w:rPr>
+      </w:pPr>
+      <w:r>
+        <w:rPr>
+          <w:sz w:val="24"/>
+          <w:szCs w:val="24"/>
+          <w14:ligatures w14:val="none"/>
+        </w:rPr>
+        <w:t>The harbourmaster smiled and began to write. Tav produced a coin and held it up between two fingers. The harbourmaster’s eyes tracked it immediately.</w:t>
+      </w:r>
+    </w:p>
+    <w:p>
+      <w:pPr>
+        <w:rPr>
+          <w:sz w:val="24"/>
+          <w:szCs w:val="24"/>
+          <w14:ligatures w14:val="none"/>
+        </w:rPr>
+      </w:pPr>
+      <w:r>
+        <w:rPr>
+          <w:sz w:val="24"/>
+          <w:szCs w:val="24"/>
+          <w14:ligatures w14:val="none"/>
+        </w:rPr>
+        <w:t>“Say, is it normal to document all people visiting or returning home? I don’t recall the custom.”</w:t>
+      </w:r>
+    </w:p>
+    <w:p>
+      <w:pPr>
+        <w:rPr>
+          <w:sz w:val="24"/>
+          <w:szCs w:val="24"/>
+          <w14:ligatures w14:val="none"/>
+        </w:rPr>
+      </w:pPr>
+      <w:r>
+        <w:rPr>
+          <w:sz w:val="24"/>
+          <w:szCs w:val="24"/>
+          <w14:ligatures w14:val="none"/>
+        </w:rPr>
+        <w:t>“New policy, I’m afraid. We document entrants for the register.”</w:t>
+      </w:r>
+    </w:p>
+    <w:p>
+      <w:pPr>
+        <w:rPr>
+          <w:sz w:val="24"/>
+          <w:szCs w:val="24"/>
+          <w14:ligatures w14:val="none"/>
+        </w:rPr>
+      </w:pPr>
+      <w:r>
+        <w:rPr>
+          <w:sz w:val="24"/>
+          <w:szCs w:val="24"/>
+          <w14:ligatures w14:val="none"/>
+        </w:rPr>
+        <w:t>“Mm.” Tav let the coin catch the light, then pulled it back as the man reached for it. “Ah. put me down as Vic.”</w:t>
+      </w:r>
+    </w:p>
+    <w:p>
+      <w:pPr>
+        <w:rPr>
+          <w:sz w:val="24"/>
+          <w:szCs w:val="24"/>
+          <w14:ligatures w14:val="none"/>
+        </w:rPr>
+      </w:pPr>
+      <w:r>
+        <w:rPr>
+          <w:sz w:val="24"/>
+          <w:szCs w:val="24"/>
+          <w14:ligatures w14:val="none"/>
+        </w:rPr>
+        <w:t>The harbourmaster looked at him, and Tav smiled pleasantly.</w:t>
+      </w:r>
+    </w:p>
+    <w:p>
+      <w:pPr>
+        <w:rPr>
+          <w:sz w:val="24"/>
+          <w:szCs w:val="24"/>
+          <w14:ligatures w14:val="none"/>
+        </w:rPr>
+      </w:pPr>
+      <w:r>
+        <w:rPr>
+          <w:sz w:val="24"/>
+          <w:szCs w:val="24"/>
+          <w14:ligatures w14:val="none"/>
+        </w:rPr>
+        <w:t>“Vic,” the man repeated, and wrote it down.</w:t>
+      </w:r>
+    </w:p>
+    <w:p>
+      <w:pPr>
+        <w:rPr>
+          <w:sz w:val="24"/>
+          <w:szCs w:val="24"/>
+          <w14:ligatures w14:val="none"/>
+        </w:rPr>
+      </w:pPr>
+      <w:r>
+        <w:rPr>
+          <w:sz w:val="24"/>
+          <w:szCs w:val="24"/>
+          <w14:ligatures w14:val="none"/>
+        </w:rPr>
+        <w:t>Tav flicked the coin through the air, and the harbourmaster caught it against his chest, undignified about it.</w:t>
+      </w:r>
+    </w:p>
+    <w:p>
+      <w:pPr>
+        <w:rPr>
+          <w:sz w:val="24"/>
+          <w:szCs w:val="24"/>
+          <w14:ligatures w14:val="none"/>
+        </w:rPr>
+      </w:pPr>
+      <w:r>
+        <w:rPr>
+          <w:sz w:val="24"/>
+          <w:szCs w:val="24"/>
+          <w14:ligatures w14:val="none"/>
+        </w:rPr>
+        <w:t xml:space="preserve">“Welcome home, Vic. I have what I need. I’ll add you </w:t>
+      </w:r>
+      <w:r>
+        <w:rPr>
+          <w:sz w:val="24"/>
+          <w:szCs w:val="24"/>
+          <w14:ligatures w14:val="none"/>
+        </w:rPr>
+        <w:t xml:space="preserve">to </w:t>
+      </w:r>
+      <w:r>
+        <w:rPr>
+          <w:sz w:val="24"/>
+          <w:szCs w:val="24"/>
+          <w14:ligatures w14:val="none"/>
+        </w:rPr>
+        <w:t>the register,” he burped. “You’ll be staying on Dock Street then, I presume? In case there are any issues processing your entry, you see.”</w:t>
+      </w:r>
+    </w:p>
+    <w:p>
+      <w:pPr>
+        <w:rPr>
+          <w:sz w:val="24"/>
+          <w:szCs w:val="24"/>
+          <w14:ligatures w14:val="none"/>
+        </w:rPr>
+      </w:pPr>
+      <w:r>
+        <w:rPr>
+          <w:sz w:val="24"/>
+          <w:szCs w:val="24"/>
+          <w14:ligatures w14:val="none"/>
+        </w:rPr>
+        <w:t>“Yep,” he said because it sounded easier and because he was tired. Something was off about the man’s interest but he’d been at sea for weeks and his instincts deserved one morning off.</w:t>
+      </w:r>
+    </w:p>
+    <w:p>
+      <w:pPr>
+        <w:rPr>
+          <w:sz w:val="24"/>
+          <w:szCs w:val="24"/>
+          <w14:ligatures w14:val="none"/>
+        </w:rPr>
+      </w:pPr>
       <w:r>
         <w:rPr>
           <w:i/>
@@ -215,15 +542,32 @@
           <w:szCs w:val="24"/>
           <w14:ligatures w14:val="none"/>
         </w:rPr>
-        <w:t xml:space="preserve"> Celeste</w:t>
-      </w:r>
-      <w:r>
-        <w:rPr>
-          <w:sz w:val="24"/>
-          <w:szCs w:val="24"/>
-          <w14:ligatures w14:val="none"/>
-        </w:rPr>
-        <w:t xml:space="preserve"> drew into her berth.</w:t>
+        <w:t>Sloppy,</w:t>
+      </w:r>
+      <w:r>
+        <w:rPr>
+          <w:sz w:val="24"/>
+          <w:szCs w:val="24"/>
+          <w14:ligatures w14:val="none"/>
+        </w:rPr>
+        <w:t xml:space="preserve"> said a small voice deep in his mind.</w:t>
+      </w:r>
+    </w:p>
+    <w:p>
+      <w:pPr>
+        <w:rPr>
+          <w:sz w:val="24"/>
+          <w:szCs w:val="24"/>
+          <w14:ligatures w14:val="none"/>
+        </w:rPr>
+      </w:pPr>
+      <w:r>
+        <w:rPr>
+          <w:sz w:val="24"/>
+          <w:szCs w:val="24"/>
+          <w14:ligatures w14:val="none"/>
+        </w:rPr>
+        <w:t>He told it to mind its own business.</w:t>
       </w:r>
     </w:p>
     <w:p>
@@ -257,129 +601,42 @@
           <w:szCs w:val="24"/>
           <w14:ligatures w14:val="none"/>
         </w:rPr>
-        <w:t>The harbourmaster was a short man with a pock-marked face and a weaselly moustache. He came down to the dock to meet Tav personally, which was unusual.</w:t>
-      </w:r>
-    </w:p>
-    <w:p>
-      <w:pPr>
-        <w:rPr>
-          <w:sz w:val="24"/>
-          <w:szCs w:val="24"/>
-          <w14:ligatures w14:val="none"/>
-        </w:rPr>
-      </w:pPr>
-      <w:r>
-        <w:rPr>
-          <w:sz w:val="24"/>
-          <w:szCs w:val="24"/>
-          <w14:ligatures w14:val="none"/>
-        </w:rPr>
-        <w:t xml:space="preserve">“Rare to see a single passenger on a cargo run, lad,” the man said, in the tone of someone who was curious and pretending otherwise. Last night’s ale still clung to his breath. He tucked </w:t>
-      </w:r>
-      <w:r>
-        <w:rPr>
-          <w:sz w:val="24"/>
-          <w:szCs w:val="24"/>
-          <w14:ligatures w14:val="none"/>
-        </w:rPr>
-        <w:t xml:space="preserve">in </w:t>
-      </w:r>
-      <w:r>
-        <w:rPr>
-          <w:sz w:val="24"/>
-          <w:szCs w:val="24"/>
-          <w14:ligatures w14:val="none"/>
-        </w:rPr>
-        <w:t>his unkempt shirt. He’s smuggling a large cannonball in his gut, Tav thought.</w:t>
-      </w:r>
-    </w:p>
-    <w:p>
-      <w:pPr>
-        <w:rPr>
-          <w:sz w:val="24"/>
-          <w:szCs w:val="24"/>
-          <w14:ligatures w14:val="none"/>
-        </w:rPr>
-      </w:pPr>
-      <w:r>
-        <w:rPr>
-          <w:sz w:val="24"/>
-          <w:szCs w:val="24"/>
-          <w14:ligatures w14:val="none"/>
-        </w:rPr>
-        <w:t>“Rarer still to see a harbourmaster stand on principle so early in the morning,” Tav said. “Lodgings?”</w:t>
-      </w:r>
-    </w:p>
-    <w:p>
-      <w:pPr>
-        <w:rPr>
-          <w:sz w:val="24"/>
-          <w:szCs w:val="24"/>
-          <w14:ligatures w14:val="none"/>
-        </w:rPr>
-      </w:pPr>
-      <w:r>
-        <w:rPr>
-          <w:sz w:val="24"/>
-          <w:szCs w:val="24"/>
-          <w14:ligatures w14:val="none"/>
-        </w:rPr>
-        <w:t xml:space="preserve">The harbourmaster smiled. “I know just the place. Dock Street, not a five </w:t>
-      </w:r>
-      <w:proofErr w:type="spellStart"/>
-      <w:proofErr w:type="gramStart"/>
-      <w:r>
-        <w:rPr>
-          <w:sz w:val="24"/>
-          <w:szCs w:val="24"/>
-          <w14:ligatures w14:val="none"/>
-        </w:rPr>
-        <w:t>minutes</w:t>
-      </w:r>
-      <w:proofErr w:type="gramEnd"/>
-      <w:r>
-        <w:rPr>
-          <w:sz w:val="24"/>
-          <w:szCs w:val="24"/>
-          <w14:ligatures w14:val="none"/>
-        </w:rPr>
-        <w:t xml:space="preserve"> walk</w:t>
-      </w:r>
-      <w:proofErr w:type="spellEnd"/>
-      <w:r>
-        <w:rPr>
-          <w:sz w:val="24"/>
-          <w:szCs w:val="24"/>
-          <w14:ligatures w14:val="none"/>
-        </w:rPr>
-        <w:t>. Clean enough, reasonable price, good people. But there’s the matter of undocumented entrants to Merranth.” The harbourmaster produced a rolled-up leaf of paper from his back pocket, and a quill from behind his ear.</w:t>
-      </w:r>
-    </w:p>
-    <w:p>
-      <w:pPr>
-        <w:rPr>
-          <w:sz w:val="24"/>
-          <w:szCs w:val="24"/>
-          <w14:ligatures w14:val="none"/>
-        </w:rPr>
-      </w:pPr>
-      <w:r>
-        <w:rPr>
-          <w:sz w:val="24"/>
-          <w:szCs w:val="24"/>
-          <w14:ligatures w14:val="none"/>
-        </w:rPr>
-        <w:t>“Last name,” he asked.</w:t>
-      </w:r>
-    </w:p>
-    <w:p>
-      <w:pPr>
-        <w:rPr>
-          <w:sz w:val="24"/>
-          <w:szCs w:val="24"/>
-          <w14:ligatures w14:val="none"/>
-        </w:rPr>
-      </w:pPr>
+        <w:t>The room was up two flights of stairs, facing an alley, with a narrow bed and a window that looked like it could open. Tav dropped his pack on the floor and his hat on the chair and stood in the middle of the room for a moment, just breathing.</w:t>
+      </w:r>
+    </w:p>
+    <w:p>
+      <w:pPr>
+        <w:rPr>
+          <w:sz w:val="24"/>
+          <w:szCs w:val="24"/>
+          <w14:ligatures w14:val="none"/>
+        </w:rPr>
+      </w:pPr>
+      <w:r>
+        <w:rPr>
+          <w:sz w:val="24"/>
+          <w:szCs w:val="24"/>
+          <w14:ligatures w14:val="none"/>
+        </w:rPr>
+        <w:t>Then he sat on the edge of the bed and opened the pack.</w:t>
+      </w:r>
+    </w:p>
+    <w:p>
+      <w:pPr>
+        <w:rPr>
+          <w:sz w:val="24"/>
+          <w:szCs w:val="24"/>
+          <w14:ligatures w14:val="none"/>
+        </w:rPr>
+      </w:pPr>
+      <w:r>
+        <w:rPr>
+          <w:sz w:val="24"/>
+          <w:szCs w:val="24"/>
+          <w14:ligatures w14:val="none"/>
+        </w:rPr>
+        <w:t xml:space="preserve">He took them out one at a time. A copper mask from somewhere in Nemogal, features worn smooth by handling. A carved stone crow, small enough to sit in a closed fist. A brass </w:t>
+      </w:r>
       <w:r>
         <w:rPr>
           <w:sz w:val="24"/>
@@ -387,255 +644,41 @@
           <w14:ligatures w14:val="none"/>
         </w:rPr>
         <w:lastRenderedPageBreak/>
-        <w:t>Tav noticed the man’s pen hovering a little too eagerly. “Derring,” he said, watching for the reaction.</w:t>
-      </w:r>
-    </w:p>
-    <w:p>
-      <w:pPr>
-        <w:rPr>
-          <w:sz w:val="24"/>
-          <w:szCs w:val="24"/>
-          <w14:ligatures w14:val="none"/>
-        </w:rPr>
-      </w:pPr>
-      <w:r>
-        <w:rPr>
-          <w:sz w:val="24"/>
-          <w:szCs w:val="24"/>
-          <w14:ligatures w14:val="none"/>
-        </w:rPr>
-        <w:t>There it was. A slight straightening as he perked up.</w:t>
-      </w:r>
-    </w:p>
-    <w:p>
-      <w:pPr>
-        <w:rPr>
-          <w:sz w:val="24"/>
-          <w:szCs w:val="24"/>
-          <w14:ligatures w14:val="none"/>
-        </w:rPr>
-      </w:pPr>
-      <w:r>
-        <w:rPr>
-          <w:sz w:val="24"/>
-          <w:szCs w:val="24"/>
-          <w14:ligatures w14:val="none"/>
-        </w:rPr>
-        <w:t>“And you’re coming from Sudlow, Mr. Derring?”</w:t>
-      </w:r>
-    </w:p>
-    <w:p>
-      <w:pPr>
-        <w:rPr>
-          <w:sz w:val="24"/>
-          <w:szCs w:val="24"/>
-          <w14:ligatures w14:val="none"/>
-        </w:rPr>
-      </w:pPr>
-      <w:r>
-        <w:rPr>
-          <w:sz w:val="24"/>
-          <w:szCs w:val="24"/>
-          <w14:ligatures w14:val="none"/>
-        </w:rPr>
-        <w:t>“Please, call me Vic. And yes. I’m from Merranth originally and I’ve returned home.”</w:t>
-      </w:r>
-    </w:p>
-    <w:p>
-      <w:pPr>
-        <w:rPr>
-          <w:sz w:val="24"/>
-          <w:szCs w:val="24"/>
-          <w14:ligatures w14:val="none"/>
-        </w:rPr>
-      </w:pPr>
-      <w:r>
-        <w:rPr>
-          <w:sz w:val="24"/>
-          <w:szCs w:val="24"/>
-          <w14:ligatures w14:val="none"/>
-        </w:rPr>
-        <w:t>The harbourmaster smiled and began to write. Tav produced a coin and held it up between two fingers. The harbourmaster’s eyes tracked it immediately.</w:t>
-      </w:r>
-    </w:p>
-    <w:p>
-      <w:pPr>
-        <w:rPr>
-          <w:sz w:val="24"/>
-          <w:szCs w:val="24"/>
-          <w14:ligatures w14:val="none"/>
-        </w:rPr>
-      </w:pPr>
-      <w:r>
-        <w:rPr>
-          <w:sz w:val="24"/>
-          <w:szCs w:val="24"/>
-          <w14:ligatures w14:val="none"/>
-        </w:rPr>
-        <w:t>“Say, is it normal to document all people visiting or returning home? I don’t recall the custom.”</w:t>
-      </w:r>
-    </w:p>
-    <w:p>
-      <w:pPr>
-        <w:rPr>
-          <w:sz w:val="24"/>
-          <w:szCs w:val="24"/>
-          <w14:ligatures w14:val="none"/>
-        </w:rPr>
-      </w:pPr>
-      <w:r>
-        <w:rPr>
-          <w:sz w:val="24"/>
-          <w:szCs w:val="24"/>
-          <w14:ligatures w14:val="none"/>
-        </w:rPr>
-        <w:t>“New policy, I’m afraid. We document entrants for the register.”</w:t>
-      </w:r>
-    </w:p>
-    <w:p>
-      <w:pPr>
-        <w:rPr>
-          <w:sz w:val="24"/>
-          <w:szCs w:val="24"/>
-          <w14:ligatures w14:val="none"/>
-        </w:rPr>
-      </w:pPr>
-      <w:r>
-        <w:rPr>
-          <w:sz w:val="24"/>
-          <w:szCs w:val="24"/>
-          <w14:ligatures w14:val="none"/>
-        </w:rPr>
-        <w:t>“Mm.” Tav let the coin catch the light, then pulled it back as the man reached for it. “Ah. put me down as Vic.”</w:t>
-      </w:r>
-    </w:p>
-    <w:p>
-      <w:pPr>
-        <w:rPr>
-          <w:sz w:val="24"/>
-          <w:szCs w:val="24"/>
-          <w14:ligatures w14:val="none"/>
-        </w:rPr>
-      </w:pPr>
-      <w:r>
-        <w:rPr>
-          <w:sz w:val="24"/>
-          <w:szCs w:val="24"/>
-          <w14:ligatures w14:val="none"/>
-        </w:rPr>
-        <w:t>The harbourmaster looked at him, and Tav smiled pleasantly.</w:t>
-      </w:r>
-    </w:p>
-    <w:p>
-      <w:pPr>
-        <w:rPr>
-          <w:sz w:val="24"/>
-          <w:szCs w:val="24"/>
-          <w14:ligatures w14:val="none"/>
-        </w:rPr>
-      </w:pPr>
-      <w:r>
-        <w:rPr>
-          <w:sz w:val="24"/>
-          <w:szCs w:val="24"/>
-          <w14:ligatures w14:val="none"/>
-        </w:rPr>
-        <w:t>“Vic,” the man repeated, and wrote it down.</w:t>
-      </w:r>
-    </w:p>
-    <w:p>
-      <w:pPr>
-        <w:rPr>
-          <w:sz w:val="24"/>
-          <w:szCs w:val="24"/>
-          <w14:ligatures w14:val="none"/>
-        </w:rPr>
-      </w:pPr>
-      <w:r>
-        <w:rPr>
-          <w:sz w:val="24"/>
-          <w:szCs w:val="24"/>
-          <w14:ligatures w14:val="none"/>
-        </w:rPr>
-        <w:t>Tav flicked the coin through the air, and the harbourmaster caught it against his chest, undignified about it.</w:t>
-      </w:r>
-    </w:p>
-    <w:p>
-      <w:pPr>
-        <w:rPr>
-          <w:sz w:val="24"/>
-          <w:szCs w:val="24"/>
-          <w14:ligatures w14:val="none"/>
-        </w:rPr>
-      </w:pPr>
-      <w:r>
-        <w:rPr>
-          <w:sz w:val="24"/>
-          <w:szCs w:val="24"/>
-          <w14:ligatures w14:val="none"/>
-        </w:rPr>
-        <w:t xml:space="preserve">“Welcome home, Vic. I have what I need. I’ll add you </w:t>
-      </w:r>
-      <w:r>
-        <w:rPr>
-          <w:sz w:val="24"/>
-          <w:szCs w:val="24"/>
-          <w14:ligatures w14:val="none"/>
-        </w:rPr>
-        <w:t xml:space="preserve">to </w:t>
-      </w:r>
-      <w:r>
-        <w:rPr>
-          <w:sz w:val="24"/>
-          <w:szCs w:val="24"/>
-          <w14:ligatures w14:val="none"/>
-        </w:rPr>
-        <w:t>the register,” he burped. “You’ll be staying on Dock Street then, I presume? In case there are any issues processing your entry, you see.”</w:t>
-      </w:r>
-    </w:p>
-    <w:p>
-      <w:pPr>
-        <w:rPr>
-          <w:sz w:val="24"/>
-          <w:szCs w:val="24"/>
-          <w14:ligatures w14:val="none"/>
-        </w:rPr>
-      </w:pPr>
-      <w:r>
-        <w:rPr>
-          <w:sz w:val="24"/>
-          <w:szCs w:val="24"/>
-          <w14:ligatures w14:val="none"/>
-        </w:rPr>
-        <w:t xml:space="preserve">“Yep,” he said because it sounded easier and because he was tired. Something was off about the man’s </w:t>
-      </w:r>
-      <w:proofErr w:type="gramStart"/>
-      <w:r>
-        <w:rPr>
-          <w:sz w:val="24"/>
-          <w:szCs w:val="24"/>
-          <w14:ligatures w14:val="none"/>
-        </w:rPr>
-        <w:t>interest</w:t>
-      </w:r>
-      <w:proofErr w:type="gramEnd"/>
-      <w:r>
-        <w:rPr>
-          <w:sz w:val="24"/>
-          <w:szCs w:val="24"/>
-          <w14:ligatures w14:val="none"/>
-        </w:rPr>
-        <w:t xml:space="preserve"> but he’d been at sea for weeks and his instincts deserved one morning off.</w:t>
-      </w:r>
-    </w:p>
-    <w:p>
-      <w:pPr>
-        <w:rPr>
-          <w:sz w:val="24"/>
-          <w:szCs w:val="24"/>
-          <w14:ligatures w14:val="none"/>
-        </w:rPr>
-      </w:pPr>
+        <w:t>disc etched with a navigator’s pattern he still hadn’t decoded. A wooden figure, a sailor or merchant depending on the angle, which he’d lifted from a governor’s bureau. There were others. Fourteen in total.</w:t>
+      </w:r>
+    </w:p>
+    <w:p>
+      <w:pPr>
+        <w:rPr>
+          <w:sz w:val="24"/>
+          <w:szCs w:val="24"/>
+          <w14:ligatures w14:val="none"/>
+        </w:rPr>
+      </w:pPr>
+      <w:r>
+        <w:rPr>
+          <w:sz w:val="24"/>
+          <w:szCs w:val="24"/>
+          <w14:ligatures w14:val="none"/>
+        </w:rPr>
+        <w:t>He returned them to his pack. None of them were expensive, which hadn’t been the point. His father liked collecting things that had seen or represented the world. Objects wit</w:t>
+      </w:r>
+      <w:r>
+        <w:rPr>
+          <w:sz w:val="24"/>
+          <w:szCs w:val="24"/>
+          <w14:ligatures w14:val="none"/>
+        </w:rPr>
+        <w:t>h</w:t>
+      </w:r>
+      <w:r>
+        <w:rPr>
+          <w:sz w:val="24"/>
+          <w:szCs w:val="24"/>
+          <w14:ligatures w14:val="none"/>
+        </w:rPr>
+        <w:t xml:space="preserve"> weight to them, that fixed a moment in place and said</w:t>
+      </w:r>
       <w:r>
         <w:rPr>
           <w:i/>
@@ -644,196 +687,7 @@
           <w:szCs w:val="24"/>
           <w14:ligatures w14:val="none"/>
         </w:rPr>
-        <w:t>Sloppy,</w:t>
-      </w:r>
-      <w:r>
-        <w:rPr>
-          <w:sz w:val="24"/>
-          <w:szCs w:val="24"/>
-          <w14:ligatures w14:val="none"/>
-        </w:rPr>
-        <w:t xml:space="preserve"> said a small voice deep in his mind.</w:t>
-      </w:r>
-    </w:p>
-    <w:p>
-      <w:pPr>
-        <w:rPr>
-          <w:sz w:val="24"/>
-          <w:szCs w:val="24"/>
-          <w14:ligatures w14:val="none"/>
-        </w:rPr>
-      </w:pPr>
-      <w:r>
-        <w:rPr>
-          <w:sz w:val="24"/>
-          <w:szCs w:val="24"/>
-          <w14:ligatures w14:val="none"/>
-        </w:rPr>
-        <w:t>He told it to mind its own business.</w:t>
-      </w:r>
-    </w:p>
-    <w:p>
-      <w:pPr>
-        <w:rPr>
-          <w:sz w:val="24"/>
-          <w:szCs w:val="24"/>
-          <w14:ligatures w14:val="none"/>
-        </w:rPr>
-      </w:pPr>
-      <w:r>
-        <w:rPr>
-          <w:sz w:val="24"/>
-          <w:szCs w:val="24"/>
-          <w14:ligatures w14:val="none"/>
-        </w:rPr>
-        <w:t>---</w:t>
-      </w:r>
-    </w:p>
-    <w:p>
-      <w:pPr>
-        <w:rPr>
-          <w:sz w:val="24"/>
-          <w:szCs w:val="24"/>
-          <w14:ligatures w14:val="none"/>
-        </w:rPr>
-      </w:pPr>
-      <w:r>
-        <w:rPr>
-          <w:sz w:val="24"/>
-          <w:szCs w:val="24"/>
-          <w14:ligatures w14:val="none"/>
-        </w:rPr>
-        <w:t>The room was up two flights of stairs, facing an alley, with a narrow bed and a window that looked like it could open. Tav dropped his pack on the floor and his hat on the chair and stood in the middle of the room for a moment, just breathing.</w:t>
-      </w:r>
-    </w:p>
-    <w:p>
-      <w:pPr>
-        <w:rPr>
-          <w:sz w:val="24"/>
-          <w:szCs w:val="24"/>
-          <w14:ligatures w14:val="none"/>
-        </w:rPr>
-      </w:pPr>
-      <w:r>
-        <w:rPr>
-          <w:sz w:val="24"/>
-          <w:szCs w:val="24"/>
-          <w14:ligatures w14:val="none"/>
-        </w:rPr>
-        <w:t>Then he sat on the edge of the bed and opened the pack.</w:t>
-      </w:r>
-    </w:p>
-    <w:p>
-      <w:pPr>
-        <w:rPr>
-          <w:sz w:val="24"/>
-          <w:szCs w:val="24"/>
-          <w14:ligatures w14:val="none"/>
-        </w:rPr>
-      </w:pPr>
-      <w:r>
-        <w:rPr>
-          <w:sz w:val="24"/>
-          <w:szCs w:val="24"/>
-          <w14:ligatures w14:val="none"/>
-        </w:rPr>
-        <w:t xml:space="preserve">He took them out one at a time. A copper mask from somewhere in Nemogal, features worn </w:t>
-      </w:r>
-      <w:proofErr w:type="gramStart"/>
-      <w:r>
-        <w:rPr>
-          <w:sz w:val="24"/>
-          <w:szCs w:val="24"/>
-          <w14:ligatures w14:val="none"/>
-        </w:rPr>
-        <w:t>smooth</w:t>
-      </w:r>
-      <w:proofErr w:type="gramEnd"/>
-      <w:r>
-        <w:rPr>
-          <w:sz w:val="24"/>
-          <w:szCs w:val="24"/>
-          <w14:ligatures w14:val="none"/>
-        </w:rPr>
-        <w:t xml:space="preserve"> by handling. A carved stone crow, small enough to sit in a closed fist. A brass </w:t>
-      </w:r>
-      <w:r>
-        <w:rPr>
-          <w:sz w:val="24"/>
-          <w:szCs w:val="24"/>
-          <w14:ligatures w14:val="none"/>
-        </w:rPr>
-        <w:lastRenderedPageBreak/>
-        <w:t xml:space="preserve">disc etched with a </w:t>
-      </w:r>
-      <w:proofErr w:type="gramStart"/>
-      <w:r>
-        <w:rPr>
-          <w:sz w:val="24"/>
-          <w:szCs w:val="24"/>
-          <w14:ligatures w14:val="none"/>
-        </w:rPr>
-        <w:t>navigator’s</w:t>
-      </w:r>
-      <w:proofErr w:type="gramEnd"/>
-      <w:r>
-        <w:rPr>
-          <w:sz w:val="24"/>
-          <w:szCs w:val="24"/>
-          <w14:ligatures w14:val="none"/>
-        </w:rPr>
-        <w:t xml:space="preserve"> pattern he still hadn’t decoded. A wooden figure, a sailor or merchant depending on the angle, which he’d lifted from a governor’s bureau. There were others. Fourteen in total.</w:t>
-      </w:r>
-    </w:p>
-    <w:p>
-      <w:pPr>
-        <w:rPr>
-          <w:sz w:val="24"/>
-          <w:szCs w:val="24"/>
-          <w14:ligatures w14:val="none"/>
-        </w:rPr>
-      </w:pPr>
-      <w:r>
-        <w:rPr>
-          <w:sz w:val="24"/>
-          <w:szCs w:val="24"/>
-          <w14:ligatures w14:val="none"/>
-        </w:rPr>
-        <w:t xml:space="preserve">He returned them to his pack. None of them were expensive, which </w:t>
-      </w:r>
-      <w:proofErr w:type="gramStart"/>
-      <w:r>
-        <w:rPr>
-          <w:sz w:val="24"/>
-          <w:szCs w:val="24"/>
-          <w14:ligatures w14:val="none"/>
-        </w:rPr>
-        <w:t>hadn’t been</w:t>
-      </w:r>
-      <w:proofErr w:type="gramEnd"/>
-      <w:r>
-        <w:rPr>
-          <w:sz w:val="24"/>
-          <w:szCs w:val="24"/>
-          <w14:ligatures w14:val="none"/>
-        </w:rPr>
-        <w:t xml:space="preserve"> the point. His father liked collecting things that had seen or represented the world. Objects wit</w:t>
-      </w:r>
-      <w:r>
-        <w:rPr>
-          <w:sz w:val="24"/>
-          <w:szCs w:val="24"/>
-          <w14:ligatures w14:val="none"/>
-        </w:rPr>
-        <w:t>h</w:t>
-      </w:r>
-      <w:r>
-        <w:rPr>
-          <w:sz w:val="24"/>
-          <w:szCs w:val="24"/>
-          <w14:ligatures w14:val="none"/>
-        </w:rPr>
-        <w:t xml:space="preserve"> weight to them, that fixed a moment in place and said</w:t>
+        <w:t xml:space="preserve"> I was here, and this happened, and it mattered</w:t>
       </w:r>
       <w:r>
         <w:rPr>
@@ -843,8 +697,34 @@
           <w:szCs w:val="24"/>
           <w14:ligatures w14:val="none"/>
         </w:rPr>
-        <w:t xml:space="preserve"> I was here, and this happened, and it mattered</w:t>
-      </w:r>
+        <w:t>.</w:t>
+      </w:r>
+    </w:p>
+    <w:p>
+      <w:pPr>
+        <w:rPr>
+          <w:sz w:val="24"/>
+          <w:szCs w:val="24"/>
+          <w14:ligatures w14:val="none"/>
+        </w:rPr>
+      </w:pPr>
+      <w:r>
+        <w:rPr>
+          <w:sz w:val="24"/>
+          <w:szCs w:val="24"/>
+          <w14:ligatures w14:val="none"/>
+        </w:rPr>
+        <w:t>Twenty-six ports over five years. Not bad for a kid from Merranth with a frozen debt and a tendency to antagonize authority figures. He smoothed a thumb across the crow’s carved wing.</w:t>
+      </w:r>
+    </w:p>
+    <w:p>
+      <w:pPr>
+        <w:rPr>
+          <w:sz w:val="24"/>
+          <w:szCs w:val="24"/>
+          <w14:ligatures w14:val="none"/>
+        </w:rPr>
+      </w:pPr>
       <w:r>
         <w:rPr>
           <w:i/>
@@ -853,42 +733,6 @@
           <w:szCs w:val="24"/>
           <w14:ligatures w14:val="none"/>
         </w:rPr>
-        <w:t>.</w:t>
-      </w:r>
-    </w:p>
-    <w:p>
-      <w:pPr>
-        <w:rPr>
-          <w:sz w:val="24"/>
-          <w:szCs w:val="24"/>
-          <w14:ligatures w14:val="none"/>
-        </w:rPr>
-      </w:pPr>
-      <w:r>
-        <w:rPr>
-          <w:sz w:val="24"/>
-          <w:szCs w:val="24"/>
-          <w14:ligatures w14:val="none"/>
-        </w:rPr>
-        <w:t>Twenty-six ports over five years. Not bad for a kid from Merranth with a frozen debt and a tendency to antagonize authority figures. He smoothed a thumb across the crow’s carved wing.</w:t>
-      </w:r>
-    </w:p>
-    <w:p>
-      <w:pPr>
-        <w:rPr>
-          <w:sz w:val="24"/>
-          <w:szCs w:val="24"/>
-          <w14:ligatures w14:val="none"/>
-        </w:rPr>
-      </w:pPr>
-      <w:r>
-        <w:rPr>
-          <w:i/>
-          <w:iCs/>
-          <w:sz w:val="24"/>
-          <w:szCs w:val="24"/>
-          <w14:ligatures w14:val="none"/>
-        </w:rPr>
         <w:t xml:space="preserve">I’ll bring them home soon. </w:t>
       </w:r>
       <w:r>
@@ -897,25 +741,7 @@
           <w:szCs w:val="24"/>
           <w14:ligatures w14:val="none"/>
         </w:rPr>
-        <w:t xml:space="preserve">When everything was finished. He’d go to the safehouse when it was time. When he’d done what he set out to achieve. The painting. The trinkets. The things that belonged to his </w:t>
-      </w:r>
-      <w:proofErr w:type="gramStart"/>
-      <w:r>
-        <w:rPr>
-          <w:sz w:val="24"/>
-          <w:szCs w:val="24"/>
-          <w14:ligatures w14:val="none"/>
-        </w:rPr>
-        <w:t>father,</w:t>
-      </w:r>
-      <w:proofErr w:type="gramEnd"/>
-      <w:r>
-        <w:rPr>
-          <w:sz w:val="24"/>
-          <w:szCs w:val="24"/>
-          <w14:ligatures w14:val="none"/>
-        </w:rPr>
-        <w:t xml:space="preserve"> returned to where they ought to be.</w:t>
+        <w:t>When everything was finished. He’d go to the safehouse when it was time. When he’d done what he set out to achieve. The painting. The trinkets. The things that belonged to his father, returned to where they ought to be.</w:t>
       </w:r>
     </w:p>
     <w:p>
@@ -999,25 +825,7 @@
           <w:szCs w:val="24"/>
           <w14:ligatures w14:val="none"/>
         </w:rPr>
-        <w:t xml:space="preserve"> ring between his fingers once in the dark beneath his </w:t>
-      </w:r>
-      <w:proofErr w:type="gramStart"/>
-      <w:r>
-        <w:rPr>
-          <w:sz w:val="24"/>
-          <w:szCs w:val="24"/>
-          <w14:ligatures w14:val="none"/>
-        </w:rPr>
-        <w:t>shirt, and</w:t>
-      </w:r>
-      <w:proofErr w:type="gramEnd"/>
-      <w:r>
-        <w:rPr>
-          <w:sz w:val="24"/>
-          <w:szCs w:val="24"/>
-          <w14:ligatures w14:val="none"/>
-        </w:rPr>
-        <w:t xml:space="preserve"> slept.</w:t>
+        <w:t xml:space="preserve"> ring between his fingers once in the dark beneath his shirt, and slept.</w:t>
       </w:r>
     </w:p>
     <w:p>
@@ -1225,25 +1033,7 @@
           <w:szCs w:val="24"/>
           <w14:ligatures w14:val="none"/>
         </w:rPr>
-        <w:t xml:space="preserve">His pursuers were wrong. That was the first thing he </w:t>
-      </w:r>
-      <w:proofErr w:type="gramStart"/>
-      <w:r>
-        <w:rPr>
-          <w:sz w:val="24"/>
-          <w:szCs w:val="24"/>
-          <w14:ligatures w14:val="none"/>
-        </w:rPr>
-        <w:t>noted</w:t>
-      </w:r>
-      <w:proofErr w:type="gramEnd"/>
-      <w:r>
-        <w:rPr>
-          <w:sz w:val="24"/>
-          <w:szCs w:val="24"/>
-          <w14:ligatures w14:val="none"/>
-        </w:rPr>
-        <w:t xml:space="preserve"> once he had roof under his feet and momentum carrying him forward across the slick tiles. Not slow, not clumsy, nothing so useful. They anticipated him. They took the gaps he took without breaking stride, silent, synchronized, patient as arithmetic, and no crew of the watch and no rival's hired knives had ever moved like that.</w:t>
+        <w:t>His pursuers were wrong. That was the first thing he noted once he had roof under his feet and momentum carrying him forward across the slick tiles. Not slow, not clumsy, nothing so useful. They anticipated him. They took the gaps he took without breaking stride, silent, synchronized, patient as arithmetic, and no crew of the watch and no rival's hired knives had ever moved like that.</w:t>
       </w:r>
     </w:p>
     <w:p>
@@ -1332,25 +1122,7 @@
           <w:szCs w:val="24"/>
           <w14:ligatures w14:val="none"/>
         </w:rPr>
-        <w:t xml:space="preserve">Merranth </w:t>
-      </w:r>
-      <w:proofErr w:type="gramStart"/>
-      <w:r>
-        <w:rPr>
-          <w:sz w:val="24"/>
-          <w:szCs w:val="24"/>
-          <w14:ligatures w14:val="none"/>
-        </w:rPr>
-        <w:t>opened up</w:t>
-      </w:r>
-      <w:proofErr w:type="gramEnd"/>
-      <w:r>
-        <w:rPr>
-          <w:sz w:val="24"/>
-          <w:szCs w:val="24"/>
-          <w14:ligatures w14:val="none"/>
-        </w:rPr>
-        <w:t xml:space="preserve"> beneath him, and he played the still familiar terrain like an accordion</w:t>
+        <w:t>Merranth opened up beneath him, and he played the still familiar terrain like an accordion</w:t>
       </w:r>
       <w:r>
         <w:rPr>
@@ -1398,25 +1170,7 @@
           <w:szCs w:val="24"/>
           <w14:ligatures w14:val="none"/>
         </w:rPr>
-        <w:t xml:space="preserve">too hard about the drop on either side. So, he did exactly that: he stopped thinking and let the city </w:t>
-      </w:r>
-      <w:proofErr w:type="gramStart"/>
-      <w:r>
-        <w:rPr>
-          <w:sz w:val="24"/>
-          <w:szCs w:val="24"/>
-          <w14:ligatures w14:val="none"/>
-        </w:rPr>
-        <w:t>call to</w:t>
-      </w:r>
-      <w:proofErr w:type="gramEnd"/>
-      <w:r>
-        <w:rPr>
-          <w:sz w:val="24"/>
-          <w:szCs w:val="24"/>
-          <w14:ligatures w14:val="none"/>
-        </w:rPr>
-        <w:t xml:space="preserve"> him.</w:t>
+        <w:t>too hard about the drop on either side. So, he did exactly that: he stopped thinking and let the city call to him.</w:t>
       </w:r>
     </w:p>
     <w:p>
@@ -1519,25 +1273,7 @@
           <w:szCs w:val="24"/>
           <w14:ligatures w14:val="none"/>
         </w:rPr>
-        <w:t xml:space="preserve">A large man filled the far end of the alley. Tav had approximately one second to register the size of him, the pale complexion almost luminous in the dark, the shock of red hair, the gnarled truncheon resting </w:t>
-      </w:r>
-      <w:proofErr w:type="gramStart"/>
-      <w:r>
-        <w:rPr>
-          <w:sz w:val="24"/>
-          <w:szCs w:val="24"/>
-          <w14:ligatures w14:val="none"/>
-        </w:rPr>
-        <w:t>easy</w:t>
-      </w:r>
-      <w:proofErr w:type="gramEnd"/>
-      <w:r>
-        <w:rPr>
-          <w:sz w:val="24"/>
-          <w:szCs w:val="24"/>
-          <w14:ligatures w14:val="none"/>
-        </w:rPr>
-        <w:t xml:space="preserve"> against one shoulder.</w:t>
+        <w:t>A large man filled the far end of the alley. Tav had approximately one second to register the size of him, the pale complexion almost luminous in the dark, the shock of red hair, the gnarled truncheon resting easy against one shoulder.</w:t>
       </w:r>
     </w:p>
     <w:p>
@@ -1618,25 +1354,7 @@
           <w:szCs w:val="24"/>
           <w14:ligatures w14:val="none"/>
         </w:rPr>
-        <w:t xml:space="preserve">He stood at the window, his pipe burning </w:t>
-      </w:r>
-      <w:proofErr w:type="gramStart"/>
-      <w:r>
-        <w:rPr>
-          <w:sz w:val="24"/>
-          <w:szCs w:val="24"/>
-          <w14:ligatures w14:val="none"/>
-        </w:rPr>
-        <w:t>slow</w:t>
-      </w:r>
-      <w:proofErr w:type="gramEnd"/>
-      <w:r>
-        <w:rPr>
-          <w:sz w:val="24"/>
-          <w:szCs w:val="24"/>
-          <w14:ligatures w14:val="none"/>
-        </w:rPr>
-        <w:t xml:space="preserve"> between two fingers, waiting to watch the harbour catch the early light. Merranth from above looked almost orderly: the geometry of rooftops, the neat lines of the docks, the ships at anchor sitting still as painted things. The illusion lasted until you descended into it, which Sayd tried to do as infrequently as possible these days.</w:t>
+        <w:t>He stood at the window, his pipe burning slow between two fingers, waiting to watch the harbour catch the early light. Merranth from above looked almost orderly: the geometry of rooftops, the neat lines of the docks, the ships at anchor sitting still as painted things. The illusion lasted until you descended into it, which Sayd tried to do as infrequently as possible these days.</w:t>
       </w:r>
     </w:p>
     <w:p>
@@ -1804,25 +1522,7 @@
           <w:szCs w:val="24"/>
           <w14:ligatures w14:val="none"/>
         </w:rPr>
-        <w:t xml:space="preserve">The door closed. Sayd listened to Odd Hands. The </w:t>
-      </w:r>
-      <w:proofErr w:type="gramStart"/>
-      <w:r>
-        <w:rPr>
-          <w:sz w:val="24"/>
-          <w:szCs w:val="24"/>
-          <w14:ligatures w14:val="none"/>
-        </w:rPr>
-        <w:t>particular quality</w:t>
-      </w:r>
-      <w:proofErr w:type="gramEnd"/>
-      <w:r>
-        <w:rPr>
-          <w:sz w:val="24"/>
-          <w:szCs w:val="24"/>
-          <w14:ligatures w14:val="none"/>
-        </w:rPr>
-        <w:t xml:space="preserve"> of silence that meant someone was hovering, working up a question.</w:t>
+        <w:t>The door closed. Sayd listened to Odd Hands. The particular quality of silence that meant someone was hovering, working up a question.</w:t>
       </w:r>
     </w:p>
     <w:p>
@@ -1993,25 +1693,7 @@
           <w:szCs w:val="24"/>
           <w14:ligatures w14:val="none"/>
         </w:rPr>
-        <w:t xml:space="preserve">“Then you check his room. He wouldn’t have had time to take everything. Have his belongings collected and </w:t>
-      </w:r>
-      <w:proofErr w:type="gramStart"/>
-      <w:r>
-        <w:rPr>
-          <w:sz w:val="24"/>
-          <w:szCs w:val="24"/>
-          <w14:ligatures w14:val="none"/>
-        </w:rPr>
-        <w:t>bring</w:t>
-      </w:r>
-      <w:proofErr w:type="gramEnd"/>
-      <w:r>
-        <w:rPr>
-          <w:sz w:val="24"/>
-          <w:szCs w:val="24"/>
-          <w14:ligatures w14:val="none"/>
-        </w:rPr>
-        <w:t xml:space="preserve"> them to Judgment Crane.”</w:t>
+        <w:t>“Then you check his room. He wouldn’t have had time to take everything. Have his belongings collected and bring them to Judgment Crane.”</w:t>
       </w:r>
     </w:p>
     <w:p>
@@ -2252,61 +1934,7 @@
           <w:szCs w:val="24"/>
           <w14:ligatures w14:val="none"/>
         </w:rPr>
-        <w:t xml:space="preserve"> </w:t>
-      </w:r>
-      <w:proofErr w:type="gramStart"/>
-      <w:r>
-        <w:rPr>
-          <w:sz w:val="24"/>
-          <w:szCs w:val="24"/>
-          <w14:ligatures w14:val="none"/>
-        </w:rPr>
-        <w:t>wrists,</w:t>
-      </w:r>
-      <w:proofErr w:type="gramEnd"/>
-      <w:r>
-        <w:rPr>
-          <w:sz w:val="24"/>
-          <w:szCs w:val="24"/>
-          <w14:ligatures w14:val="none"/>
-        </w:rPr>
-        <w:t xml:space="preserve"> bound behind him, and his fingers already working at the knots before the rest of him had caught up. Coarse </w:t>
-      </w:r>
-      <w:proofErr w:type="gramStart"/>
-      <w:r>
-        <w:rPr>
-          <w:sz w:val="24"/>
-          <w:szCs w:val="24"/>
-          <w14:ligatures w14:val="none"/>
-        </w:rPr>
-        <w:t>weave</w:t>
-      </w:r>
-      <w:proofErr w:type="gramEnd"/>
-      <w:r>
-        <w:rPr>
-          <w:sz w:val="24"/>
-          <w:szCs w:val="24"/>
-          <w14:ligatures w14:val="none"/>
-        </w:rPr>
-        <w:t xml:space="preserve"> over his face. Hood. His own breath coming back hot against his mouth, tasting of iron. He tongued the split in his lip and kept his head </w:t>
-      </w:r>
-      <w:proofErr w:type="gramStart"/>
-      <w:r>
-        <w:rPr>
-          <w:sz w:val="24"/>
-          <w:szCs w:val="24"/>
-          <w14:ligatures w14:val="none"/>
-        </w:rPr>
-        <w:t>loose</w:t>
-      </w:r>
-      <w:proofErr w:type="gramEnd"/>
-      <w:r>
-        <w:rPr>
-          <w:sz w:val="24"/>
-          <w:szCs w:val="24"/>
-          <w14:ligatures w14:val="none"/>
-        </w:rPr>
-        <w:t xml:space="preserve"> on his neck.</w:t>
+        <w:t xml:space="preserve"> wrists, bound behind him, and his fingers already working at the knots before the rest of him had caught up. Coarse weave over his face. Hood. His own breath coming back hot against his mouth, tasting of iron. He tongued the split in his lip and kept his head loose on his neck.</w:t>
       </w:r>
     </w:p>
     <w:p>
@@ -2438,43 +2066,7 @@
           <w:szCs w:val="24"/>
           <w14:ligatures w14:val="none"/>
         </w:rPr>
-        <w:t xml:space="preserve">The thin man struck the match. Held it between them. The boy </w:t>
-      </w:r>
-      <w:proofErr w:type="gramStart"/>
-      <w:r>
-        <w:rPr>
-          <w:sz w:val="24"/>
-          <w:szCs w:val="24"/>
-          <w14:ligatures w14:val="none"/>
-        </w:rPr>
-        <w:t>sobbed</w:t>
-      </w:r>
-      <w:proofErr w:type="gramEnd"/>
-      <w:r>
-        <w:rPr>
-          <w:sz w:val="24"/>
-          <w:szCs w:val="24"/>
-          <w14:ligatures w14:val="none"/>
-        </w:rPr>
-        <w:t xml:space="preserve"> something that wanted to be a name and didn't quite get there, and </w:t>
-      </w:r>
-      <w:proofErr w:type="spellStart"/>
-      <w:r>
-        <w:rPr>
-          <w:sz w:val="24"/>
-          <w:szCs w:val="24"/>
-          <w14:ligatures w14:val="none"/>
-        </w:rPr>
-        <w:t>Tav's</w:t>
-      </w:r>
-      <w:proofErr w:type="spellEnd"/>
-      <w:r>
-        <w:rPr>
-          <w:sz w:val="24"/>
-          <w:szCs w:val="24"/>
-          <w14:ligatures w14:val="none"/>
-        </w:rPr>
-        <w:t xml:space="preserve"> hands worked harder at the knots, fingers clumsy and thick from the blow. Nothing gave. Whoever had done the binding knew their work.</w:t>
+        <w:t>The thin man struck the match. Held it between them. The boy sobbed something that wanted to be a name and didn't quite get there, and Tav's hands worked harder at the knots, fingers clumsy and thick from the blow. Nothing gave. Whoever had done the binding knew their work.</w:t>
       </w:r>
     </w:p>
     <w:p>
@@ -2540,70 +2132,24 @@
           <w:szCs w:val="24"/>
           <w14:ligatures w14:val="none"/>
         </w:rPr>
-        <w:t xml:space="preserve">. The flame bent a finger's width toward the boy and held there, and something cold passed over the room, settling on </w:t>
-      </w:r>
-      <w:proofErr w:type="spellStart"/>
-      <w:r>
-        <w:rPr>
-          <w:sz w:val="24"/>
-          <w:szCs w:val="24"/>
-          <w14:ligatures w14:val="none"/>
-        </w:rPr>
-        <w:t>Tav's</w:t>
-      </w:r>
-      <w:proofErr w:type="spellEnd"/>
-      <w:r>
-        <w:rPr>
-          <w:sz w:val="24"/>
-          <w:szCs w:val="24"/>
-          <w14:ligatures w14:val="none"/>
-        </w:rPr>
-        <w:t xml:space="preserve"> skin like damp cloth. A half-second, maybe less. Then the match burned down to the thin man's </w:t>
-      </w:r>
-      <w:proofErr w:type="gramStart"/>
-      <w:r>
-        <w:rPr>
-          <w:sz w:val="24"/>
-          <w:szCs w:val="24"/>
-          <w14:ligatures w14:val="none"/>
-        </w:rPr>
-        <w:t>fingers</w:t>
-      </w:r>
-      <w:proofErr w:type="gramEnd"/>
-      <w:r>
-        <w:rPr>
-          <w:sz w:val="24"/>
-          <w:szCs w:val="24"/>
-          <w14:ligatures w14:val="none"/>
-        </w:rPr>
-        <w:t xml:space="preserve"> and he dropped it without flinching.</w:t>
-      </w:r>
-    </w:p>
-    <w:p>
-      <w:pPr>
-        <w:rPr>
-          <w:sz w:val="24"/>
-          <w:szCs w:val="24"/>
-          <w14:ligatures w14:val="none"/>
-        </w:rPr>
-      </w:pPr>
-      <w:proofErr w:type="spellStart"/>
-      <w:r>
-        <w:rPr>
-          <w:sz w:val="24"/>
-          <w:szCs w:val="24"/>
-          <w14:ligatures w14:val="none"/>
-        </w:rPr>
-        <w:t>Tav's</w:t>
-      </w:r>
-      <w:proofErr w:type="spellEnd"/>
-      <w:r>
-        <w:rPr>
-          <w:sz w:val="24"/>
-          <w:szCs w:val="24"/>
-          <w14:ligatures w14:val="none"/>
-        </w:rPr>
-        <w:t xml:space="preserve"> head throbbed. He blinked. The cold was already gone. Showmanship, he decided. The thin one had a trick with the matches. Inquisitors always had a trick.</w:t>
+        <w:t>. The flame bent a finger's width toward the boy and held there, and something cold passed over the room, settling on Tav's skin like damp cloth. A half-second, maybe less. Then the match burned down to the thin man's fingers and he dropped it without flinching.</w:t>
+      </w:r>
+    </w:p>
+    <w:p>
+      <w:pPr>
+        <w:rPr>
+          <w:sz w:val="24"/>
+          <w:szCs w:val="24"/>
+          <w14:ligatures w14:val="none"/>
+        </w:rPr>
+      </w:pPr>
+      <w:r>
+        <w:rPr>
+          <w:sz w:val="24"/>
+          <w:szCs w:val="24"/>
+          <w14:ligatures w14:val="none"/>
+        </w:rPr>
+        <w:t>Tav's head throbbed. He blinked. The cold was already gone. Showmanship, he decided. The thin one had a trick with the matches. Inquisitors always had a trick.</w:t>
       </w:r>
     </w:p>
     <w:p>
@@ -2655,25 +2201,7 @@
           <w:szCs w:val="24"/>
           <w14:ligatures w14:val="none"/>
         </w:rPr>
-        <w:t xml:space="preserve"> Hood, chair, bound wrists, an inquisitor performing for someone who isn't the boy. Torches set for the room's benefit, not the </w:t>
-      </w:r>
-      <w:proofErr w:type="gramStart"/>
-      <w:r>
-        <w:rPr>
-          <w:sz w:val="24"/>
-          <w:szCs w:val="24"/>
-          <w14:ligatures w14:val="none"/>
-        </w:rPr>
-        <w:t>work's</w:t>
-      </w:r>
-      <w:proofErr w:type="gramEnd"/>
-      <w:r>
-        <w:rPr>
-          <w:sz w:val="24"/>
-          <w:szCs w:val="24"/>
-          <w14:ligatures w14:val="none"/>
-        </w:rPr>
-        <w:t xml:space="preserve">. No tools on the table. No blood. The boy was terrified, but the terror was too </w:t>
+        <w:t xml:space="preserve"> Hood, chair, bound wrists, an inquisitor performing for someone who isn't the boy. Torches set for the room's benefit, not the work's. No tools on the table. No blood. The boy was terrified, but the terror was too </w:t>
       </w:r>
       <w:r>
         <w:rPr>
@@ -2751,23 +2279,13 @@
           <w14:ligatures w14:val="none"/>
         </w:rPr>
       </w:pPr>
-      <w:proofErr w:type="gramStart"/>
-      <w:r>
-        <w:rPr>
-          <w:sz w:val="24"/>
-          <w:szCs w:val="24"/>
-          <w14:ligatures w14:val="none"/>
-        </w:rPr>
-        <w:t>So</w:t>
-      </w:r>
-      <w:proofErr w:type="gramEnd"/>
-      <w:r>
-        <w:rPr>
-          <w:sz w:val="24"/>
-          <w:szCs w:val="24"/>
-          <w14:ligatures w14:val="none"/>
-        </w:rPr>
-        <w:t xml:space="preserve"> it was theatre. He was the audience. That helped, not as much as he would have liked, but enough to get his breathing under control and his mouth into the shape of a grin before anyone noticed it had been elsewhere.</w:t>
+      <w:r>
+        <w:rPr>
+          <w:sz w:val="24"/>
+          <w:szCs w:val="24"/>
+          <w14:ligatures w14:val="none"/>
+        </w:rPr>
+        <w:t>So it was theatre. He was the audience. That helped, not as much as he would have liked, but enough to get his breathing under control and his mouth into the shape of a grin before anyone noticed it had been elsewhere.</w:t>
       </w:r>
     </w:p>
     <w:p>
@@ -2939,78 +2457,24 @@
           <w:szCs w:val="24"/>
           <w14:ligatures w14:val="none"/>
         </w:rPr>
-        <w:t xml:space="preserve">He looked the same. That was what Tav noticed first and trusted least. Refined, unhurried, dressed in dark good cloth that belonged in no </w:t>
-      </w:r>
-      <w:proofErr w:type="gramStart"/>
-      <w:r>
-        <w:rPr>
-          <w:sz w:val="24"/>
-          <w:szCs w:val="24"/>
-          <w14:ligatures w14:val="none"/>
-        </w:rPr>
-        <w:t>particular city</w:t>
-      </w:r>
-      <w:proofErr w:type="gramEnd"/>
-      <w:r>
-        <w:rPr>
-          <w:sz w:val="24"/>
-          <w:szCs w:val="24"/>
-          <w14:ligatures w14:val="none"/>
-        </w:rPr>
-        <w:t xml:space="preserve">, a pipe burning </w:t>
-      </w:r>
-      <w:proofErr w:type="gramStart"/>
-      <w:r>
-        <w:rPr>
-          <w:sz w:val="24"/>
-          <w:szCs w:val="24"/>
-          <w14:ligatures w14:val="none"/>
-        </w:rPr>
-        <w:t>slow</w:t>
-      </w:r>
-      <w:proofErr w:type="gramEnd"/>
-      <w:r>
-        <w:rPr>
-          <w:sz w:val="24"/>
-          <w:szCs w:val="24"/>
-          <w14:ligatures w14:val="none"/>
-        </w:rPr>
-        <w:t xml:space="preserve"> between two fingers. He looked at Tav the way a man looks at a sum.</w:t>
-      </w:r>
-    </w:p>
-    <w:p>
-      <w:pPr>
-        <w:rPr>
-          <w:sz w:val="24"/>
-          <w:szCs w:val="24"/>
-          <w14:ligatures w14:val="none"/>
-        </w:rPr>
-      </w:pPr>
-      <w:r>
-        <w:rPr>
-          <w:sz w:val="24"/>
-          <w:szCs w:val="24"/>
-          <w14:ligatures w14:val="none"/>
-        </w:rPr>
-        <w:t xml:space="preserve">"Sayd." </w:t>
-      </w:r>
-      <w:proofErr w:type="spellStart"/>
-      <w:r>
-        <w:rPr>
-          <w:sz w:val="24"/>
-          <w:szCs w:val="24"/>
-          <w14:ligatures w14:val="none"/>
-        </w:rPr>
-        <w:t>Tav's</w:t>
-      </w:r>
-      <w:proofErr w:type="spellEnd"/>
-      <w:r>
-        <w:rPr>
-          <w:sz w:val="24"/>
-          <w:szCs w:val="24"/>
-          <w14:ligatures w14:val="none"/>
-        </w:rPr>
-        <w:t xml:space="preserve"> voice came out rough, so he leaned into it. "You've redecorated. The weeping boy is new. Very evocative. A bit much for a reunion, but you always did enjoy the presentation."</w:t>
+        <w:t>He looked the same. That was what Tav noticed first and trusted least. Refined, unhurried, dressed in dark good cloth that belonged in no particular city, a pipe burning slow between two fingers. He looked at Tav the way a man looks at a sum.</w:t>
+      </w:r>
+    </w:p>
+    <w:p>
+      <w:pPr>
+        <w:rPr>
+          <w:sz w:val="24"/>
+          <w:szCs w:val="24"/>
+          <w14:ligatures w14:val="none"/>
+        </w:rPr>
+      </w:pPr>
+      <w:r>
+        <w:rPr>
+          <w:sz w:val="24"/>
+          <w:szCs w:val="24"/>
+          <w14:ligatures w14:val="none"/>
+        </w:rPr>
+        <w:t>"Sayd." Tav's voice came out rough, so he leaned into it. "You've redecorated. The weeping boy is new. Very evocative. A bit much for a reunion, but you always did enjoy the presentation."</w:t>
       </w:r>
     </w:p>
     <w:p>
@@ -3086,18 +2550,8 @@
           <w:szCs w:val="24"/>
           <w14:ligatures w14:val="none"/>
         </w:rPr>
-        <w:t xml:space="preserve"> </w:t>
-      </w:r>
-      <w:proofErr w:type="spellStart"/>
-      <w:r>
-        <w:rPr>
-          <w:sz w:val="24"/>
-          <w:szCs w:val="24"/>
-          <w14:ligatures w14:val="none"/>
-        </w:rPr>
-        <w:t>Palor</w:t>
-      </w:r>
-      <w:proofErr w:type="spellEnd"/>
+        <w:t xml:space="preserve"> Palor</w:t>
+      </w:r>
       <w:r>
         <w:rPr>
           <w:sz w:val="24"/>
@@ -3173,25 +2627,7 @@
           <w14:ligatures w14:val="none"/>
         </w:rPr>
         <w:lastRenderedPageBreak/>
-        <w:t xml:space="preserve">Sayd pulled a chair around and sat, and Tav noted it, because Sayd did nothing without choosing to. </w:t>
-      </w:r>
-      <w:proofErr w:type="gramStart"/>
-      <w:r>
-        <w:rPr>
-          <w:sz w:val="24"/>
-          <w:szCs w:val="24"/>
-          <w14:ligatures w14:val="none"/>
-        </w:rPr>
-        <w:t>Sitting put</w:t>
-      </w:r>
-      <w:proofErr w:type="gramEnd"/>
-      <w:r>
-        <w:rPr>
-          <w:sz w:val="24"/>
-          <w:szCs w:val="24"/>
-          <w14:ligatures w14:val="none"/>
-        </w:rPr>
-        <w:t xml:space="preserve"> them at </w:t>
+        <w:t xml:space="preserve">Sayd pulled a chair around and sat, and Tav noted it, because Sayd did nothing without choosing to. Sitting put them at </w:t>
       </w:r>
       <w:r>
         <w:rPr>
@@ -3305,25 +2741,7 @@
           <w:szCs w:val="24"/>
           <w14:ligatures w14:val="none"/>
         </w:rPr>
-        <w:t xml:space="preserve">The mark on </w:t>
-      </w:r>
-      <w:proofErr w:type="spellStart"/>
-      <w:r>
-        <w:rPr>
-          <w:sz w:val="24"/>
-          <w:szCs w:val="24"/>
-          <w14:ligatures w14:val="none"/>
-        </w:rPr>
-        <w:t>Tav's</w:t>
-      </w:r>
-      <w:proofErr w:type="spellEnd"/>
-      <w:r>
-        <w:rPr>
-          <w:sz w:val="24"/>
-          <w:szCs w:val="24"/>
-          <w14:ligatures w14:val="none"/>
-        </w:rPr>
-        <w:t xml:space="preserve"> chest</w:t>
+        <w:t>The mark on Tav's chest</w:t>
       </w:r>
       <w:r>
         <w:rPr>
@@ -3597,25 +3015,7 @@
           <w:szCs w:val="24"/>
           <w14:ligatures w14:val="none"/>
         </w:rPr>
-        <w:t xml:space="preserve">." He nodded toward the boy, Odd Hands, who had pulled his shirt back on and was watching the exchange with naked interest. "And you take the boy. He's mine, after a fashion. Gifted. Untaught. I'd like him to see </w:t>
-      </w:r>
-      <w:proofErr w:type="gramStart"/>
-      <w:r>
-        <w:rPr>
-          <w:sz w:val="24"/>
-          <w:szCs w:val="24"/>
-          <w14:ligatures w14:val="none"/>
-        </w:rPr>
-        <w:t>a professional</w:t>
-      </w:r>
-      <w:proofErr w:type="gramEnd"/>
-      <w:r>
-        <w:rPr>
-          <w:sz w:val="24"/>
-          <w:szCs w:val="24"/>
-          <w14:ligatures w14:val="none"/>
-        </w:rPr>
-        <w:t xml:space="preserve"> work, so he learns the parts I can't show him."</w:t>
+        <w:t>." He nodded toward the boy, Odd Hands, who had pulled his shirt back on and was watching the exchange with naked interest. "And you take the boy. He's mine, after a fashion. Gifted. Untaught. I'd like him to see a professional work, so he learns the parts I can't show him."</w:t>
       </w:r>
     </w:p>
     <w:p>
@@ -3867,25 +3267,7 @@
           <w:szCs w:val="24"/>
           <w14:ligatures w14:val="none"/>
         </w:rPr>
-        <w:t xml:space="preserve">Tav looked up at him. The man he'd shared a cell-block education with, traded bread with, trusted in the specific narrow way you trust someone who is surviving the same thing as you. There was </w:t>
-      </w:r>
-      <w:proofErr w:type="gramStart"/>
-      <w:r>
-        <w:rPr>
-          <w:sz w:val="24"/>
-          <w:szCs w:val="24"/>
-          <w14:ligatures w14:val="none"/>
-        </w:rPr>
-        <w:t>a warmth</w:t>
-      </w:r>
-      <w:proofErr w:type="gramEnd"/>
-      <w:r>
-        <w:rPr>
-          <w:sz w:val="24"/>
-          <w:szCs w:val="24"/>
-          <w14:ligatures w14:val="none"/>
-        </w:rPr>
-        <w:t xml:space="preserve"> there still, underneath. He was almost sure of it.</w:t>
+        <w:t>Tav looked up at him. The man he'd shared a cell-block education with, traded bread with, trusted in the specific narrow way you trust someone who is surviving the same thing as you. There was a warmth there still, underneath. He was almost sure of it.</w:t>
       </w:r>
     </w:p>
     <w:p>
@@ -4211,27 +3593,7 @@
           <w:lang w:val="en-CA"/>
           <w14:ligatures w14:val="none"/>
         </w:rPr>
-        <w:t xml:space="preserve">"Stay on this roof," he said. "Watch the street. Someone comes to the </w:t>
-      </w:r>
-      <w:proofErr w:type="gramStart"/>
-      <w:r>
-        <w:rPr>
-          <w:sz w:val="24"/>
-          <w:szCs w:val="24"/>
-          <w:lang w:val="en-CA"/>
-          <w14:ligatures w14:val="none"/>
-        </w:rPr>
-        <w:t>front,</w:t>
-      </w:r>
-      <w:proofErr w:type="gramEnd"/>
-      <w:r>
-        <w:rPr>
-          <w:sz w:val="24"/>
-          <w:szCs w:val="24"/>
-          <w:lang w:val="en-CA"/>
-          <w14:ligatures w14:val="none"/>
-        </w:rPr>
-        <w:t xml:space="preserve"> you tap the window frame twice. The frame, not the glass."</w:t>
+        <w:t>"Stay on this roof," he said. "Watch the street. Someone comes to the front, you tap the window frame twice. The frame, not the glass."</w:t>
       </w:r>
     </w:p>
     <w:p>
@@ -4346,27 +3708,7 @@
           <w:lang w:val="en-CA"/>
           <w14:ligatures w14:val="none"/>
         </w:rPr>
-        <w:t xml:space="preserve">It was good work. Better than the door deserved to have guarding anything, which meant the surveyor knew exactly which of his papers were worth stealing. </w:t>
-      </w:r>
-      <w:proofErr w:type="spellStart"/>
-      <w:r>
-        <w:rPr>
-          <w:sz w:val="24"/>
-          <w:szCs w:val="24"/>
-          <w:lang w:val="en-CA"/>
-          <w14:ligatures w14:val="none"/>
-        </w:rPr>
-        <w:t>Tav's</w:t>
-      </w:r>
-      <w:proofErr w:type="spellEnd"/>
-      <w:r>
-        <w:rPr>
-          <w:sz w:val="24"/>
-          <w:szCs w:val="24"/>
-          <w:lang w:val="en-CA"/>
-          <w14:ligatures w14:val="none"/>
-        </w:rPr>
-        <w:t xml:space="preserve"> fingers found the mechanism and started the conversation, patient, each pin a question with one right answer and a hundred wrong ones. The first pin gave. The second was shy.</w:t>
+        <w:t>It was good work. Better than the door deserved to have guarding anything, which meant the surveyor knew exactly which of his papers were worth stealing. Tav's fingers found the mechanism and started the conversation, patient, each pin a question with one right answer and a hundred wrong ones. The first pin gave. The second was shy.</w:t>
       </w:r>
     </w:p>
     <w:p>
@@ -4824,47 +4166,7 @@
           <w:lang w:val="en-CA"/>
           <w14:ligatures w14:val="none"/>
         </w:rPr>
-        <w:t xml:space="preserve">It didn't go quietly. Iron shrieked on stone, and the pipe swung out from the wall with the boy riding it like a mast in a gale, and Tav leaned out from the sill and caught a fistful of collar and hauled sideways. For one count they hung there, </w:t>
-      </w:r>
-      <w:proofErr w:type="gramStart"/>
-      <w:r>
-        <w:rPr>
-          <w:sz w:val="24"/>
-          <w:szCs w:val="24"/>
-          <w:lang w:val="en-CA"/>
-          <w14:ligatures w14:val="none"/>
-        </w:rPr>
-        <w:t>both of them</w:t>
-      </w:r>
-      <w:proofErr w:type="gramEnd"/>
-      <w:r>
-        <w:rPr>
-          <w:sz w:val="24"/>
-          <w:szCs w:val="24"/>
-          <w:lang w:val="en-CA"/>
-          <w14:ligatures w14:val="none"/>
-        </w:rPr>
-        <w:t xml:space="preserve">, redistributing their opinions about gravity. Then the boy's boots found the sill and </w:t>
-      </w:r>
-      <w:proofErr w:type="spellStart"/>
-      <w:r>
-        <w:rPr>
-          <w:sz w:val="24"/>
-          <w:szCs w:val="24"/>
-          <w:lang w:val="en-CA"/>
-          <w14:ligatures w14:val="none"/>
-        </w:rPr>
-        <w:t>Tav's</w:t>
-      </w:r>
-      <w:proofErr w:type="spellEnd"/>
-      <w:r>
-        <w:rPr>
-          <w:sz w:val="24"/>
-          <w:szCs w:val="24"/>
-          <w:lang w:val="en-CA"/>
-          <w14:ligatures w14:val="none"/>
-        </w:rPr>
-        <w:t xml:space="preserve"> shoulder found the window frame and the pipe finished its argument with the wall and clattered its top length into the street.</w:t>
+        <w:t>It didn't go quietly. Iron shrieked on stone, and the pipe swung out from the wall with the boy riding it like a mast in a gale, and Tav leaned out from the sill and caught a fistful of collar and hauled sideways. For one count they hung there, both of them, redistributing their opinions about gravity. Then the boy's boots found the sill and Tav's shoulder found the window frame and the pipe finished its argument with the wall and clattered its top length into the street.</w:t>
       </w:r>
     </w:p>
     <w:p>
@@ -4921,27 +4223,7 @@
           <w:lang w:val="en-CA"/>
           <w14:ligatures w14:val="none"/>
         </w:rPr>
-        <w:t xml:space="preserve">They crossed two rooftops, dropped into the alley behind the </w:t>
-      </w:r>
-      <w:proofErr w:type="gramStart"/>
-      <w:r>
-        <w:rPr>
-          <w:sz w:val="24"/>
-          <w:szCs w:val="24"/>
-          <w:lang w:val="en-CA"/>
-          <w14:ligatures w14:val="none"/>
-        </w:rPr>
-        <w:t>cooper's</w:t>
-      </w:r>
-      <w:proofErr w:type="gramEnd"/>
-      <w:r>
-        <w:rPr>
-          <w:sz w:val="24"/>
-          <w:szCs w:val="24"/>
-          <w:lang w:val="en-CA"/>
-          <w14:ligatures w14:val="none"/>
-        </w:rPr>
-        <w:t>, and ran the honest way, on the ground, until Salt Street was a smell behind them.</w:t>
+        <w:t>They crossed two rooftops, dropped into the alley behind the cooper's, and ran the honest way, on the ground, until Salt Street was a smell behind them.</w:t>
       </w:r>
     </w:p>
     <w:p>
@@ -5017,27 +4299,7 @@
           <w:lang w:val="en-CA"/>
           <w14:ligatures w14:val="none"/>
         </w:rPr>
-        <w:t>"</w:t>
-      </w:r>
-      <w:proofErr w:type="gramStart"/>
-      <w:r>
-        <w:rPr>
-          <w:sz w:val="24"/>
-          <w:szCs w:val="24"/>
-          <w:lang w:val="en-CA"/>
-          <w14:ligatures w14:val="none"/>
-        </w:rPr>
-        <w:t>So</w:t>
-      </w:r>
-      <w:proofErr w:type="gramEnd"/>
-      <w:r>
-        <w:rPr>
-          <w:sz w:val="24"/>
-          <w:szCs w:val="24"/>
-          <w:lang w:val="en-CA"/>
-          <w14:ligatures w14:val="none"/>
-        </w:rPr>
-        <w:t xml:space="preserve"> you improvised."</w:t>
+        <w:t>"So you improvised."</w:t>
       </w:r>
     </w:p>
     <w:p>
@@ -5428,27 +4690,7 @@
           <w:lang w:val="en-CA"/>
           <w14:ligatures w14:val="none"/>
         </w:rPr>
-        <w:t xml:space="preserve">Harlan was behind the counter, sorting inventory that didn't need sorting. The years had done their work. The forearms were still large and the shoulders still broad, but the rest of him had settled, and the beard had gone </w:t>
-      </w:r>
-      <w:proofErr w:type="gramStart"/>
-      <w:r>
-        <w:rPr>
-          <w:sz w:val="24"/>
-          <w:szCs w:val="24"/>
-          <w:lang w:val="en-CA"/>
-          <w14:ligatures w14:val="none"/>
-        </w:rPr>
-        <w:t>more grey</w:t>
-      </w:r>
-      <w:proofErr w:type="gramEnd"/>
-      <w:r>
-        <w:rPr>
-          <w:sz w:val="24"/>
-          <w:szCs w:val="24"/>
-          <w:lang w:val="en-CA"/>
-          <w14:ligatures w14:val="none"/>
-        </w:rPr>
-        <w:t xml:space="preserve"> than brown. He looked up when the bell choked, and his face went through three things in quick succession, the last of which was something Tav couldn't read.</w:t>
+        <w:t>Harlan was behind the counter, sorting inventory that didn't need sorting. The years had done their work. The forearms were still large and the shoulders still broad, but the rest of him had settled, and the beard had gone more grey than brown. He looked up when the bell choked, and his face went through three things in quick succession, the last of which was something Tav couldn't read.</w:t>
       </w:r>
     </w:p>
     <w:p>
@@ -5800,27 +5042,7 @@
           <w:lang w:val="en-CA"/>
           <w14:ligatures w14:val="none"/>
         </w:rPr>
-        <w:t xml:space="preserve">The bell announced his exit like a </w:t>
-      </w:r>
-      <w:proofErr w:type="gramStart"/>
-      <w:r>
-        <w:rPr>
-          <w:sz w:val="24"/>
-          <w:szCs w:val="24"/>
-          <w:lang w:val="en-CA"/>
-          <w14:ligatures w14:val="none"/>
-        </w:rPr>
-        <w:t>small strangled</w:t>
-      </w:r>
-      <w:proofErr w:type="gramEnd"/>
-      <w:r>
-        <w:rPr>
-          <w:sz w:val="24"/>
-          <w:szCs w:val="24"/>
-          <w:lang w:val="en-CA"/>
-          <w14:ligatures w14:val="none"/>
-        </w:rPr>
-        <w:t xml:space="preserve"> protest, and he was back on Carver's Lane with a candle he didn't need and the evening coming down.</w:t>
+        <w:t>The bell announced his exit like a small strangled protest, and he was back on Carver's Lane with a candle he didn't need and the evening coming down.</w:t>
       </w:r>
     </w:p>
     <w:p>
@@ -6087,27 +5309,7 @@
           <w:lang w:val="en-CA"/>
           <w14:ligatures w14:val="none"/>
         </w:rPr>
-        <w:t xml:space="preserve">"My father used to say you could walk into a duke's </w:t>
-      </w:r>
-      <w:proofErr w:type="gramStart"/>
-      <w:r>
-        <w:rPr>
-          <w:sz w:val="24"/>
-          <w:szCs w:val="24"/>
-          <w:lang w:val="en-CA"/>
-          <w14:ligatures w14:val="none"/>
-        </w:rPr>
-        <w:t>study</w:t>
-      </w:r>
-      <w:proofErr w:type="gramEnd"/>
-      <w:r>
-        <w:rPr>
-          <w:sz w:val="24"/>
-          <w:szCs w:val="24"/>
-          <w:lang w:val="en-CA"/>
-          <w14:ligatures w14:val="none"/>
-        </w:rPr>
-        <w:t xml:space="preserve"> and the duke would offer you his own chair."</w:t>
+        <w:t>"My father used to say you could walk into a duke's study and the duke would offer you his own chair."</w:t>
       </w:r>
     </w:p>
     <w:p>
@@ -6145,27 +5347,7 @@
           <w:lang w:val="en-CA"/>
           <w14:ligatures w14:val="none"/>
         </w:rPr>
-        <w:t xml:space="preserve">"Then it's done. Whole plan, no names, and after the </w:t>
-      </w:r>
-      <w:proofErr w:type="gramStart"/>
-      <w:r>
-        <w:rPr>
-          <w:sz w:val="24"/>
-          <w:szCs w:val="24"/>
-          <w:lang w:val="en-CA"/>
-          <w14:ligatures w14:val="none"/>
-        </w:rPr>
-        <w:t>job</w:t>
-      </w:r>
-      <w:proofErr w:type="gramEnd"/>
-      <w:r>
-        <w:rPr>
-          <w:sz w:val="24"/>
-          <w:szCs w:val="24"/>
-          <w:lang w:val="en-CA"/>
-          <w14:ligatures w14:val="none"/>
-        </w:rPr>
-        <w:t xml:space="preserve"> I'm a rumour." Tav put out his hand. "It's good to have you, Harlan."</w:t>
+        <w:t>"Then it's done. Whole plan, no names, and after the job I'm a rumour." Tav put out his hand. "It's good to have you, Harlan."</w:t>
       </w:r>
     </w:p>
     <w:p>
@@ -6222,27 +5404,7 @@
           <w:lang w:val="en-CA"/>
           <w14:ligatures w14:val="none"/>
         </w:rPr>
-        <w:t xml:space="preserve">Two conditions, and </w:t>
-      </w:r>
-      <w:proofErr w:type="gramStart"/>
-      <w:r>
-        <w:rPr>
-          <w:sz w:val="24"/>
-          <w:szCs w:val="24"/>
-          <w:lang w:val="en-CA"/>
-          <w14:ligatures w14:val="none"/>
-        </w:rPr>
-        <w:t>both of them</w:t>
-      </w:r>
-      <w:proofErr w:type="gramEnd"/>
-      <w:r>
-        <w:rPr>
-          <w:sz w:val="24"/>
-          <w:szCs w:val="24"/>
-          <w:lang w:val="en-CA"/>
-          <w14:ligatures w14:val="none"/>
-        </w:rPr>
-        <w:t xml:space="preserve"> fences around the same small life. A man drawing a line around what he loved. Tav could respect a line. He intended to be well over the horizon before anyone had to test it.</w:t>
+        <w:t>Two conditions, and both of them fences around the same small life. A man drawing a line around what he loved. Tav could respect a line. He intended to be well over the horizon before anyone had to test it.</w:t>
       </w:r>
     </w:p>
     <w:p>
@@ -6420,43 +5582,7 @@
           <w:szCs w:val="24"/>
           <w14:ligatures w14:val="none"/>
         </w:rPr>
-        <w:t xml:space="preserve">She met him at the Buckled Mast and set her pack on the floor and looked at the room the way a captain </w:t>
-      </w:r>
-      <w:proofErr w:type="gramStart"/>
-      <w:r>
-        <w:rPr>
-          <w:sz w:val="24"/>
-          <w:szCs w:val="24"/>
-          <w14:ligatures w14:val="none"/>
-        </w:rPr>
-        <w:t>looks</w:t>
-      </w:r>
-      <w:proofErr w:type="gramEnd"/>
-      <w:r>
-        <w:rPr>
-          <w:sz w:val="24"/>
-          <w:szCs w:val="24"/>
-          <w14:ligatures w14:val="none"/>
-        </w:rPr>
-        <w:t xml:space="preserve"> at a </w:t>
-      </w:r>
-      <w:proofErr w:type="gramStart"/>
-      <w:r>
-        <w:rPr>
-          <w:sz w:val="24"/>
-          <w:szCs w:val="24"/>
-          <w14:ligatures w14:val="none"/>
-        </w:rPr>
-        <w:t>ship</w:t>
-      </w:r>
-      <w:proofErr w:type="gramEnd"/>
-      <w:r>
-        <w:rPr>
-          <w:sz w:val="24"/>
-          <w:szCs w:val="24"/>
-          <w14:ligatures w14:val="none"/>
-        </w:rPr>
-        <w:t xml:space="preserve"> someone else ha</w:t>
+        <w:t>She met him at the Buckled Mast and set her pack on the floor and looked at the room the way a captain looks at a ship someone else ha</w:t>
       </w:r>
       <w:r>
         <w:rPr>
@@ -6590,52 +5716,24 @@
           <w:szCs w:val="24"/>
           <w14:ligatures w14:val="none"/>
         </w:rPr>
-        <w:t xml:space="preserve">"Harlan. He was my </w:t>
-      </w:r>
-      <w:proofErr w:type="gramStart"/>
-      <w:r>
-        <w:rPr>
-          <w:sz w:val="24"/>
-          <w:szCs w:val="24"/>
-          <w14:ligatures w14:val="none"/>
-        </w:rPr>
-        <w:t>father's—"</w:t>
-      </w:r>
-      <w:proofErr w:type="gramEnd"/>
-    </w:p>
-    <w:p>
-      <w:pPr>
-        <w:rPr>
-          <w:sz w:val="24"/>
-          <w:szCs w:val="24"/>
-          <w14:ligatures w14:val="none"/>
-        </w:rPr>
-      </w:pPr>
-      <w:r>
-        <w:rPr>
-          <w:sz w:val="24"/>
-          <w:szCs w:val="24"/>
-          <w14:ligatures w14:val="none"/>
-        </w:rPr>
-        <w:t xml:space="preserve">"I know who Harlan is." She said it </w:t>
-      </w:r>
-      <w:proofErr w:type="gramStart"/>
-      <w:r>
-        <w:rPr>
-          <w:sz w:val="24"/>
-          <w:szCs w:val="24"/>
-          <w14:ligatures w14:val="none"/>
-        </w:rPr>
-        <w:t>flat</w:t>
-      </w:r>
-      <w:proofErr w:type="gramEnd"/>
-      <w:r>
-        <w:rPr>
-          <w:sz w:val="24"/>
-          <w:szCs w:val="24"/>
-          <w14:ligatures w14:val="none"/>
-        </w:rPr>
-        <w:t>. "When do I meet him?"</w:t>
+        <w:t>"Harlan. He was my father's—"</w:t>
+      </w:r>
+    </w:p>
+    <w:p>
+      <w:pPr>
+        <w:rPr>
+          <w:sz w:val="24"/>
+          <w:szCs w:val="24"/>
+          <w14:ligatures w14:val="none"/>
+        </w:rPr>
+      </w:pPr>
+      <w:r>
+        <w:rPr>
+          <w:sz w:val="24"/>
+          <w:szCs w:val="24"/>
+          <w14:ligatures w14:val="none"/>
+        </w:rPr>
+        <w:t>"I know who Harlan is." She said it flat. "When do I meet him?"</w:t>
       </w:r>
     </w:p>
     <w:p>
@@ -6824,27 +5922,7 @@
           <w:lang w:val="en-CA"/>
           <w14:ligatures w14:val="none"/>
         </w:rPr>
-        <w:t xml:space="preserve">The evening settled into planning. Routes, timelines, contingencies. Maddy was thorough in a way that made </w:t>
-      </w:r>
-      <w:proofErr w:type="spellStart"/>
-      <w:r>
-        <w:rPr>
-          <w:sz w:val="24"/>
-          <w:szCs w:val="24"/>
-          <w:lang w:val="en-CA"/>
-          <w14:ligatures w14:val="none"/>
-        </w:rPr>
-        <w:t>Tav's</w:t>
-      </w:r>
-      <w:proofErr w:type="spellEnd"/>
-      <w:r>
-        <w:rPr>
-          <w:sz w:val="24"/>
-          <w:szCs w:val="24"/>
-          <w:lang w:val="en-CA"/>
-          <w14:ligatures w14:val="none"/>
-        </w:rPr>
-        <w:t xml:space="preserve"> instinct-first approach look like a character flaw, which it probably was.</w:t>
+        <w:t>The evening settled into planning. Routes, timelines, contingencies. Maddy was thorough in a way that made Tav's instinct-first approach look like a character flaw, which it probably was.</w:t>
       </w:r>
     </w:p>
     <w:p>
@@ -7504,47 +6582,7 @@
           <w:lang w:val="en-CA"/>
           <w14:ligatures w14:val="none"/>
         </w:rPr>
-        <w:t xml:space="preserve">Sayd drew on the tabac and looked at the boy for exactly as long as it took the boy to find something in the </w:t>
-      </w:r>
-      <w:proofErr w:type="gramStart"/>
-      <w:r>
-        <w:rPr>
-          <w:sz w:val="24"/>
-          <w:szCs w:val="24"/>
-          <w:lang w:val="en-CA"/>
-          <w14:ligatures w14:val="none"/>
-        </w:rPr>
-        <w:t>middle distance</w:t>
-      </w:r>
-      <w:proofErr w:type="gramEnd"/>
-      <w:r>
-        <w:rPr>
-          <w:sz w:val="24"/>
-          <w:szCs w:val="24"/>
-          <w:lang w:val="en-CA"/>
-          <w14:ligatures w14:val="none"/>
-        </w:rPr>
-        <w:t xml:space="preserve"> worth studying. There was a bill going up along the harbour that morning with two figures on it, a tall man in a distinctive coat and a boy of small stature, and the watch did not paper the gates over a job that ran clean. He considered pressing </w:t>
-      </w:r>
-      <w:proofErr w:type="gramStart"/>
-      <w:r>
-        <w:rPr>
-          <w:sz w:val="24"/>
-          <w:szCs w:val="24"/>
-          <w:lang w:val="en-CA"/>
-          <w14:ligatures w14:val="none"/>
-        </w:rPr>
-        <w:t>it, and</w:t>
-      </w:r>
-      <w:proofErr w:type="gramEnd"/>
-      <w:r>
-        <w:rPr>
-          <w:sz w:val="24"/>
-          <w:szCs w:val="24"/>
-          <w:lang w:val="en-CA"/>
-          <w14:ligatures w14:val="none"/>
-        </w:rPr>
-        <w:t xml:space="preserve"> set the thought down. The boy had come home lying for the man he'd been sent to study, ten days after meeting him. That was worth more than the truth of the street, whatever it had been, and it told Sayd everything about Tav he'd been meaning to check</w:t>
+        <w:t>Sayd drew on the tabac and looked at the boy for exactly as long as it took the boy to find something in the middle distance worth studying. There was a bill going up along the harbour that morning with two figures on it, a tall man in a distinctive coat and a boy of small stature, and the watch did not paper the gates over a job that ran clean. He considered pressing it, and set the thought down. The boy had come home lying for the man he'd been sent to study, ten days after meeting him. That was worth more than the truth of the street, whatever it had been, and it told Sayd everything about Tav he'd been meaning to check</w:t>
       </w:r>
       <w:r>
         <w:rPr>
@@ -7816,27 +6854,7 @@
           <w:lang w:val="en-CA"/>
           <w14:ligatures w14:val="none"/>
         </w:rPr>
-        <w:t xml:space="preserve">But that was </w:t>
-      </w:r>
-      <w:proofErr w:type="spellStart"/>
-      <w:r>
-        <w:rPr>
-          <w:sz w:val="24"/>
-          <w:szCs w:val="24"/>
-          <w:lang w:val="en-CA"/>
-          <w14:ligatures w14:val="none"/>
-        </w:rPr>
-        <w:t>Tav's</w:t>
-      </w:r>
-      <w:proofErr w:type="spellEnd"/>
-      <w:r>
-        <w:rPr>
-          <w:sz w:val="24"/>
-          <w:szCs w:val="24"/>
-          <w:lang w:val="en-CA"/>
-          <w14:ligatures w14:val="none"/>
-        </w:rPr>
-        <w:t xml:space="preserve"> problem.</w:t>
+        <w:t>But that was Tav's problem.</w:t>
       </w:r>
     </w:p>
     <w:p>
@@ -8000,27 +7018,7 @@
           <w:lang w:val="en-CA"/>
           <w14:ligatures w14:val="none"/>
         </w:rPr>
-        <w:t xml:space="preserve">"I know you lean on it. I'm the one who patches it." She turned the sleeve, considered her work, went on. "Mrs. </w:t>
-      </w:r>
-      <w:proofErr w:type="spellStart"/>
-      <w:r>
-        <w:rPr>
-          <w:sz w:val="24"/>
-          <w:szCs w:val="24"/>
-          <w:lang w:val="en-CA"/>
-          <w14:ligatures w14:val="none"/>
-        </w:rPr>
-        <w:t>Kellet</w:t>
-      </w:r>
-      <w:proofErr w:type="spellEnd"/>
-      <w:r>
-        <w:rPr>
-          <w:sz w:val="24"/>
-          <w:szCs w:val="24"/>
-          <w:lang w:val="en-CA"/>
-          <w14:ligatures w14:val="none"/>
-        </w:rPr>
-        <w:t xml:space="preserve"> was in today while you were at the wharf. She asked me what's come over you."</w:t>
+        <w:t>"I know you lean on it. I'm the one who patches it." She turned the sleeve, considered her work, went on. "Mrs. Kellet was in today while you were at the wharf. She asked me what's come over you."</w:t>
       </w:r>
     </w:p>
     <w:p>
@@ -8172,27 +7170,7 @@
           <w:lang w:val="en-CA"/>
           <w14:ligatures w14:val="none"/>
         </w:rPr>
-        <w:t xml:space="preserve">Ten years he'd spent building the man she married. Sanding him, patching him, leaning on him until the elbows went. And three days back in the other life, one meeting in a tavern back room and a walk home in the rain, and his own body had voted. He'd caught himself reading the street again on the way to the wharf. Counting exits in the </w:t>
-      </w:r>
-      <w:proofErr w:type="gramStart"/>
-      <w:r>
-        <w:rPr>
-          <w:sz w:val="24"/>
-          <w:szCs w:val="24"/>
-          <w:lang w:val="en-CA"/>
-          <w14:ligatures w14:val="none"/>
-        </w:rPr>
-        <w:t>fishmonger's</w:t>
-      </w:r>
-      <w:proofErr w:type="gramEnd"/>
-      <w:r>
-        <w:rPr>
-          <w:sz w:val="24"/>
-          <w:szCs w:val="24"/>
-          <w:lang w:val="en-CA"/>
-          <w14:ligatures w14:val="none"/>
-        </w:rPr>
-        <w:t>. Clocking a stranger's hands before his face. The old sight, coming back like feeling into a numb limb, and it didn't ache. That was the trouble. He'd waited ten years for it to ache and instead it fit.</w:t>
+        <w:t>Ten years he'd spent building the man she married. Sanding him, patching him, leaning on him until the elbows went. And three days back in the other life, one meeting in a tavern back room and a walk home in the rain, and his own body had voted. He'd caught himself reading the street again on the way to the wharf. Counting exits in the fishmonger's. Clocking a stranger's hands before his face. The old sight, coming back like feeling into a numb limb, and it didn't ache. That was the trouble. He'd waited ten years for it to ache and instead it fit.</w:t>
       </w:r>
     </w:p>
     <w:p>
@@ -8459,27 +7437,7 @@
           <w14:ligatures w14:val="none"/>
         </w:rPr>
         <w:lastRenderedPageBreak/>
-        <w:t xml:space="preserve">He put the letter back under the ribbon tin and shut the drawer with more care than shutting a drawer needed. Blew out the candle. Went up in the dark, fourth tread, seventh tread, and lay down on his half of the cold </w:t>
-      </w:r>
-      <w:proofErr w:type="gramStart"/>
-      <w:r>
-        <w:rPr>
-          <w:sz w:val="24"/>
-          <w:szCs w:val="24"/>
-          <w:lang w:val="en-CA"/>
-          <w14:ligatures w14:val="none"/>
-        </w:rPr>
-        <w:t>bed, and</w:t>
-      </w:r>
-      <w:proofErr w:type="gramEnd"/>
-      <w:r>
-        <w:rPr>
-          <w:sz w:val="24"/>
-          <w:szCs w:val="24"/>
-          <w:lang w:val="en-CA"/>
-          <w14:ligatures w14:val="none"/>
-        </w:rPr>
-        <w:t xml:space="preserve"> listened to Annis breathe.</w:t>
+        <w:t>He put the letter back under the ribbon tin and shut the drawer with more care than shutting a drawer needed. Blew out the candle. Went up in the dark, fourth tread, seventh tread, and lay down on his half of the cold bed, and listened to Annis breathe.</w:t>
       </w:r>
     </w:p>
     <w:p>
@@ -8700,27 +7658,7 @@
           <w:lang w:val="en-CA"/>
           <w14:ligatures w14:val="none"/>
         </w:rPr>
-        <w:t xml:space="preserve">He talked. The errand for Sayd, the surveyor, the boy coming off the roof, the drainpipe's opinions, the woman with the lamp. He told it straight and without varnish because Maddy could hear varnish the way other people heard shouting, and when he </w:t>
-      </w:r>
-      <w:proofErr w:type="gramStart"/>
-      <w:r>
-        <w:rPr>
-          <w:sz w:val="24"/>
-          <w:szCs w:val="24"/>
-          <w:lang w:val="en-CA"/>
-          <w14:ligatures w14:val="none"/>
-        </w:rPr>
-        <w:t>finished</w:t>
-      </w:r>
-      <w:proofErr w:type="gramEnd"/>
-      <w:r>
-        <w:rPr>
-          <w:sz w:val="24"/>
-          <w:szCs w:val="24"/>
-          <w:lang w:val="en-CA"/>
-          <w14:ligatures w14:val="none"/>
-        </w:rPr>
-        <w:t xml:space="preserve"> she sat very still with her ankles crossed on his table, and the silence had a temperature.</w:t>
+        <w:t>He talked. The errand for Sayd, the surveyor, the boy coming off the roof, the drainpipe's opinions, the woman with the lamp. He told it straight and without varnish because Maddy could hear varnish the way other people heard shouting, and when he finished she sat very still with her ankles crossed on his table, and the silence had a temperature.</w:t>
       </w:r>
     </w:p>
     <w:p>
@@ -8778,27 +7716,7 @@
           <w:lang w:val="en-CA"/>
           <w14:ligatures w14:val="none"/>
         </w:rPr>
-        <w:t xml:space="preserve">"It's your coat." She came off the chair, took up the bill, and held it beside his collar like a draper matching cloth. "Blue at the collar. I found you on a dock in </w:t>
-      </w:r>
-      <w:proofErr w:type="spellStart"/>
-      <w:r>
-        <w:rPr>
-          <w:sz w:val="24"/>
-          <w:szCs w:val="24"/>
-          <w:lang w:val="en-CA"/>
-          <w14:ligatures w14:val="none"/>
-        </w:rPr>
-        <w:t>Vessara</w:t>
-      </w:r>
-      <w:proofErr w:type="spellEnd"/>
-      <w:r>
-        <w:rPr>
-          <w:sz w:val="24"/>
-          <w:szCs w:val="24"/>
-          <w:lang w:val="en-CA"/>
-          <w14:ligatures w14:val="none"/>
-        </w:rPr>
-        <w:t xml:space="preserve"> across a hundred yards of crowd by this lining. You think a watchman can't do it across a street?"</w:t>
+        <w:t>"It's your coat." She came off the chair, took up the bill, and held it beside his collar like a draper matching cloth. "Blue at the collar. I found you on a dock in Vessara across a hundred yards of crowd by this lining. You think a watchman can't do it across a street?"</w:t>
       </w:r>
     </w:p>
     <w:p>
@@ -8836,86 +7754,26 @@
           <w:lang w:val="en-CA"/>
           <w14:ligatures w14:val="none"/>
         </w:rPr>
-        <w:t xml:space="preserve">"So are they now. That's the point I'm making." She let the bill fall on the table. "And here's the other one. Your man Sayd's notes said the surveyor was regular. Home by dark, </w:t>
-      </w:r>
-      <w:proofErr w:type="gramStart"/>
-      <w:r>
-        <w:rPr>
-          <w:sz w:val="24"/>
-          <w:szCs w:val="24"/>
-          <w:lang w:val="en-CA"/>
-          <w14:ligatures w14:val="none"/>
-        </w:rPr>
-        <w:t>church-sober</w:t>
-      </w:r>
-      <w:proofErr w:type="gramEnd"/>
-      <w:r>
-        <w:rPr>
-          <w:sz w:val="24"/>
-          <w:szCs w:val="24"/>
-          <w:lang w:val="en-CA"/>
-          <w14:ligatures w14:val="none"/>
-        </w:rPr>
-        <w:t>. He came home drunk at midnight and nearly stood on you. Once is a bad night. But you're about to walk into a vault in Pendleton on that same man's intelligence, and I'd like to know which of his facts is the next bad night."</w:t>
-      </w:r>
-    </w:p>
-    <w:p>
-      <w:pPr>
-        <w:rPr>
-          <w:sz w:val="24"/>
-          <w:szCs w:val="24"/>
-          <w:lang w:val="en-CA"/>
-          <w14:ligatures w14:val="none"/>
-        </w:rPr>
-      </w:pPr>
-      <w:r>
-        <w:rPr>
-          <w:sz w:val="24"/>
-          <w:szCs w:val="24"/>
-          <w:lang w:val="en-CA"/>
-          <w14:ligatures w14:val="none"/>
-        </w:rPr>
-        <w:t xml:space="preserve">There it was. He'd filed the surveyor's habits away in the drawer of things Sayd had been wrong </w:t>
-      </w:r>
-      <w:proofErr w:type="gramStart"/>
-      <w:r>
-        <w:rPr>
-          <w:sz w:val="24"/>
-          <w:szCs w:val="24"/>
-          <w:lang w:val="en-CA"/>
-          <w14:ligatures w14:val="none"/>
-        </w:rPr>
-        <w:t>about, and</w:t>
-      </w:r>
-      <w:proofErr w:type="gramEnd"/>
-      <w:r>
-        <w:rPr>
-          <w:sz w:val="24"/>
-          <w:szCs w:val="24"/>
-          <w:lang w:val="en-CA"/>
-          <w14:ligatures w14:val="none"/>
-        </w:rPr>
-        <w:t xml:space="preserve"> told himself the drawer had one item in it, and here was Maddy pulling the drawer clean out of the desk and </w:t>
-      </w:r>
-      <w:proofErr w:type="gramStart"/>
-      <w:r>
-        <w:rPr>
-          <w:sz w:val="24"/>
-          <w:szCs w:val="24"/>
-          <w:lang w:val="en-CA"/>
-          <w14:ligatures w14:val="none"/>
-        </w:rPr>
-        <w:t>showing him</w:t>
-      </w:r>
-      <w:proofErr w:type="gramEnd"/>
-      <w:r>
-        <w:rPr>
-          <w:sz w:val="24"/>
-          <w:szCs w:val="24"/>
-          <w:lang w:val="en-CA"/>
-          <w14:ligatures w14:val="none"/>
-        </w:rPr>
-        <w:t xml:space="preserve"> it could hold plenty.</w:t>
+        <w:t>"So are they now. That's the point I'm making." She let the bill fall on the table. "And here's the other one. Your man Sayd's notes said the surveyor was regular. Home by dark, church-sober. He came home drunk at midnight and nearly stood on you. Once is a bad night. But you're about to walk into a vault in Pendleton on that same man's intelligence, and I'd like to know which of his facts is the next bad night."</w:t>
+      </w:r>
+    </w:p>
+    <w:p>
+      <w:pPr>
+        <w:rPr>
+          <w:sz w:val="24"/>
+          <w:szCs w:val="24"/>
+          <w:lang w:val="en-CA"/>
+          <w14:ligatures w14:val="none"/>
+        </w:rPr>
+      </w:pPr>
+      <w:r>
+        <w:rPr>
+          <w:sz w:val="24"/>
+          <w:szCs w:val="24"/>
+          <w:lang w:val="en-CA"/>
+          <w14:ligatures w14:val="none"/>
+        </w:rPr>
+        <w:t>There it was. He'd filed the surveyor's habits away in the drawer of things Sayd had been wrong about, and told himself the drawer had one item in it, and here was Maddy pulling the drawer clean out of the desk and showing him it could hold plenty.</w:t>
       </w:r>
     </w:p>
     <w:p>
@@ -9010,27 +7868,7 @@
           <w:lang w:val="en-CA"/>
           <w14:ligatures w14:val="none"/>
         </w:rPr>
-        <w:t xml:space="preserve">It wasn't, </w:t>
-      </w:r>
-      <w:proofErr w:type="gramStart"/>
-      <w:r>
-        <w:rPr>
-          <w:sz w:val="24"/>
-          <w:szCs w:val="24"/>
-          <w:lang w:val="en-CA"/>
-          <w14:ligatures w14:val="none"/>
-        </w:rPr>
-        <w:t>quite</w:t>
-      </w:r>
-      <w:proofErr w:type="gramEnd"/>
-      <w:r>
-        <w:rPr>
-          <w:sz w:val="24"/>
-          <w:szCs w:val="24"/>
-          <w:lang w:val="en-CA"/>
-          <w14:ligatures w14:val="none"/>
-        </w:rPr>
-        <w:t>, but the argument for that was made of nothing he could put on a table. It was the coat he'd bought in his first good year at sea. The coat he'd been wearing on the dock when she found him across a hundred yards of crowd. It had been through twenty-six ports with him, same as the trinkets, and it went in the same ledger: things that fixed a moment in place and said I was here.</w:t>
+        <w:t>It wasn't, quite, but the argument for that was made of nothing he could put on a table. It was the coat he'd bought in his first good year at sea. The coat he'd been wearing on the dock when she found him across a hundred yards of crowd. It had been through twenty-six ports with him, same as the trinkets, and it went in the same ledger: things that fixed a moment in place and said I was here.</w:t>
       </w:r>
     </w:p>
     <w:p>
@@ -9126,66 +7964,26 @@
           <w:lang w:val="en-CA"/>
           <w14:ligatures w14:val="none"/>
         </w:rPr>
-        <w:t xml:space="preserve">He listened to her on the stairs until the taproom noise took her. Then he stood in the middle of the room and looked at the coat on its hook, dark cloth, the blue lining showing at the collar the way it always did, the way it had across a hundred yards of </w:t>
-      </w:r>
-      <w:proofErr w:type="spellStart"/>
-      <w:r>
-        <w:rPr>
-          <w:sz w:val="24"/>
-          <w:szCs w:val="24"/>
-          <w:lang w:val="en-CA"/>
-          <w14:ligatures w14:val="none"/>
-        </w:rPr>
-        <w:t>Vessaran</w:t>
-      </w:r>
-      <w:proofErr w:type="spellEnd"/>
-      <w:r>
-        <w:rPr>
-          <w:sz w:val="24"/>
-          <w:szCs w:val="24"/>
-          <w:lang w:val="en-CA"/>
-          <w14:ligatures w14:val="none"/>
-        </w:rPr>
-        <w:t xml:space="preserve"> crowd.</w:t>
-      </w:r>
-    </w:p>
-    <w:p>
-      <w:pPr>
-        <w:rPr>
-          <w:sz w:val="24"/>
-          <w:szCs w:val="24"/>
-          <w:lang w:val="en-CA"/>
-          <w14:ligatures w14:val="none"/>
-        </w:rPr>
-      </w:pPr>
-      <w:r>
-        <w:rPr>
-          <w:sz w:val="24"/>
-          <w:szCs w:val="24"/>
-          <w:lang w:val="en-CA"/>
-          <w14:ligatures w14:val="none"/>
-        </w:rPr>
-        <w:t>He folded the lining under and buttoned the collar flat, and it looked like any coat in Merranth</w:t>
-      </w:r>
-      <w:proofErr w:type="gramStart"/>
-      <w:r>
-        <w:rPr>
-          <w:sz w:val="24"/>
-          <w:szCs w:val="24"/>
-          <w:lang w:val="en-CA"/>
-          <w14:ligatures w14:val="none"/>
-        </w:rPr>
-        <w:t>, more or less, and</w:t>
-      </w:r>
-      <w:proofErr w:type="gramEnd"/>
-      <w:r>
-        <w:rPr>
-          <w:sz w:val="24"/>
-          <w:szCs w:val="24"/>
-          <w:lang w:val="en-CA"/>
-          <w14:ligatures w14:val="none"/>
-        </w:rPr>
-        <w:t xml:space="preserve"> he told himself that counted.</w:t>
+        <w:t>He listened to her on the stairs until the taproom noise took her. Then he stood in the middle of the room and looked at the coat on its hook, dark cloth, the blue lining showing at the collar the way it always did, the way it had across a hundred yards of Vessaran crowd.</w:t>
+      </w:r>
+    </w:p>
+    <w:p>
+      <w:pPr>
+        <w:rPr>
+          <w:sz w:val="24"/>
+          <w:szCs w:val="24"/>
+          <w:lang w:val="en-CA"/>
+          <w14:ligatures w14:val="none"/>
+        </w:rPr>
+      </w:pPr>
+      <w:r>
+        <w:rPr>
+          <w:sz w:val="24"/>
+          <w:szCs w:val="24"/>
+          <w:lang w:val="en-CA"/>
+          <w14:ligatures w14:val="none"/>
+        </w:rPr>
+        <w:t>He folded the lining under and buttoned the collar flat, and it looked like any coat in Merranth, more or less, and he told himself that counted.</w:t>
       </w:r>
     </w:p>
     <w:p>
@@ -9559,27 +8357,7 @@
           <w:lang w:val="en-CA"/>
           <w14:ligatures w14:val="none"/>
         </w:rPr>
-        <w:t xml:space="preserve">"Then we give them nothing to match," Tav said. "The coat's retired. The boy stays out of the harbour district. In three </w:t>
-      </w:r>
-      <w:proofErr w:type="gramStart"/>
-      <w:r>
-        <w:rPr>
-          <w:sz w:val="24"/>
-          <w:szCs w:val="24"/>
-          <w:lang w:val="en-CA"/>
-          <w14:ligatures w14:val="none"/>
-        </w:rPr>
-        <w:t>weeks</w:t>
-      </w:r>
-      <w:proofErr w:type="gramEnd"/>
-      <w:r>
-        <w:rPr>
-          <w:sz w:val="24"/>
-          <w:szCs w:val="24"/>
-          <w:lang w:val="en-CA"/>
-          <w14:ligatures w14:val="none"/>
-        </w:rPr>
-        <w:t xml:space="preserve"> the ink's grey and we're a smell on the tide."</w:t>
+        <w:t>"Then we give them nothing to match," Tav said. "The coat's retired. The boy stays out of the harbour district. In three weeks the ink's grey and we're a smell on the tide."</w:t>
       </w:r>
     </w:p>
     <w:p>
@@ -9637,47 +8415,7 @@
           <w:lang w:val="en-CA"/>
           <w14:ligatures w14:val="none"/>
         </w:rPr>
-        <w:t xml:space="preserve">"One. Our exit sails from a harbour where the watch has fresh reason to look at faces. Two." She dragged her finger south, off the map's edge. "There's a cleaner road. We come out of </w:t>
-      </w:r>
-      <w:proofErr w:type="gramStart"/>
-      <w:r>
-        <w:rPr>
-          <w:sz w:val="24"/>
-          <w:szCs w:val="24"/>
-          <w:lang w:val="en-CA"/>
-          <w14:ligatures w14:val="none"/>
-        </w:rPr>
-        <w:t>Pendleton</w:t>
-      </w:r>
-      <w:proofErr w:type="gramEnd"/>
-      <w:r>
-        <w:rPr>
-          <w:sz w:val="24"/>
-          <w:szCs w:val="24"/>
-          <w:lang w:val="en-CA"/>
-          <w14:ligatures w14:val="none"/>
-        </w:rPr>
-        <w:t xml:space="preserve"> and we don't come back here at all. Overland, south, four days to Dolliver. I know Dolliver, I know which </w:t>
-      </w:r>
-      <w:proofErr w:type="spellStart"/>
-      <w:r>
-        <w:rPr>
-          <w:sz w:val="24"/>
-          <w:szCs w:val="24"/>
-          <w:lang w:val="en-CA"/>
-          <w14:ligatures w14:val="none"/>
-        </w:rPr>
-        <w:t>harbourmen</w:t>
-      </w:r>
-      <w:proofErr w:type="spellEnd"/>
-      <w:r>
-        <w:rPr>
-          <w:sz w:val="24"/>
-          <w:szCs w:val="24"/>
-          <w:lang w:val="en-CA"/>
-          <w14:ligatures w14:val="none"/>
-        </w:rPr>
-        <w:t xml:space="preserve"> count and which just take the fee. We ship from there under names nobody in Merranth ever heard, and this whole city can keep its bill."</w:t>
+        <w:t>"One. Our exit sails from a harbour where the watch has fresh reason to look at faces. Two." She dragged her finger south, off the map's edge. "There's a cleaner road. We come out of Pendleton and we don't come back here at all. Overland, south, four days to Dolliver. I know Dolliver, I know which harbourmen count and which just take the fee. We ship from there under names nobody in Merranth ever heard, and this whole city can keep its bill."</w:t>
       </w:r>
     </w:p>
     <w:p>
@@ -10020,27 +8758,7 @@
           <w:lang w:val="en-CA"/>
           <w14:ligatures w14:val="none"/>
         </w:rPr>
-        <w:t xml:space="preserve">They worked the rest of it down to the floorboards. Routes and timings, the second bell and the third, who carried what and in which order, and Maddy was thorough in a way that made </w:t>
-      </w:r>
-      <w:proofErr w:type="spellStart"/>
-      <w:r>
-        <w:rPr>
-          <w:sz w:val="24"/>
-          <w:szCs w:val="24"/>
-          <w:lang w:val="en-CA"/>
-          <w14:ligatures w14:val="none"/>
-        </w:rPr>
-        <w:t>Tav's</w:t>
-      </w:r>
-      <w:proofErr w:type="spellEnd"/>
-      <w:r>
-        <w:rPr>
-          <w:sz w:val="24"/>
-          <w:szCs w:val="24"/>
-          <w:lang w:val="en-CA"/>
-          <w14:ligatures w14:val="none"/>
-        </w:rPr>
-        <w:t xml:space="preserve"> instinct-first approach look like a character flaw, which it probably was. He didn't lay out everything. Not the sequence through the lower level, not the countermeasures, because some of it he hadn't figured out yet and wouldn't until he was standing in the room itself, which was how Tav worked and would probably be carved on his headstone as a cautionary tale. Maddy knew this about him. She'd stopped trying to fix it around the second job they'd ever run, out of acceptance or exhaustion, he'd never asked which.</w:t>
+        <w:t>They worked the rest of it down to the floorboards. Routes and timings, the second bell and the third, who carried what and in which order, and Maddy was thorough in a way that made Tav's instinct-first approach look like a character flaw, which it probably was. He didn't lay out everything. Not the sequence through the lower level, not the countermeasures, because some of it he hadn't figured out yet and wouldn't until he was standing in the room itself, which was how Tav worked and would probably be carved on his headstone as a cautionary tale. Maddy knew this about him. She'd stopped trying to fix it around the second job they'd ever run, out of acceptance or exhaustion, he'd never asked which.</w:t>
       </w:r>
     </w:p>
     <w:p>
@@ -10132,25 +8850,7 @@
           <w:szCs w:val="24"/>
           <w14:ligatures w14:val="none"/>
         </w:rPr>
-        <w:t xml:space="preserve">They finished after midnight. Harlan took the credentials and the protocol notes and left for Carver's Lane, walking slow, and Odd Hands materialized from the hall and followed. Tav let him. The boy was going to follow people regardless; better he </w:t>
-      </w:r>
-      <w:proofErr w:type="gramStart"/>
-      <w:r>
-        <w:rPr>
-          <w:sz w:val="24"/>
-          <w:szCs w:val="24"/>
-          <w14:ligatures w14:val="none"/>
-        </w:rPr>
-        <w:t>practice</w:t>
-      </w:r>
-      <w:proofErr w:type="gramEnd"/>
-      <w:r>
-        <w:rPr>
-          <w:sz w:val="24"/>
-          <w:szCs w:val="24"/>
-          <w14:ligatures w14:val="none"/>
-        </w:rPr>
-        <w:t xml:space="preserve"> on someone who wouldn't notice.</w:t>
+        <w:t>They finished after midnight. Harlan took the credentials and the protocol notes and left for Carver's Lane, walking slow, and Odd Hands materialized from the hall and followed. Tav let him. The boy was going to follow people regardless; better he practice on someone who wouldn't notice.</w:t>
       </w:r>
     </w:p>
     <w:p>
@@ -10245,27 +8945,7 @@
           <w:lang w:val="en-CA"/>
           <w14:ligatures w14:val="none"/>
         </w:rPr>
-        <w:t xml:space="preserve">She didn't turn around. "Do you remember </w:t>
-      </w:r>
-      <w:proofErr w:type="spellStart"/>
-      <w:r>
-        <w:rPr>
-          <w:sz w:val="24"/>
-          <w:szCs w:val="24"/>
-          <w:lang w:val="en-CA"/>
-          <w14:ligatures w14:val="none"/>
-        </w:rPr>
-        <w:t>Vessara</w:t>
-      </w:r>
-      <w:proofErr w:type="spellEnd"/>
-      <w:r>
-        <w:rPr>
-          <w:sz w:val="24"/>
-          <w:szCs w:val="24"/>
-          <w:lang w:val="en-CA"/>
-          <w14:ligatures w14:val="none"/>
-        </w:rPr>
-        <w:t>? The night on the dock when we talked about what we'd do if we ever stopped running."</w:t>
+        <w:t>She didn't turn around. "Do you remember Vessara? The night on the dock when we talked about what we'd do if we ever stopped running."</w:t>
       </w:r>
     </w:p>
     <w:p>
@@ -10342,27 +9022,7 @@
           <w:lang w:val="en-CA"/>
           <w14:ligatures w14:val="none"/>
         </w:rPr>
-        <w:t xml:space="preserve">"I found it." She turned then. "Three texts. A </w:t>
-      </w:r>
-      <w:proofErr w:type="spellStart"/>
-      <w:r>
-        <w:rPr>
-          <w:sz w:val="24"/>
-          <w:szCs w:val="24"/>
-          <w:lang w:val="en-CA"/>
-          <w14:ligatures w14:val="none"/>
-        </w:rPr>
-        <w:t>Nemogali</w:t>
-      </w:r>
-      <w:proofErr w:type="spellEnd"/>
-      <w:r>
-        <w:rPr>
-          <w:sz w:val="24"/>
-          <w:szCs w:val="24"/>
-          <w:lang w:val="en-CA"/>
-          <w14:ligatures w14:val="none"/>
-        </w:rPr>
-        <w:t xml:space="preserve"> shipping log, a monastery record from the Reach, and a surveyor's note buried in an archive in Dolliver. They don't know about each other. But they describe the same place. A settlement, old, abandoned, untouched. Nobody's connected them because nobody's been looking."</w:t>
+        <w:t>"I found it." She turned then. "Three texts. A Nemogali shipping log, a monastery record from the Reach, and a surveyor's note buried in an archive in Dolliver. They don't know about each other. But they describe the same place. A settlement, old, abandoned, untouched. Nobody's connected them because nobody's been looking."</w:t>
       </w:r>
     </w:p>
     <w:p>
@@ -10512,25 +9172,7 @@
           <w:szCs w:val="24"/>
           <w14:ligatures w14:val="none"/>
         </w:rPr>
-        <w:t xml:space="preserve">"Like that </w:t>
-      </w:r>
-      <w:proofErr w:type="gramStart"/>
-      <w:r>
-        <w:rPr>
-          <w:sz w:val="24"/>
-          <w:szCs w:val="24"/>
-          <w14:ligatures w14:val="none"/>
-        </w:rPr>
-        <w:t>time</w:t>
-      </w:r>
-      <w:proofErr w:type="gramEnd"/>
-      <w:r>
-        <w:rPr>
-          <w:sz w:val="24"/>
-          <w:szCs w:val="24"/>
-          <w14:ligatures w14:val="none"/>
-        </w:rPr>
-        <w:t xml:space="preserve"> you told me to be on a dock at a specific time with my things packed?" </w:t>
+        <w:t xml:space="preserve">"Like that time you told me to be on a dock at a specific time with my things packed?" </w:t>
       </w:r>
     </w:p>
     <w:p>
@@ -10755,27 +9397,7 @@
           <w:lang w:val="en-CA"/>
           <w14:ligatures w14:val="none"/>
         </w:rPr>
-        <w:t xml:space="preserve">The monastery record described a settlement in the mountains above the Reach. Old. The </w:t>
-      </w:r>
-      <w:proofErr w:type="spellStart"/>
-      <w:r>
-        <w:rPr>
-          <w:sz w:val="24"/>
-          <w:szCs w:val="24"/>
-          <w:lang w:val="en-CA"/>
-          <w14:ligatures w14:val="none"/>
-        </w:rPr>
-        <w:t>Nemogali</w:t>
-      </w:r>
-      <w:proofErr w:type="spellEnd"/>
-      <w:r>
-        <w:rPr>
-          <w:sz w:val="24"/>
-          <w:szCs w:val="24"/>
-          <w:lang w:val="en-CA"/>
-          <w14:ligatures w14:val="none"/>
-        </w:rPr>
-        <w:t xml:space="preserve"> shipping log listed cargo bound for a port that didn't appear on any modern chart. And the surveyor's note, buried in an archive in Dolliver, mentioned foundations visible from a ridge that the surveyor hadn't been paid enough to investigate.</w:t>
+        <w:t>The monastery record described a settlement in the mountains above the Reach. Old. The Nemogali shipping log listed cargo bound for a port that didn't appear on any modern chart. And the surveyor's note, buried in an archive in Dolliver, mentioned foundations visible from a ridge that the surveyor hadn't been paid enough to investigate.</w:t>
       </w:r>
     </w:p>
     <w:p>
@@ -10878,25 +9500,7 @@
           <w:szCs w:val="24"/>
           <w14:ligatures w14:val="none"/>
         </w:rPr>
-        <w:t xml:space="preserve">He was quiet for a moment. She turned and looked at him, and there was nothing </w:t>
-      </w:r>
-      <w:proofErr w:type="gramStart"/>
-      <w:r>
-        <w:rPr>
-          <w:sz w:val="24"/>
-          <w:szCs w:val="24"/>
-          <w14:ligatures w14:val="none"/>
-        </w:rPr>
-        <w:t>in</w:t>
-      </w:r>
-      <w:proofErr w:type="gramEnd"/>
-      <w:r>
-        <w:rPr>
-          <w:sz w:val="24"/>
-          <w:szCs w:val="24"/>
-          <w14:ligatures w14:val="none"/>
-        </w:rPr>
-        <w:t xml:space="preserve"> her face for once but the place she was describing, no past in it, no debts, nobody's mark on anything. Her guard was entirely down, which happened so rarely that he'd learned to hold still when it did, the way you hold still for a bird that's landed on the sill and hasn't decided whether to stay.</w:t>
+        <w:t>He was quiet for a moment. She turned and looked at him, and there was nothing in her face for once but the place she was describing, no past in it, no debts, nobody's mark on anything. Her guard was entirely down, which happened so rarely that he'd learned to hold still when it did, the way you hold still for a bird that's landed on the sill and hasn't decided whether to stay.</w:t>
       </w:r>
     </w:p>
     <w:p>
@@ -11179,27 +9783,7 @@
           <w:lang w:val="en-CA"/>
           <w14:ligatures w14:val="none"/>
         </w:rPr>
-        <w:t xml:space="preserve">"And I'd go the wrong way on </w:t>
-      </w:r>
-      <w:proofErr w:type="gramStart"/>
-      <w:r>
-        <w:rPr>
-          <w:sz w:val="24"/>
-          <w:szCs w:val="24"/>
-          <w:lang w:val="en-CA"/>
-          <w14:ligatures w14:val="none"/>
-        </w:rPr>
-        <w:t>purpose, and</w:t>
-      </w:r>
-      <w:proofErr w:type="gramEnd"/>
-      <w:r>
-        <w:rPr>
-          <w:sz w:val="24"/>
-          <w:szCs w:val="24"/>
-          <w:lang w:val="en-CA"/>
-          <w14:ligatures w14:val="none"/>
-        </w:rPr>
-        <w:t xml:space="preserve"> find something better."</w:t>
+        <w:t>"And I'd go the wrong way on purpose, and find something better."</w:t>
       </w:r>
     </w:p>
     <w:p>
@@ -11264,27 +9848,7 @@
           <w:lang w:val="en-CA"/>
           <w14:ligatures w14:val="none"/>
         </w:rPr>
-        <w:t xml:space="preserve">She sat beside him on the bed. Close enough that he could feel the warmth through her sleeve. They didn't touch. They didn't talk. The lamp did its quiet </w:t>
-      </w:r>
-      <w:proofErr w:type="gramStart"/>
-      <w:r>
-        <w:rPr>
-          <w:sz w:val="24"/>
-          <w:szCs w:val="24"/>
-          <w:lang w:val="en-CA"/>
-          <w14:ligatures w14:val="none"/>
-        </w:rPr>
-        <w:t>work</w:t>
-      </w:r>
-      <w:proofErr w:type="gramEnd"/>
-      <w:r>
-        <w:rPr>
-          <w:sz w:val="24"/>
-          <w:szCs w:val="24"/>
-          <w:lang w:val="en-CA"/>
-          <w14:ligatures w14:val="none"/>
-        </w:rPr>
-        <w:t xml:space="preserve"> and the room was small and for a few minutes neither of them needed to be anywhere other than exactly where they were.</w:t>
+        <w:t>She sat beside him on the bed. Close enough that he could feel the warmth through her sleeve. They didn't touch. They didn't talk. The lamp did its quiet work and the room was small and for a few minutes neither of them needed to be anywhere other than exactly where they were.</w:t>
       </w:r>
     </w:p>
     <w:p>
@@ -11435,25 +9999,7 @@
           <w14:ligatures w14:val="none"/>
         </w:rPr>
         <w:lastRenderedPageBreak/>
-        <w:t xml:space="preserve">On the walk home the streets were </w:t>
-      </w:r>
-      <w:proofErr w:type="gramStart"/>
-      <w:r>
-        <w:rPr>
-          <w:sz w:val="24"/>
-          <w:szCs w:val="24"/>
-          <w14:ligatures w14:val="none"/>
-        </w:rPr>
-        <w:t>empty</w:t>
-      </w:r>
-      <w:proofErr w:type="gramEnd"/>
-      <w:r>
-        <w:rPr>
-          <w:sz w:val="24"/>
-          <w:szCs w:val="24"/>
-          <w14:ligatures w14:val="none"/>
-        </w:rPr>
-        <w:t xml:space="preserve"> and the cold was the kind that got into your coat and stayed. He thought about the vault and the painting and the dead man's son sitting in that room with a girl who loved him and a plan that would either save them or ruin them. He thought about Aldean Blundo's offer, sitting in a drawer at the shop like an unpaid invoice. </w:t>
+        <w:t xml:space="preserve">On the walk home the streets were empty and the cold was the kind that got into your coat and stayed. He thought about the vault and the painting and the dead man's son sitting in that room with a girl who loved him and a plan that would either save them or ruin them. He thought about Aldean Blundo's offer, sitting in a drawer at the shop like an unpaid invoice. </w:t>
       </w:r>
       <w:r>
         <w:rPr>
@@ -11529,25 +10075,7 @@
           <w:szCs w:val="24"/>
           <w14:ligatures w14:val="none"/>
         </w:rPr>
-        <w:t xml:space="preserve">He walked home in the cold and didn't sleep, and when his wife asked him what was </w:t>
-      </w:r>
-      <w:proofErr w:type="gramStart"/>
-      <w:r>
-        <w:rPr>
-          <w:sz w:val="24"/>
-          <w:szCs w:val="24"/>
-          <w14:ligatures w14:val="none"/>
-        </w:rPr>
-        <w:t>wrong</w:t>
-      </w:r>
-      <w:proofErr w:type="gramEnd"/>
-      <w:r>
-        <w:rPr>
-          <w:sz w:val="24"/>
-          <w:szCs w:val="24"/>
-          <w14:ligatures w14:val="none"/>
-        </w:rPr>
-        <w:t xml:space="preserve"> he said </w:t>
+        <w:t xml:space="preserve">He walked home in the cold and didn't sleep, and when his wife asked him what was wrong he said </w:t>
       </w:r>
       <w:r>
         <w:rPr>
@@ -11653,27 +10181,7 @@
           <w:lang w:val="en-CA"/>
           <w14:ligatures w14:val="none"/>
         </w:rPr>
-        <w:t xml:space="preserve">"For a grey beard who's out of practice, he's good," Odd Hands murmured from behind </w:t>
-      </w:r>
-      <w:proofErr w:type="spellStart"/>
-      <w:r>
-        <w:rPr>
-          <w:sz w:val="24"/>
-          <w:szCs w:val="24"/>
-          <w:lang w:val="en-CA"/>
-          <w14:ligatures w14:val="none"/>
-        </w:rPr>
-        <w:t>Tav's</w:t>
-      </w:r>
-      <w:proofErr w:type="spellEnd"/>
-      <w:r>
-        <w:rPr>
-          <w:sz w:val="24"/>
-          <w:szCs w:val="24"/>
-          <w:lang w:val="en-CA"/>
-          <w14:ligatures w14:val="none"/>
-        </w:rPr>
-        <w:t xml:space="preserve"> shoulder.</w:t>
+        <w:t>"For a grey beard who's out of practice, he's good," Odd Hands murmured from behind Tav's shoulder.</w:t>
       </w:r>
     </w:p>
     <w:p>
@@ -11902,66 +10410,26 @@
           <w:lang w:val="en-CA"/>
           <w14:ligatures w14:val="none"/>
         </w:rPr>
-        <w:t xml:space="preserve">They were escorted through the main hall and into a staircase that went down into the deep, and Tav revised his estimate of Harlan for the third time in a week. He hadn't talked his way past the check. He'd made the check work for him, turned the bank's own caution into a reason to hurry, and the whole thing had cost him one smile and thirty seconds. Ten years selling candles. It should have been a </w:t>
-      </w:r>
-      <w:proofErr w:type="gramStart"/>
-      <w:r>
-        <w:rPr>
-          <w:sz w:val="24"/>
-          <w:szCs w:val="24"/>
-          <w:lang w:val="en-CA"/>
-          <w14:ligatures w14:val="none"/>
-        </w:rPr>
-        <w:t>crime in itself</w:t>
-      </w:r>
-      <w:proofErr w:type="gramEnd"/>
-      <w:r>
-        <w:rPr>
-          <w:sz w:val="24"/>
-          <w:szCs w:val="24"/>
-          <w:lang w:val="en-CA"/>
-          <w14:ligatures w14:val="none"/>
-        </w:rPr>
-        <w:t>.</w:t>
-      </w:r>
-    </w:p>
-    <w:p>
-      <w:pPr>
-        <w:rPr>
-          <w:sz w:val="24"/>
-          <w:szCs w:val="24"/>
-          <w:lang w:val="en-CA"/>
-          <w14:ligatures w14:val="none"/>
-        </w:rPr>
-      </w:pPr>
-      <w:r>
-        <w:rPr>
-          <w:sz w:val="24"/>
-          <w:szCs w:val="24"/>
-          <w:lang w:val="en-CA"/>
-          <w14:ligatures w14:val="none"/>
-        </w:rPr>
-        <w:t xml:space="preserve">The air changed as they went down. Cooler, drier. It kept the </w:t>
-      </w:r>
-      <w:proofErr w:type="gramStart"/>
-      <w:r>
-        <w:rPr>
-          <w:sz w:val="24"/>
-          <w:szCs w:val="24"/>
-          <w:lang w:val="en-CA"/>
-          <w14:ligatures w14:val="none"/>
-        </w:rPr>
-        <w:t>particular stillness</w:t>
-      </w:r>
-      <w:proofErr w:type="gramEnd"/>
-      <w:r>
-        <w:rPr>
-          <w:sz w:val="24"/>
-          <w:szCs w:val="24"/>
-          <w:lang w:val="en-CA"/>
-          <w14:ligatures w14:val="none"/>
-        </w:rPr>
-        <w:t xml:space="preserve"> of a room that existed to keep things the same. The vault door was thick iron and oak and took two men to move, and the sound it made opening was something Tav would remember for a while.</w:t>
+        <w:t>They were escorted through the main hall and into a staircase that went down into the deep, and Tav revised his estimate of Harlan for the third time in a week. He hadn't talked his way past the check. He'd made the check work for him, turned the bank's own caution into a reason to hurry, and the whole thing had cost him one smile and thirty seconds. Ten years selling candles. It should have been a crime in itself.</w:t>
+      </w:r>
+    </w:p>
+    <w:p>
+      <w:pPr>
+        <w:rPr>
+          <w:sz w:val="24"/>
+          <w:szCs w:val="24"/>
+          <w:lang w:val="en-CA"/>
+          <w14:ligatures w14:val="none"/>
+        </w:rPr>
+      </w:pPr>
+      <w:r>
+        <w:rPr>
+          <w:sz w:val="24"/>
+          <w:szCs w:val="24"/>
+          <w:lang w:val="en-CA"/>
+          <w14:ligatures w14:val="none"/>
+        </w:rPr>
+        <w:t>The air changed as they went down. Cooler, drier. It kept the particular stillness of a room that existed to keep things the same. The vault door was thick iron and oak and took two men to move, and the sound it made opening was something Tav would remember for a while.</w:t>
       </w:r>
     </w:p>
     <w:p>
@@ -12047,47 +10515,7 @@
           <w:lang w:val="en-CA"/>
           <w14:ligatures w14:val="none"/>
         </w:rPr>
-        <w:t xml:space="preserve">"Damp," he </w:t>
-      </w:r>
-      <w:proofErr w:type="gramStart"/>
-      <w:r>
-        <w:rPr>
-          <w:sz w:val="24"/>
-          <w:szCs w:val="24"/>
-          <w:lang w:val="en-CA"/>
-          <w14:ligatures w14:val="none"/>
-        </w:rPr>
-        <w:t>said,</w:t>
-      </w:r>
-      <w:proofErr w:type="gramEnd"/>
-      <w:r>
-        <w:rPr>
-          <w:sz w:val="24"/>
-          <w:szCs w:val="24"/>
-          <w:lang w:val="en-CA"/>
-          <w14:ligatures w14:val="none"/>
-        </w:rPr>
-        <w:t xml:space="preserve"> to </w:t>
-      </w:r>
-      <w:proofErr w:type="gramStart"/>
-      <w:r>
-        <w:rPr>
-          <w:sz w:val="24"/>
-          <w:szCs w:val="24"/>
-          <w:lang w:val="en-CA"/>
-          <w14:ligatures w14:val="none"/>
-        </w:rPr>
-        <w:t>nobody in particular, and</w:t>
-      </w:r>
-      <w:proofErr w:type="gramEnd"/>
-      <w:r>
-        <w:rPr>
-          <w:sz w:val="24"/>
-          <w:szCs w:val="24"/>
-          <w:lang w:val="en-CA"/>
-          <w14:ligatures w14:val="none"/>
-        </w:rPr>
-        <w:t xml:space="preserve"> then, to the officer: "There's damp coming up this stair. Has the foundation level been surveyed since the river walls went in?"</w:t>
+        <w:t>"Damp," he said, to nobody in particular, and then, to the officer: "There's damp coming up this stair. Has the foundation level been surveyed since the river walls went in?"</w:t>
       </w:r>
     </w:p>
     <w:p>
@@ -12201,7 +10629,34 @@
           <w:lang w:val="en-CA"/>
           <w14:ligatures w14:val="none"/>
         </w:rPr>
-        <w:t>The Long View hung between a merchant's silver collection and a stack of deed boxes. Simple frame, dark wood, no gilding. A landscape: hills, a valley, a treeline catching late afternoon light. It was not large. It was not, to any eye that lacked context, remarkable.</w:t>
+        <w:t xml:space="preserve">The Long View hung between a merchant's silver collection and a stack of deed boxes. Simple frame, dark wood, no gilding. </w:t>
+      </w:r>
+      <w:r>
+        <w:rPr>
+          <w:sz w:val="24"/>
+          <w:szCs w:val="24"/>
+          <w:lang w:val="en-CA"/>
+          <w14:ligatures w14:val="none"/>
+        </w:rPr>
+        <w:t>A landscape: hills, a valley, a treeline catching late afternoon light, and half-lost among the trees, the pale shape of a house.</w:t>
+      </w:r>
+      <w:r>
+        <w:rPr>
+          <w:sz w:val="24"/>
+          <w:szCs w:val="24"/>
+          <w:lang w:val="en-CA"/>
+          <w14:ligatures w14:val="none"/>
+        </w:rPr>
+        <w:t xml:space="preserve"> </w:t>
+      </w:r>
+      <w:r>
+        <w:rPr>
+          <w:sz w:val="24"/>
+          <w:szCs w:val="24"/>
+          <w:lang w:val="en-CA"/>
+          <w14:ligatures w14:val="none"/>
+        </w:rPr>
+        <w:t>It was not large. It was not, to any eye that lacked context, remarkable.</w:t>
       </w:r>
     </w:p>
     <w:p>
@@ -12259,27 +10714,7 @@
           <w14:ligatures w14:val="none"/>
         </w:rPr>
         <w:lastRenderedPageBreak/>
-        <w:t xml:space="preserve">The treeline. It broke along the ridge in a way that nagged at him, not quite random, not quite regular, as if the painter had been recording something other than trees. He leaned closer. Ten years </w:t>
-      </w:r>
-      <w:proofErr w:type="gramStart"/>
-      <w:r>
-        <w:rPr>
-          <w:sz w:val="24"/>
-          <w:szCs w:val="24"/>
-          <w:lang w:val="en-CA"/>
-          <w14:ligatures w14:val="none"/>
-        </w:rPr>
-        <w:t>ago</w:t>
-      </w:r>
-      <w:proofErr w:type="gramEnd"/>
-      <w:r>
-        <w:rPr>
-          <w:sz w:val="24"/>
-          <w:szCs w:val="24"/>
-          <w:lang w:val="en-CA"/>
-          <w14:ligatures w14:val="none"/>
-        </w:rPr>
-        <w:t xml:space="preserve"> it had hung on a different wall, and a man had taken it down in the dark, and that man had held it the way Tav wanted to hold it now. Had died three days later without giving up his partner's name, and the painting had ended up here, filed like an invoice, forgotten by everyone except the son who'd come to take it home.</w:t>
+        <w:t>The treeline. It broke along the ridge in a way that nagged at him, not quite random, not quite regular, as if the painter had been recording something other than trees. He leaned closer. Ten years ago it had hung on a different wall, and a man had taken it down in the dark, and that man had held it the way Tav wanted to hold it now. Had died three days later without giving up his partner's name, and the painting had ended up here, filed like an invoice, forgotten by everyone except the son who'd come to take it home.</w:t>
       </w:r>
     </w:p>
     <w:p>
@@ -12793,27 +11228,7 @@
           <w:lang w:val="en-CA"/>
           <w14:ligatures w14:val="none"/>
         </w:rPr>
-        <w:t xml:space="preserve">Odd Hands surrendered his without ceremony. Tav took his own from the inner pocket and had it halfway to the stove when his hand </w:t>
-      </w:r>
-      <w:proofErr w:type="gramStart"/>
-      <w:r>
-        <w:rPr>
-          <w:sz w:val="24"/>
-          <w:szCs w:val="24"/>
-          <w:lang w:val="en-CA"/>
-          <w14:ligatures w14:val="none"/>
-        </w:rPr>
-        <w:t>made a decision</w:t>
-      </w:r>
-      <w:proofErr w:type="gramEnd"/>
-      <w:r>
-        <w:rPr>
-          <w:sz w:val="24"/>
-          <w:szCs w:val="24"/>
-          <w:lang w:val="en-CA"/>
-          <w14:ligatures w14:val="none"/>
-        </w:rPr>
-        <w:t xml:space="preserve"> his head was still drafting.</w:t>
+        <w:t>Odd Hands surrendered his without ceremony. Tav took his own from the inner pocket and had it halfway to the stove when his hand made a decision his head was still drafting.</w:t>
       </w:r>
     </w:p>
     <w:p>
@@ -13015,47 +11430,7 @@
           <w:lang w:val="en-CA"/>
           <w14:ligatures w14:val="none"/>
         </w:rPr>
-        <w:t xml:space="preserve">The second note was cream stock and smelled faintly of Lord Casvern's secretary. His lordship required his Factor's attendance at supper, two nights hence, where the </w:t>
-      </w:r>
-      <w:proofErr w:type="spellStart"/>
-      <w:r>
-        <w:rPr>
-          <w:sz w:val="24"/>
-          <w:szCs w:val="24"/>
-          <w:lang w:val="en-CA"/>
-          <w14:ligatures w14:val="none"/>
-        </w:rPr>
-        <w:t>Vellisham</w:t>
-      </w:r>
-      <w:proofErr w:type="spellEnd"/>
-      <w:r>
-        <w:rPr>
-          <w:sz w:val="24"/>
-          <w:szCs w:val="24"/>
-          <w:lang w:val="en-CA"/>
-          <w14:ligatures w14:val="none"/>
-        </w:rPr>
-        <w:t xml:space="preserve"> brothers would be dining. Required was not the word used. The word used was hoped, and it was doing the work of required, and </w:t>
-      </w:r>
-      <w:proofErr w:type="gramStart"/>
-      <w:r>
-        <w:rPr>
-          <w:sz w:val="24"/>
-          <w:szCs w:val="24"/>
-          <w:lang w:val="en-CA"/>
-          <w14:ligatures w14:val="none"/>
-        </w:rPr>
-        <w:t>both of them</w:t>
-      </w:r>
-      <w:proofErr w:type="gramEnd"/>
-      <w:r>
-        <w:rPr>
-          <w:sz w:val="24"/>
-          <w:szCs w:val="24"/>
-          <w:lang w:val="en-CA"/>
-          <w14:ligatures w14:val="none"/>
-        </w:rPr>
-        <w:t xml:space="preserve"> knew it. Casvern liked to seat Sayd where new money could look at him. A Factor of visible quality was a kind of plate, brought out and polished and counted afterward, and lately, Sayd had noticed, counted a little more carefully than before.</w:t>
+        <w:t>The second note was cream stock and smelled faintly of Lord Casvern's secretary. His lordship required his Factor's attendance at supper, two nights hence, where the Vellisham brothers would be dining. Required was not the word used. The word used was hoped, and it was doing the work of required, and both of them knew it. Casvern liked to seat Sayd where new money could look at him. A Factor of visible quality was a kind of plate, brought out and polished and counted afterward, and lately, Sayd had noticed, counted a little more carefully than before.</w:t>
       </w:r>
     </w:p>
     <w:p>
@@ -13091,43 +11466,7 @@
           <w:szCs w:val="24"/>
           <w14:ligatures w14:val="none"/>
         </w:rPr>
-        <w:t xml:space="preserve">Beyond the door, someone took a long </w:t>
-      </w:r>
-      <w:proofErr w:type="gramStart"/>
-      <w:r>
-        <w:rPr>
-          <w:sz w:val="24"/>
-          <w:szCs w:val="24"/>
-          <w14:ligatures w14:val="none"/>
-        </w:rPr>
-        <w:t>breath, and</w:t>
-      </w:r>
-      <w:proofErr w:type="gramEnd"/>
-      <w:r>
-        <w:rPr>
-          <w:sz w:val="24"/>
-          <w:szCs w:val="24"/>
-          <w14:ligatures w14:val="none"/>
-        </w:rPr>
-        <w:t xml:space="preserve"> then knocked. Progress had </w:t>
-      </w:r>
-      <w:proofErr w:type="gramStart"/>
-      <w:r>
-        <w:rPr>
-          <w:sz w:val="24"/>
-          <w:szCs w:val="24"/>
-          <w14:ligatures w14:val="none"/>
-        </w:rPr>
-        <w:t>held</w:t>
-      </w:r>
-      <w:proofErr w:type="gramEnd"/>
-      <w:r>
-        <w:rPr>
-          <w:sz w:val="24"/>
-          <w:szCs w:val="24"/>
-          <w14:ligatures w14:val="none"/>
-        </w:rPr>
-        <w:t>.</w:t>
+        <w:t>Beyond the door, someone took a long breath, and then knocked. Progress had held.</w:t>
       </w:r>
     </w:p>
     <w:p>
@@ -13528,25 +11867,7 @@
           <w:szCs w:val="24"/>
           <w14:ligatures w14:val="none"/>
         </w:rPr>
-        <w:t xml:space="preserve">"Doing her diligence before she rests her neck on my paperwork." And she had cause, which was the irritating part. The surveyor's habits had been wrong in his notes, the sort of error that crept in around unimportant men, and she had evidently decided that a man wrong about small things wanted checking on the large ones. Sound reasoning. He'd have done the same. In five weeks, Tav had never once asked a question about him. She </w:t>
-      </w:r>
-      <w:proofErr w:type="gramStart"/>
-      <w:r>
-        <w:rPr>
-          <w:sz w:val="24"/>
-          <w:szCs w:val="24"/>
-          <w14:ligatures w14:val="none"/>
-        </w:rPr>
-        <w:t>had needed</w:t>
-      </w:r>
-      <w:proofErr w:type="gramEnd"/>
-      <w:r>
-        <w:rPr>
-          <w:sz w:val="24"/>
-          <w:szCs w:val="24"/>
-          <w14:ligatures w14:val="none"/>
-        </w:rPr>
-        <w:t xml:space="preserve"> five days.</w:t>
+        <w:t>"Doing her diligence before she rests her neck on my paperwork." And she had cause, which was the irritating part. The surveyor's habits had been wrong in his notes, the sort of error that crept in around unimportant men, and she had evidently decided that a man wrong about small things wanted checking on the large ones. Sound reasoning. He'd have done the same. In five weeks, Tav had never once asked a question about him. She had needed five days.</w:t>
       </w:r>
     </w:p>
     <w:p>
@@ -13777,27 +12098,7 @@
           <w:lang w:val="en-CA"/>
           <w14:ligatures w14:val="none"/>
         </w:rPr>
-        <w:t xml:space="preserve">The </w:t>
-      </w:r>
-      <w:proofErr w:type="gramStart"/>
-      <w:r>
-        <w:rPr>
-          <w:sz w:val="24"/>
-          <w:szCs w:val="24"/>
-          <w:lang w:val="en-CA"/>
-          <w14:ligatures w14:val="none"/>
-        </w:rPr>
-        <w:t>chop-house</w:t>
-      </w:r>
-      <w:proofErr w:type="gramEnd"/>
-      <w:r>
-        <w:rPr>
-          <w:sz w:val="24"/>
-          <w:szCs w:val="24"/>
-          <w:lang w:val="en-CA"/>
-          <w14:ligatures w14:val="none"/>
-        </w:rPr>
-        <w:t xml:space="preserve"> stood two streets back from the Special Investigations offices, and it fed clerks, which meant it was cheap, quick, and full of men trained not to hear the next table. Aldean had picked it. Aldean had always been the one who picked.</w:t>
+        <w:t>The chop-house stood two streets back from the Special Investigations offices, and it fed clerks, which meant it was cheap, quick, and full of men trained not to hear the next table. Aldean had picked it. Aldean had always been the one who picked.</w:t>
       </w:r>
     </w:p>
     <w:p>
@@ -13834,27 +12135,7 @@
           <w:lang w:val="en-CA"/>
           <w14:ligatures w14:val="none"/>
         </w:rPr>
-        <w:t xml:space="preserve"> years in the time it took to hang a coat. Neat as a ledger line. Ink on the middle finger where the pen sat, grey coming in at the temples the orderly way, one row at a time. He'd been the smallest of the lane boys and the only one who could read, and he'd climbed out of the gutter </w:t>
-      </w:r>
-      <w:proofErr w:type="gramStart"/>
-      <w:r>
-        <w:rPr>
-          <w:sz w:val="24"/>
-          <w:szCs w:val="24"/>
-          <w:lang w:val="en-CA"/>
-          <w14:ligatures w14:val="none"/>
-        </w:rPr>
-        <w:t>on</w:t>
-      </w:r>
-      <w:proofErr w:type="gramEnd"/>
-      <w:r>
-        <w:rPr>
-          <w:sz w:val="24"/>
-          <w:szCs w:val="24"/>
-          <w:lang w:val="en-CA"/>
-          <w14:ligatures w14:val="none"/>
-        </w:rPr>
-        <w:t xml:space="preserve"> those letters rung by rung, and here he was at the top of them, plainclothes, respectable, waving Harlan over with genuine pleasure on his face.</w:t>
+        <w:t xml:space="preserve"> years in the time it took to hang a coat. Neat as a ledger line. Ink on the middle finger where the pen sat, grey coming in at the temples the orderly way, one row at a time. He'd been the smallest of the lane boys and the only one who could read, and he'd climbed out of the gutter on those letters rung by rung, and here he was at the top of them, plainclothes, respectable, waving Harlan over with genuine pleasure on his face.</w:t>
       </w:r>
     </w:p>
     <w:p>
@@ -13911,67 +12192,7 @@
           <w:lang w:val="en-CA"/>
           <w14:ligatures w14:val="none"/>
         </w:rPr>
-        <w:t xml:space="preserve">"Somebody has to. It's steady work." Aldean signalled for two of the mutton </w:t>
-      </w:r>
-      <w:proofErr w:type="gramStart"/>
-      <w:r>
-        <w:rPr>
-          <w:sz w:val="24"/>
-          <w:szCs w:val="24"/>
-          <w:lang w:val="en-CA"/>
-          <w14:ligatures w14:val="none"/>
-        </w:rPr>
-        <w:t>thing</w:t>
-      </w:r>
-      <w:proofErr w:type="gramEnd"/>
-      <w:r>
-        <w:rPr>
-          <w:sz w:val="24"/>
-          <w:szCs w:val="24"/>
-          <w:lang w:val="en-CA"/>
-          <w14:ligatures w14:val="none"/>
-        </w:rPr>
-        <w:t xml:space="preserve"> without asking. "Two years since you answered a letter of mine, and now a note naming a </w:t>
-      </w:r>
-      <w:proofErr w:type="gramStart"/>
-      <w:r>
-        <w:rPr>
-          <w:sz w:val="24"/>
-          <w:szCs w:val="24"/>
-          <w:lang w:val="en-CA"/>
-          <w14:ligatures w14:val="none"/>
-        </w:rPr>
-        <w:t>chop-house</w:t>
-      </w:r>
-      <w:proofErr w:type="gramEnd"/>
-      <w:r>
-        <w:rPr>
-          <w:sz w:val="24"/>
-          <w:szCs w:val="24"/>
-          <w:lang w:val="en-CA"/>
-          <w14:ligatures w14:val="none"/>
-        </w:rPr>
-        <w:t xml:space="preserve">. </w:t>
-      </w:r>
-      <w:proofErr w:type="gramStart"/>
-      <w:r>
-        <w:rPr>
-          <w:sz w:val="24"/>
-          <w:szCs w:val="24"/>
-          <w:lang w:val="en-CA"/>
-          <w14:ligatures w14:val="none"/>
-        </w:rPr>
-        <w:t>So</w:t>
-      </w:r>
-      <w:proofErr w:type="gramEnd"/>
-      <w:r>
-        <w:rPr>
-          <w:sz w:val="24"/>
-          <w:szCs w:val="24"/>
-          <w:lang w:val="en-CA"/>
-          <w14:ligatures w14:val="none"/>
-        </w:rPr>
-        <w:t xml:space="preserve"> either the shop's failed or something's ripened. Which am I buying dinner for?"</w:t>
+        <w:t>"Somebody has to. It's steady work." Aldean signalled for two of the mutton thing without asking. "Two years since you answered a letter of mine, and now a note naming a chop-house. So either the shop's failed or something's ripened. Which am I buying dinner for?"</w:t>
       </w:r>
     </w:p>
     <w:p>
@@ -14273,47 +12494,7 @@
           <w:lang w:val="en-CA"/>
           <w14:ligatures w14:val="none"/>
         </w:rPr>
-        <w:t xml:space="preserve">"Let me teach you the trade you're asking to join," Aldean said. "A name ahead of time from a former criminal is nothing to me. Hearsay from an unproven, untested informant. Informants don't get desks, Harl. They get a copper coin and </w:t>
-      </w:r>
-      <w:proofErr w:type="gramStart"/>
-      <w:r>
-        <w:rPr>
-          <w:sz w:val="24"/>
-          <w:szCs w:val="24"/>
-          <w:lang w:val="en-CA"/>
-          <w14:ligatures w14:val="none"/>
-        </w:rPr>
-        <w:t>escorted</w:t>
-      </w:r>
-      <w:proofErr w:type="gramEnd"/>
-      <w:r>
-        <w:rPr>
-          <w:sz w:val="24"/>
-          <w:szCs w:val="24"/>
-          <w:lang w:val="en-CA"/>
-          <w14:ligatures w14:val="none"/>
-        </w:rPr>
-        <w:t xml:space="preserve"> through a back door." Aldean leaned forward, the </w:t>
-      </w:r>
-      <w:proofErr w:type="gramStart"/>
-      <w:r>
-        <w:rPr>
-          <w:sz w:val="24"/>
-          <w:szCs w:val="24"/>
-          <w:lang w:val="en-CA"/>
-          <w14:ligatures w14:val="none"/>
-        </w:rPr>
-        <w:t>chop-house</w:t>
-      </w:r>
-      <w:proofErr w:type="gramEnd"/>
-      <w:r>
-        <w:rPr>
-          <w:sz w:val="24"/>
-          <w:szCs w:val="24"/>
-          <w:lang w:val="en-CA"/>
-          <w14:ligatures w14:val="none"/>
-        </w:rPr>
-        <w:t xml:space="preserve"> fading into the background. "This isn't a negotiation. It's an assessment. Prove that you want it. Give me something. One question, and I'll know if you lie, because I</w:t>
+        <w:t>"Let me teach you the trade you're asking to join," Aldean said. "A name ahead of time from a former criminal is nothing to me. Hearsay from an unproven, untested informant. Informants don't get desks, Harl. They get a copper coin and escorted through a back door." Aldean leaned forward, the chop-house fading into the background. "This isn't a negotiation. It's an assessment. Prove that you want it. Give me something. One question, and I'll know if you lie, because I</w:t>
       </w:r>
       <w:r>
         <w:rPr>
@@ -14350,27 +12531,7 @@
           <w:lang w:val="en-CA"/>
           <w14:ligatures w14:val="none"/>
         </w:rPr>
-        <w:t xml:space="preserve">The </w:t>
-      </w:r>
-      <w:proofErr w:type="gramStart"/>
-      <w:r>
-        <w:rPr>
-          <w:sz w:val="24"/>
-          <w:szCs w:val="24"/>
-          <w:lang w:val="en-CA"/>
-          <w14:ligatures w14:val="none"/>
-        </w:rPr>
-        <w:t>chop-house</w:t>
-      </w:r>
-      <w:proofErr w:type="gramEnd"/>
-      <w:r>
-        <w:rPr>
-          <w:sz w:val="24"/>
-          <w:szCs w:val="24"/>
-          <w:lang w:val="en-CA"/>
-          <w14:ligatures w14:val="none"/>
-        </w:rPr>
-        <w:t xml:space="preserve"> went on around them. Spoons, low clerk voices, the door's draught. Harlan looked at his old friend. He thought of the painting sitting in the Pendleton vault, the dead partner who had bought Harlan’s life with his own silence, and the son who wore that same dead man's smile.</w:t>
+        <w:t>The chop-house went on around them. Spoons, low clerk voices, the door's draught. Harlan looked at his old friend. He thought of the painting sitting in the Pendleton vault, the dead partner who had bought Harlan’s life with his own silence, and the son who wore that same dead man's smile.</w:t>
       </w:r>
     </w:p>
     <w:p>
@@ -14446,25 +12607,7 @@
           <w:szCs w:val="24"/>
           <w14:ligatures w14:val="none"/>
         </w:rPr>
-        <w:t xml:space="preserve">It came out level. It came out perfect. Yet it felt like lifting green timber with only your back, and in that </w:t>
-      </w:r>
-      <w:proofErr w:type="gramStart"/>
-      <w:r>
-        <w:rPr>
-          <w:sz w:val="24"/>
-          <w:szCs w:val="24"/>
-          <w14:ligatures w14:val="none"/>
-        </w:rPr>
-        <w:t>moment</w:t>
-      </w:r>
-      <w:proofErr w:type="gramEnd"/>
-      <w:r>
-        <w:rPr>
-          <w:sz w:val="24"/>
-          <w:szCs w:val="24"/>
-          <w14:ligatures w14:val="none"/>
-        </w:rPr>
-        <w:t xml:space="preserve"> he understood the difference at last between lying to a watchman and lying to a man who knew Annis's name.</w:t>
+        <w:t>It came out level. It came out perfect. Yet it felt like lifting green timber with only your back, and in that moment he understood the difference at last between lying to a watchman and lying to a man who knew Annis's name.</w:t>
       </w:r>
     </w:p>
     <w:p>
@@ -14503,27 +12646,7 @@
           <w:lang w:val="en-CA"/>
           <w14:ligatures w14:val="none"/>
         </w:rPr>
-        <w:t xml:space="preserve">The door was twenty feet away. He measured it the old way, without meaning to. Stand up now, plead the shop, shake the hand, and the letter goes back in the drawer and softens for another two years, and in three weeks a ship </w:t>
-      </w:r>
-      <w:proofErr w:type="gramStart"/>
-      <w:r>
-        <w:rPr>
-          <w:sz w:val="24"/>
-          <w:szCs w:val="24"/>
-          <w:lang w:val="en-CA"/>
-          <w14:ligatures w14:val="none"/>
-        </w:rPr>
-        <w:t>sails</w:t>
-      </w:r>
-      <w:proofErr w:type="gramEnd"/>
-      <w:r>
-        <w:rPr>
-          <w:sz w:val="24"/>
-          <w:szCs w:val="24"/>
-          <w:lang w:val="en-CA"/>
-          <w14:ligatures w14:val="none"/>
-        </w:rPr>
-        <w:t xml:space="preserve"> and none of this was ever anything. The whole future sat there at the end of twenty feet of sawdust floor, available, cheap.</w:t>
+        <w:t>The door was twenty feet away. He measured it the old way, without meaning to. Stand up now, plead the shop, shake the hand, and the letter goes back in the drawer and softens for another two years, and in three weeks a ship sails and none of this was ever anything. The whole future sat there at the end of twenty feet of sawdust floor, available, cheap.</w:t>
       </w:r>
     </w:p>
     <w:p>
@@ -14637,47 +12760,7 @@
           <w:lang w:val="en-CA"/>
           <w14:ligatures w14:val="none"/>
         </w:rPr>
-        <w:t xml:space="preserve">It wasn't a lie. He was </w:t>
-      </w:r>
-      <w:proofErr w:type="gramStart"/>
-      <w:r>
-        <w:rPr>
-          <w:sz w:val="24"/>
-          <w:szCs w:val="24"/>
-          <w:lang w:val="en-CA"/>
-          <w14:ligatures w14:val="none"/>
-        </w:rPr>
-        <w:t>fairly sure</w:t>
-      </w:r>
-      <w:proofErr w:type="gramEnd"/>
-      <w:r>
-        <w:rPr>
-          <w:sz w:val="24"/>
-          <w:szCs w:val="24"/>
-          <w:lang w:val="en-CA"/>
-          <w14:ligatures w14:val="none"/>
-        </w:rPr>
-        <w:t xml:space="preserve"> it wasn't a lie. On the walk home he tried for a while to work out what it was instead, and gave it up somewhere around Carver's Lane, and let himself in quietly, and stood in the dark shop listening to the house </w:t>
-      </w:r>
-      <w:proofErr w:type="gramStart"/>
-      <w:r>
-        <w:rPr>
-          <w:sz w:val="24"/>
-          <w:szCs w:val="24"/>
-          <w:lang w:val="en-CA"/>
-          <w14:ligatures w14:val="none"/>
-        </w:rPr>
-        <w:t>settle, and</w:t>
-      </w:r>
-      <w:proofErr w:type="gramEnd"/>
-      <w:r>
-        <w:rPr>
-          <w:sz w:val="24"/>
-          <w:szCs w:val="24"/>
-          <w:lang w:val="en-CA"/>
-          <w14:ligatures w14:val="none"/>
-        </w:rPr>
-        <w:t xml:space="preserve"> did not look at the bill in his own window, pale against the last of the light, facing the lane like a good citizen.</w:t>
+        <w:t>It wasn't a lie. He was fairly sure it wasn't a lie. On the walk home he tried for a while to work out what it was instead, and gave it up somewhere around Carver's Lane, and let himself in quietly, and stood in the dark shop listening to the house settle, and did not look at the bill in his own window, pale against the last of the light, facing the lane like a good citizen.</w:t>
       </w:r>
     </w:p>
     <w:p>
@@ -15037,27 +13120,7 @@
           <w:lang w:val="en-CA"/>
           <w14:ligatures w14:val="none"/>
         </w:rPr>
-        <w:t xml:space="preserve">"I'm saying it again because it's </w:t>
-      </w:r>
-      <w:proofErr w:type="gramStart"/>
-      <w:r>
-        <w:rPr>
-          <w:sz w:val="24"/>
-          <w:szCs w:val="24"/>
-          <w:lang w:val="en-CA"/>
-          <w14:ligatures w14:val="none"/>
-        </w:rPr>
-        <w:t>more true</w:t>
-      </w:r>
-      <w:proofErr w:type="gramEnd"/>
-      <w:r>
-        <w:rPr>
-          <w:sz w:val="24"/>
-          <w:szCs w:val="24"/>
-          <w:lang w:val="en-CA"/>
-          <w14:ligatures w14:val="none"/>
-        </w:rPr>
-        <w:t xml:space="preserve"> now than it was then."</w:t>
+        <w:t>"I'm saying it again because it's more true now than it was then."</w:t>
       </w:r>
     </w:p>
     <w:p>
@@ -15114,27 +13177,7 @@
           <w:lang w:val="en-CA"/>
           <w14:ligatures w14:val="none"/>
         </w:rPr>
-        <w:t xml:space="preserve">Tav put his hand on her shoulder. She didn't lean in and she didn't step away. "After tomorrow, it won't matter. We'll be on the </w:t>
-      </w:r>
-      <w:proofErr w:type="gramStart"/>
-      <w:r>
-        <w:rPr>
-          <w:sz w:val="24"/>
-          <w:szCs w:val="24"/>
-          <w:lang w:val="en-CA"/>
-          <w14:ligatures w14:val="none"/>
-        </w:rPr>
-        <w:t>water</w:t>
-      </w:r>
-      <w:proofErr w:type="gramEnd"/>
-      <w:r>
-        <w:rPr>
-          <w:sz w:val="24"/>
-          <w:szCs w:val="24"/>
-          <w:lang w:val="en-CA"/>
-          <w14:ligatures w14:val="none"/>
-        </w:rPr>
-        <w:t xml:space="preserve"> and Harlan will go wherever Harlan goes, and none of this will follow us."</w:t>
+        <w:t>Tav put his hand on her shoulder. She didn't lean in and she didn't step away. "After tomorrow, it won't matter. We'll be on the water and Harlan will go wherever Harlan goes, and none of this will follow us."</w:t>
       </w:r>
     </w:p>
     <w:p>
@@ -15365,43 +13408,7 @@
           <w:szCs w:val="24"/>
           <w14:ligatures w14:val="none"/>
         </w:rPr>
-        <w:t xml:space="preserve">The lower access was where the sweep had promised: a service passage built into the bank's foundation when the building was </w:t>
-      </w:r>
-      <w:proofErr w:type="gramStart"/>
-      <w:r>
-        <w:rPr>
-          <w:sz w:val="24"/>
-          <w:szCs w:val="24"/>
-          <w14:ligatures w14:val="none"/>
-        </w:rPr>
-        <w:t>young</w:t>
-      </w:r>
-      <w:proofErr w:type="gramEnd"/>
-      <w:r>
-        <w:rPr>
-          <w:sz w:val="24"/>
-          <w:szCs w:val="24"/>
-          <w14:ligatures w14:val="none"/>
-        </w:rPr>
-        <w:t xml:space="preserve"> and security was a neglected notion. The grate sat in its wall of </w:t>
-      </w:r>
-      <w:proofErr w:type="gramStart"/>
-      <w:r>
-        <w:rPr>
-          <w:sz w:val="24"/>
-          <w:szCs w:val="24"/>
-          <w14:ligatures w14:val="none"/>
-        </w:rPr>
-        <w:t>shadow</w:t>
-      </w:r>
-      <w:proofErr w:type="gramEnd"/>
-      <w:r>
-        <w:rPr>
-          <w:sz w:val="24"/>
-          <w:szCs w:val="24"/>
-          <w14:ligatures w14:val="none"/>
-        </w:rPr>
-        <w:t xml:space="preserve">, and Tav put his hands on it and had the brief pleasure of </w:t>
+        <w:t xml:space="preserve">The lower access was where the sweep had promised: a service passage built into the bank's foundation when the building was young and security was a neglected notion. The grate sat in its wall of shadow, and Tav put his hands on it and had the brief pleasure of </w:t>
       </w:r>
       <w:r>
         <w:rPr>
@@ -15576,25 +13583,7 @@
           <w:szCs w:val="24"/>
           <w14:ligatures w14:val="none"/>
         </w:rPr>
-        <w:t xml:space="preserve">The vault door between the lower and upper levels was the real lock. Tav knelt in front of it and let his hands do the thinking. It was a good lock. Better than the surveyor's, better than anything he'd touched in years. His fingers found the mechanism and started the conversation, slow and patient, each </w:t>
-      </w:r>
-      <w:proofErr w:type="gramStart"/>
-      <w:r>
-        <w:rPr>
-          <w:sz w:val="24"/>
-          <w:szCs w:val="24"/>
-          <w14:ligatures w14:val="none"/>
-        </w:rPr>
-        <w:t>pin</w:t>
-      </w:r>
-      <w:proofErr w:type="gramEnd"/>
-      <w:r>
-        <w:rPr>
-          <w:sz w:val="24"/>
-          <w:szCs w:val="24"/>
-          <w14:ligatures w14:val="none"/>
-        </w:rPr>
-        <w:t xml:space="preserve"> a question that had one right answer and a hundred wrong ones.</w:t>
+        <w:t>The vault door between the lower and upper levels was the real lock. Tav knelt in front of it and let his hands do the thinking. It was a good lock. Better than the surveyor's, better than anything he'd touched in years. His fingers found the mechanism and started the conversation, slow and patient, each pin a question that had one right answer and a hundred wrong ones.</w:t>
       </w:r>
     </w:p>
     <w:p>
@@ -15628,27 +13617,7 @@
           <w:szCs w:val="24"/>
           <w14:ligatures w14:val="none"/>
         </w:rPr>
-        <w:t xml:space="preserve">"Good </w:t>
-      </w:r>
-      <w:proofErr w:type="spellStart"/>
-      <w:proofErr w:type="gramStart"/>
-      <w:r>
-        <w:rPr>
-          <w:sz w:val="24"/>
-          <w:szCs w:val="24"/>
-          <w14:ligatures w14:val="none"/>
-        </w:rPr>
-        <w:t>lock</w:t>
-      </w:r>
-      <w:proofErr w:type="spellEnd"/>
-      <w:proofErr w:type="gramEnd"/>
-      <w:r>
-        <w:rPr>
-          <w:sz w:val="24"/>
-          <w:szCs w:val="24"/>
-          <w14:ligatures w14:val="none"/>
-        </w:rPr>
-        <w:t>," Tav said.</w:t>
+        <w:t>"Good lock," Tav said.</w:t>
       </w:r>
     </w:p>
     <w:p>
@@ -15785,60 +13754,24 @@
           <w14:ligatures w14:val="none"/>
         </w:rPr>
         <w:lastRenderedPageBreak/>
-        <w:t xml:space="preserve">The Long View hung where it had hung for ten years, between the silver and the deeds, waiting for </w:t>
-      </w:r>
-      <w:proofErr w:type="gramStart"/>
-      <w:r>
-        <w:rPr>
-          <w:sz w:val="24"/>
-          <w:szCs w:val="24"/>
-          <w14:ligatures w14:val="none"/>
-        </w:rPr>
-        <w:t>nobody in particular</w:t>
-      </w:r>
-      <w:proofErr w:type="gramEnd"/>
-      <w:r>
-        <w:rPr>
-          <w:sz w:val="24"/>
-          <w:szCs w:val="24"/>
-          <w14:ligatures w14:val="none"/>
-        </w:rPr>
-        <w:t>.</w:t>
-      </w:r>
-    </w:p>
-    <w:p>
-      <w:pPr>
-        <w:rPr>
-          <w:sz w:val="24"/>
-          <w:szCs w:val="24"/>
-          <w14:ligatures w14:val="none"/>
-        </w:rPr>
-      </w:pPr>
-      <w:r>
-        <w:rPr>
-          <w:sz w:val="24"/>
-          <w:szCs w:val="24"/>
-          <w14:ligatures w14:val="none"/>
-        </w:rPr>
-        <w:t xml:space="preserve">He lifted it off the wall. It weighed almost nothing. A landscape, a </w:t>
-      </w:r>
-      <w:proofErr w:type="spellStart"/>
-      <w:r>
-        <w:rPr>
-          <w:sz w:val="24"/>
-          <w:szCs w:val="24"/>
-          <w14:ligatures w14:val="none"/>
-        </w:rPr>
-        <w:t>treeline</w:t>
-      </w:r>
-      <w:proofErr w:type="spellEnd"/>
-      <w:r>
-        <w:rPr>
-          <w:sz w:val="24"/>
-          <w:szCs w:val="24"/>
-          <w14:ligatures w14:val="none"/>
-        </w:rPr>
-        <w:t>, late light. He held it and felt the weight that wasn't in the frame.</w:t>
+        <w:t>The Long View hung where it had hung for ten years, between the silver and the deeds, waiting for nobody in particular.</w:t>
+      </w:r>
+    </w:p>
+    <w:p>
+      <w:pPr>
+        <w:rPr>
+          <w:sz w:val="24"/>
+          <w:szCs w:val="24"/>
+          <w14:ligatures w14:val="none"/>
+        </w:rPr>
+      </w:pPr>
+      <w:r>
+        <w:rPr>
+          <w:sz w:val="24"/>
+          <w:szCs w:val="24"/>
+          <w14:ligatures w14:val="none"/>
+        </w:rPr>
+        <w:t>He lifted it off the wall. It weighed almost nothing. A landscape, a treeline, late light. He held it and felt the weight that wasn't in the frame.</w:t>
       </w:r>
     </w:p>
     <w:p>
@@ -15912,27 +13845,7 @@
           <w:lang w:val="en-CA"/>
           <w14:ligatures w14:val="none"/>
         </w:rPr>
-        <w:t xml:space="preserve">It came through the stone before it came through the air: a </w:t>
-      </w:r>
-      <w:proofErr w:type="gramStart"/>
-      <w:r>
-        <w:rPr>
-          <w:sz w:val="24"/>
-          <w:szCs w:val="24"/>
-          <w:lang w:val="en-CA"/>
-          <w14:ligatures w14:val="none"/>
-        </w:rPr>
-        <w:t>deep seated</w:t>
-      </w:r>
-      <w:proofErr w:type="gramEnd"/>
-      <w:r>
-        <w:rPr>
-          <w:sz w:val="24"/>
-          <w:szCs w:val="24"/>
-          <w:lang w:val="en-CA"/>
-          <w14:ligatures w14:val="none"/>
-        </w:rPr>
-        <w:t xml:space="preserve"> groan, iron and oak persuaded to move, two men's weight leaning into a door built to want witnesses. The main vault door. The one that took two men and announced itself like weather.</w:t>
+        <w:t>It came through the stone before it came through the air: a deep seated groan, iron and oak persuaded to move, two men's weight leaning into a door built to want witnesses. The main vault door. The one that took two men and announced itself like weather.</w:t>
       </w:r>
     </w:p>
     <w:p>
@@ -15963,25 +13876,14 @@
           <w14:ligatures w14:val="none"/>
         </w:rPr>
       </w:pPr>
-      <w:proofErr w:type="spellStart"/>
-      <w:r>
-        <w:rPr>
-          <w:sz w:val="24"/>
-          <w:szCs w:val="24"/>
-          <w:lang w:val="en-CA"/>
-          <w14:ligatures w14:val="none"/>
-        </w:rPr>
-        <w:t>Tav's</w:t>
-      </w:r>
-      <w:proofErr w:type="spellEnd"/>
-      <w:r>
-        <w:rPr>
-          <w:sz w:val="24"/>
-          <w:szCs w:val="24"/>
-          <w:lang w:val="en-CA"/>
-          <w14:ligatures w14:val="none"/>
-        </w:rPr>
-        <w:t xml:space="preserve"> lantern shutter was closed before the thought finished arriving. Across the chamber Maddy's light died the same instant, and then her hand found his shoulder in the black and pressed once: down. The door's groan went on, unhurried, official, a sound with keys and salary behind it, and lamplight began to leak down the entrance stair in a long yellow seam.</w:t>
+      <w:r>
+        <w:rPr>
+          <w:sz w:val="24"/>
+          <w:szCs w:val="24"/>
+          <w:lang w:val="en-CA"/>
+          <w14:ligatures w14:val="none"/>
+        </w:rPr>
+        <w:t>Tav's lantern shutter was closed before the thought finished arriving. Across the chamber Maddy's light died the same instant, and then her hand found his shoulder in the black and pressed once: down. The door's groan went on, unhurried, official, a sound with keys and salary behind it, and lamplight began to leak down the entrance stair in a long yellow seam.</w:t>
       </w:r>
     </w:p>
     <w:p>
@@ -16153,47 +14055,7 @@
           <w:lang w:val="en-CA"/>
           <w14:ligatures w14:val="none"/>
         </w:rPr>
-        <w:t xml:space="preserve">The light came into the gap up to </w:t>
-      </w:r>
-      <w:proofErr w:type="spellStart"/>
-      <w:r>
-        <w:rPr>
-          <w:sz w:val="24"/>
-          <w:szCs w:val="24"/>
-          <w:lang w:val="en-CA"/>
-          <w14:ligatures w14:val="none"/>
-        </w:rPr>
-        <w:t>Tav's</w:t>
-      </w:r>
-      <w:proofErr w:type="spellEnd"/>
-      <w:r>
-        <w:rPr>
-          <w:sz w:val="24"/>
-          <w:szCs w:val="24"/>
-          <w:lang w:val="en-CA"/>
-          <w14:ligatures w14:val="none"/>
-        </w:rPr>
-        <w:t xml:space="preserve"> boots and sat there. Above him, past the edge of the alcove's shadow, the wall carried a picture hook and a pale rectangle of un-dusted stone where ten years of vault dark had shaded around a frame, and the frame was inside </w:t>
-      </w:r>
-      <w:proofErr w:type="spellStart"/>
-      <w:r>
-        <w:rPr>
-          <w:sz w:val="24"/>
-          <w:szCs w:val="24"/>
-          <w:lang w:val="en-CA"/>
-          <w14:ligatures w14:val="none"/>
-        </w:rPr>
-        <w:t>Tav's</w:t>
-      </w:r>
-      <w:proofErr w:type="spellEnd"/>
-      <w:r>
-        <w:rPr>
-          <w:sz w:val="24"/>
-          <w:szCs w:val="24"/>
-          <w:lang w:val="en-CA"/>
-          <w14:ligatures w14:val="none"/>
-        </w:rPr>
-        <w:t xml:space="preserve"> coat, and Tav stood in the black four inches from the light and did not exist. He thought about nothing. Thinking was a luxury for people who weren't pressed against cold stone wearing the evidence.</w:t>
+        <w:t>The light came into the gap up to Tav's boots and sat there. Above him, past the edge of the alcove's shadow, the wall carried a picture hook and a pale rectangle of un-dusted stone where ten years of vault dark had shaded around a frame, and the frame was inside Tav's coat, and Tav stood in the black four inches from the light and did not exist. He thought about nothing. Thinking was a luxury for people who weren't pressed against cold stone wearing the evidence.</w:t>
       </w:r>
     </w:p>
     <w:p>
@@ -16288,27 +14150,7 @@
           <w:lang w:val="en-CA"/>
           <w14:ligatures w14:val="none"/>
         </w:rPr>
-        <w:t>"</w:t>
-      </w:r>
-      <w:proofErr w:type="gramStart"/>
-      <w:r>
-        <w:rPr>
-          <w:sz w:val="24"/>
-          <w:szCs w:val="24"/>
-          <w:lang w:val="en-CA"/>
-          <w14:ligatures w14:val="none"/>
-        </w:rPr>
-        <w:t>Suppose,</w:t>
-      </w:r>
-      <w:proofErr w:type="gramEnd"/>
-      <w:r>
-        <w:rPr>
-          <w:sz w:val="24"/>
-          <w:szCs w:val="24"/>
-          <w:lang w:val="en-CA"/>
-          <w14:ligatures w14:val="none"/>
-        </w:rPr>
-        <w:t>" the younger one said, and the light slid off, and the boots moved on.</w:t>
+        <w:t>"Suppose," the younger one said, and the light slid off, and the boots moved on.</w:t>
       </w:r>
     </w:p>
     <w:p>
@@ -16384,27 +14226,7 @@
           <w:lang w:val="en-CA"/>
           <w14:ligatures w14:val="none"/>
         </w:rPr>
-        <w:t xml:space="preserve">"Then we're done being greedy." Tav looked once around the chamber, at the alcoves they'd stripped and the ones they'd never touch </w:t>
-      </w:r>
-      <w:proofErr w:type="gramStart"/>
-      <w:r>
-        <w:rPr>
-          <w:sz w:val="24"/>
-          <w:szCs w:val="24"/>
-          <w:lang w:val="en-CA"/>
-          <w14:ligatures w14:val="none"/>
-        </w:rPr>
-        <w:t>now, and</w:t>
-      </w:r>
-      <w:proofErr w:type="gramEnd"/>
-      <w:r>
-        <w:rPr>
-          <w:sz w:val="24"/>
-          <w:szCs w:val="24"/>
-          <w:lang w:val="en-CA"/>
-          <w14:ligatures w14:val="none"/>
-        </w:rPr>
-        <w:t xml:space="preserve"> let them go. "Bags. We're out."</w:t>
+        <w:t>"Then we're done being greedy." Tav looked once around the chamber, at the alcoves they'd stripped and the ones they'd never touch now, and let them go. "Bags. We're out."</w:t>
       </w:r>
     </w:p>
     <w:p>
@@ -16457,25 +14279,7 @@
           <w:szCs w:val="24"/>
           <w14:ligatures w14:val="none"/>
         </w:rPr>
-        <w:t xml:space="preserve">," he said, with the </w:t>
-      </w:r>
-      <w:proofErr w:type="gramStart"/>
-      <w:r>
-        <w:rPr>
-          <w:sz w:val="24"/>
-          <w:szCs w:val="24"/>
-          <w14:ligatures w14:val="none"/>
-        </w:rPr>
-        <w:t>particular calm</w:t>
-      </w:r>
-      <w:proofErr w:type="gramEnd"/>
-      <w:r>
-        <w:rPr>
-          <w:sz w:val="24"/>
-          <w:szCs w:val="24"/>
-          <w14:ligatures w14:val="none"/>
-        </w:rPr>
-        <w:t xml:space="preserve"> of someone young enough to think </w:t>
+        <w:t xml:space="preserve">," he said, with the particular calm of someone young enough to think </w:t>
       </w:r>
       <w:r>
         <w:rPr>
@@ -16533,25 +14337,7 @@
           <w:szCs w:val="24"/>
           <w14:ligatures w14:val="none"/>
         </w:rPr>
-        <w:t xml:space="preserve">They moved back through the lower level. Maddy first, bags distributed between them, fast and quiet. The passage was tighter going out with the take, and </w:t>
-      </w:r>
-      <w:proofErr w:type="spellStart"/>
-      <w:r>
-        <w:rPr>
-          <w:sz w:val="24"/>
-          <w:szCs w:val="24"/>
-          <w14:ligatures w14:val="none"/>
-        </w:rPr>
-        <w:t>Tav's</w:t>
-      </w:r>
-      <w:proofErr w:type="spellEnd"/>
-      <w:r>
-        <w:rPr>
-          <w:sz w:val="24"/>
-          <w:szCs w:val="24"/>
-          <w14:ligatures w14:val="none"/>
-        </w:rPr>
-        <w:t xml:space="preserve"> coat caught on the stone where the painting pressed flat against his back. He freed it without stopping.</w:t>
+        <w:t>They moved back through the lower level. Maddy first, bags distributed between them, fast and quiet. The passage was tighter going out with the take, and Tav's coat caught on the stone where the painting pressed flat against his back. He freed it without stopping.</w:t>
       </w:r>
     </w:p>
     <w:p>
@@ -16744,43 +14530,7 @@
           <w:szCs w:val="24"/>
           <w14:ligatures w14:val="none"/>
         </w:rPr>
-        <w:t xml:space="preserve">The </w:t>
-      </w:r>
-      <w:proofErr w:type="gramStart"/>
-      <w:r>
-        <w:rPr>
-          <w:sz w:val="24"/>
-          <w:szCs w:val="24"/>
-          <w14:ligatures w14:val="none"/>
-        </w:rPr>
-        <w:t>grate</w:t>
-      </w:r>
-      <w:proofErr w:type="gramEnd"/>
-      <w:r>
-        <w:rPr>
-          <w:sz w:val="24"/>
-          <w:szCs w:val="24"/>
-          <w14:ligatures w14:val="none"/>
-        </w:rPr>
-        <w:t xml:space="preserve">. The street. Cold air on his face. Odd Hands replaced the </w:t>
-      </w:r>
-      <w:proofErr w:type="gramStart"/>
-      <w:r>
-        <w:rPr>
-          <w:sz w:val="24"/>
-          <w:szCs w:val="24"/>
-          <w14:ligatures w14:val="none"/>
-        </w:rPr>
-        <w:t>grate</w:t>
-      </w:r>
-      <w:proofErr w:type="gramEnd"/>
-      <w:r>
-        <w:rPr>
-          <w:sz w:val="24"/>
-          <w:szCs w:val="24"/>
-          <w14:ligatures w14:val="none"/>
-        </w:rPr>
-        <w:t xml:space="preserve"> and they walked</w:t>
+        <w:t>The grate. The street. Cold air on his face. Odd Hands replaced the grate and they walked</w:t>
       </w:r>
       <w:r>
         <w:rPr>
@@ -17072,27 +14822,7 @@
           <w:lang w:val="en-CA"/>
           <w14:ligatures w14:val="none"/>
         </w:rPr>
-        <w:t xml:space="preserve">"The tide turns at dawn. That's not a bell from now. Whatever it is, it has waited five years. It can wait for open water." Her voice stayed level and </w:t>
-      </w:r>
-      <w:proofErr w:type="gramStart"/>
-      <w:r>
-        <w:rPr>
-          <w:sz w:val="24"/>
-          <w:szCs w:val="24"/>
-          <w:lang w:val="en-CA"/>
-          <w14:ligatures w14:val="none"/>
-        </w:rPr>
-        <w:t>quiet</w:t>
-      </w:r>
-      <w:proofErr w:type="gramEnd"/>
-      <w:r>
-        <w:rPr>
-          <w:sz w:val="24"/>
-          <w:szCs w:val="24"/>
-          <w:lang w:val="en-CA"/>
-          <w14:ligatures w14:val="none"/>
-        </w:rPr>
-        <w:t xml:space="preserve"> and her eyes had gone the flat calm they went in the worst moments of jobs. "There is a bill with your coat on it nailed to that gate. There were extra men in Pendleton tonight and there will be extra men everywhere by noon, and the one place in this city with your name already written on the wall is the ground between here and wherever you think you're going."</w:t>
+        <w:t>"The tide turns at dawn. That's not a bell from now. Whatever it is, it has waited five years. It can wait for open water." Her voice stayed level and quiet and her eyes had gone the flat calm they went in the worst moments of jobs. "There is a bill with your coat on it nailed to that gate. There were extra men in Pendleton tonight and there will be extra men everywhere by noon, and the one place in this city with your name already written on the wall is the ground between here and wherever you think you're going."</w:t>
       </w:r>
     </w:p>
     <w:p>
@@ -17130,27 +14860,7 @@
           <w:lang w:val="en-CA"/>
           <w14:ligatures w14:val="none"/>
         </w:rPr>
-        <w:t xml:space="preserve">"Then it's an hour you're spending on something you won't name to me." She stepped in. Close enough that it was nobody else's conversation, though Harlan stood three horses away and the boy was a shadow by the wall. "I don't ask, Tav. You know I don't ask. It's the first rule I ever </w:t>
-      </w:r>
-      <w:proofErr w:type="gramStart"/>
-      <w:r>
-        <w:rPr>
-          <w:sz w:val="24"/>
-          <w:szCs w:val="24"/>
-          <w:lang w:val="en-CA"/>
-          <w14:ligatures w14:val="none"/>
-        </w:rPr>
-        <w:t>kept</w:t>
-      </w:r>
-      <w:proofErr w:type="gramEnd"/>
-      <w:r>
-        <w:rPr>
-          <w:sz w:val="24"/>
-          <w:szCs w:val="24"/>
-          <w:lang w:val="en-CA"/>
-          <w14:ligatures w14:val="none"/>
-        </w:rPr>
-        <w:t xml:space="preserve"> and I have kept it my whole life, and I'm breaking it standing in front of you. I'm asking. Come to the ship now."</w:t>
+        <w:t>"Then it's an hour you're spending on something you won't name to me." She stepped in. Close enough that it was nobody else's conversation, though Harlan stood three horses away and the boy was a shadow by the wall. "I don't ask, Tav. You know I don't ask. It's the first rule I ever kept and I have kept it my whole life, and I'm breaking it standing in front of you. I'm asking. Come to the ship now."</w:t>
       </w:r>
     </w:p>
     <w:p>
@@ -17255,66 +14965,26 @@
           <w:lang w:val="en-CA"/>
           <w14:ligatures w14:val="none"/>
         </w:rPr>
-        <w:t xml:space="preserve">"Somewhere I need to go." </w:t>
-      </w:r>
-      <w:proofErr w:type="gramStart"/>
-      <w:r>
-        <w:rPr>
-          <w:sz w:val="24"/>
-          <w:szCs w:val="24"/>
-          <w:lang w:val="en-CA"/>
-          <w14:ligatures w14:val="none"/>
-        </w:rPr>
-        <w:t>A grin,</w:t>
-      </w:r>
-      <w:proofErr w:type="gramEnd"/>
-      <w:r>
-        <w:rPr>
-          <w:sz w:val="24"/>
-          <w:szCs w:val="24"/>
-          <w:lang w:val="en-CA"/>
-          <w14:ligatures w14:val="none"/>
-        </w:rPr>
-        <w:t xml:space="preserve"> hung carefully. "Trust me."</w:t>
-      </w:r>
-    </w:p>
-    <w:p>
-      <w:pPr>
-        <w:rPr>
-          <w:sz w:val="24"/>
-          <w:szCs w:val="24"/>
-          <w:lang w:val="en-CA"/>
-          <w14:ligatures w14:val="none"/>
-        </w:rPr>
-      </w:pPr>
-      <w:r>
-        <w:rPr>
-          <w:sz w:val="24"/>
-          <w:szCs w:val="24"/>
-          <w:lang w:val="en-CA"/>
-          <w14:ligatures w14:val="none"/>
-        </w:rPr>
-        <w:t xml:space="preserve">"I don't repeat myself," she said. "You've heard me say that. </w:t>
-      </w:r>
-      <w:proofErr w:type="gramStart"/>
-      <w:r>
-        <w:rPr>
-          <w:sz w:val="24"/>
-          <w:szCs w:val="24"/>
-          <w:lang w:val="en-CA"/>
-          <w14:ligatures w14:val="none"/>
-        </w:rPr>
-        <w:t>So</w:t>
-      </w:r>
-      <w:proofErr w:type="gramEnd"/>
-      <w:r>
-        <w:rPr>
-          <w:sz w:val="24"/>
-          <w:szCs w:val="24"/>
-          <w:lang w:val="en-CA"/>
-          <w14:ligatures w14:val="none"/>
-        </w:rPr>
-        <w:t xml:space="preserve"> hear this the once. If you are not on that dock when the tide turns, I will not be standing on it wondering why."</w:t>
+        <w:t>"Somewhere I need to go." A grin, hung carefully. "Trust me."</w:t>
+      </w:r>
+    </w:p>
+    <w:p>
+      <w:pPr>
+        <w:rPr>
+          <w:sz w:val="24"/>
+          <w:szCs w:val="24"/>
+          <w:lang w:val="en-CA"/>
+          <w14:ligatures w14:val="none"/>
+        </w:rPr>
+      </w:pPr>
+      <w:r>
+        <w:rPr>
+          <w:sz w:val="24"/>
+          <w:szCs w:val="24"/>
+          <w:lang w:val="en-CA"/>
+          <w14:ligatures w14:val="none"/>
+        </w:rPr>
+        <w:t>"I don't repeat myself," she said. "You've heard me say that. So hear this the once. If you are not on that dock when the tide turns, I will not be standing on it wondering why."</w:t>
       </w:r>
     </w:p>
     <w:p>
@@ -17520,25 +15190,7 @@
           <w:szCs w:val="24"/>
           <w14:ligatures w14:val="none"/>
         </w:rPr>
-        <w:t xml:space="preserve">Tav pulled the key from the lining of his hat, where it had sat sewn into the band for five years. He hadn't used it since the </w:t>
-      </w:r>
-      <w:proofErr w:type="gramStart"/>
-      <w:r>
-        <w:rPr>
-          <w:sz w:val="24"/>
-          <w:szCs w:val="24"/>
-          <w14:ligatures w14:val="none"/>
-        </w:rPr>
-        <w:t>day</w:t>
-      </w:r>
-      <w:proofErr w:type="gramEnd"/>
-      <w:r>
-        <w:rPr>
-          <w:sz w:val="24"/>
-          <w:szCs w:val="24"/>
-          <w14:ligatures w14:val="none"/>
-        </w:rPr>
-        <w:t xml:space="preserve"> he'd left Merranth. The lock turned</w:t>
+        <w:t>Tav pulled the key from the lining of his hat, where it had sat sewn into the band for five years. He hadn't used it since the day he'd left Merranth. The lock turned</w:t>
       </w:r>
       <w:r>
         <w:rPr>
@@ -17641,43 +15293,31 @@
           <w:szCs w:val="24"/>
           <w14:ligatures w14:val="none"/>
         </w:rPr>
-        <w:t xml:space="preserve">The Long View. Hills, a valley, a </w:t>
-      </w:r>
-      <w:proofErr w:type="spellStart"/>
-      <w:r>
-        <w:rPr>
-          <w:sz w:val="24"/>
-          <w:szCs w:val="24"/>
-          <w14:ligatures w14:val="none"/>
-        </w:rPr>
-        <w:t>treeline</w:t>
-      </w:r>
-      <w:proofErr w:type="spellEnd"/>
-      <w:r>
-        <w:rPr>
-          <w:sz w:val="24"/>
-          <w:szCs w:val="24"/>
-          <w14:ligatures w14:val="none"/>
-        </w:rPr>
-        <w:t xml:space="preserve"> catching late light. His father's last score. His father's dying </w:t>
-      </w:r>
-      <w:proofErr w:type="gramStart"/>
-      <w:r>
-        <w:rPr>
-          <w:sz w:val="24"/>
-          <w:szCs w:val="24"/>
-          <w14:ligatures w14:val="none"/>
-        </w:rPr>
-        <w:t>act,</w:t>
-      </w:r>
-      <w:proofErr w:type="gramEnd"/>
-      <w:r>
-        <w:rPr>
-          <w:sz w:val="24"/>
-          <w:szCs w:val="24"/>
-          <w14:ligatures w14:val="none"/>
-        </w:rPr>
-        <w:t xml:space="preserve"> propped against the wall of a room that smelled of leather and dust.</w:t>
+        <w:t>The Long View. Hills, a valley, a treeline catching late light</w:t>
+      </w:r>
+      <w:r>
+        <w:rPr>
+          <w:sz w:val="24"/>
+          <w:szCs w:val="24"/>
+          <w14:ligatures w14:val="none"/>
+        </w:rPr>
+        <w:t xml:space="preserve">, </w:t>
+      </w:r>
+      <w:r>
+        <w:rPr>
+          <w:sz w:val="24"/>
+          <w:szCs w:val="24"/>
+          <w14:ligatures w14:val="none"/>
+        </w:rPr>
+        <w:t>a house in the trees</w:t>
+      </w:r>
+      <w:r>
+        <w:rPr>
+          <w:sz w:val="24"/>
+          <w:szCs w:val="24"/>
+          <w14:ligatures w14:val="none"/>
+        </w:rPr>
+        <w:t>. His father's last score. His father's dying act, propped against the wall of a room that smelled of leather and dust.</w:t>
       </w:r>
     </w:p>
     <w:p>
@@ -17762,25 +15402,7 @@
           <w:szCs w:val="24"/>
           <w14:ligatures w14:val="none"/>
         </w:rPr>
-        <w:t xml:space="preserve">He didn't cry. He sat for exactly as long as it took to feel what needed feeling, and then he was going to walk to the harbour and get on a ship and sail to the Southern Reach with a girl who was smarter than </w:t>
-      </w:r>
-      <w:proofErr w:type="gramStart"/>
-      <w:r>
-        <w:rPr>
-          <w:sz w:val="24"/>
-          <w:szCs w:val="24"/>
-          <w14:ligatures w14:val="none"/>
-        </w:rPr>
-        <w:t>him, and</w:t>
-      </w:r>
-      <w:proofErr w:type="gramEnd"/>
-      <w:r>
-        <w:rPr>
-          <w:sz w:val="24"/>
-          <w:szCs w:val="24"/>
-          <w14:ligatures w14:val="none"/>
-        </w:rPr>
-        <w:t xml:space="preserve"> start something new.</w:t>
+        <w:t>He didn't cry. He sat for exactly as long as it took to feel what needed feeling, and then he was going to walk to the harbour and get on a ship and sail to the Southern Reach with a girl who was smarter than him, and start something new.</w:t>
       </w:r>
     </w:p>
     <w:p>
@@ -17894,25 +15516,7 @@
           <w:szCs w:val="24"/>
           <w14:ligatures w14:val="none"/>
         </w:rPr>
-        <w:t xml:space="preserve">he noticed the </w:t>
-      </w:r>
-      <w:proofErr w:type="spellStart"/>
-      <w:r>
-        <w:rPr>
-          <w:sz w:val="24"/>
-          <w:szCs w:val="24"/>
-          <w14:ligatures w14:val="none"/>
-        </w:rPr>
-        <w:t>treeline</w:t>
-      </w:r>
-      <w:proofErr w:type="spellEnd"/>
-      <w:r>
-        <w:rPr>
-          <w:sz w:val="24"/>
-          <w:szCs w:val="24"/>
-          <w14:ligatures w14:val="none"/>
-        </w:rPr>
-        <w:t>.</w:t>
+        <w:t>he noticed the treeline.</w:t>
       </w:r>
     </w:p>
     <w:p>
@@ -17963,43 +15567,7 @@
           <w:szCs w:val="24"/>
           <w14:ligatures w14:val="none"/>
         </w:rPr>
-        <w:t xml:space="preserve">It was a road. The </w:t>
-      </w:r>
-      <w:proofErr w:type="spellStart"/>
-      <w:r>
-        <w:rPr>
-          <w:sz w:val="24"/>
-          <w:szCs w:val="24"/>
-          <w14:ligatures w14:val="none"/>
-        </w:rPr>
-        <w:t>treeline</w:t>
-      </w:r>
-      <w:proofErr w:type="spellEnd"/>
-      <w:r>
-        <w:rPr>
-          <w:sz w:val="24"/>
-          <w:szCs w:val="24"/>
-          <w14:ligatures w14:val="none"/>
-        </w:rPr>
-        <w:t xml:space="preserve"> traced a road, or the memory of one. The gaps between the trunks </w:t>
-      </w:r>
-      <w:proofErr w:type="gramStart"/>
-      <w:r>
-        <w:rPr>
-          <w:sz w:val="24"/>
-          <w:szCs w:val="24"/>
-          <w14:ligatures w14:val="none"/>
-        </w:rPr>
-        <w:t>too</w:t>
-      </w:r>
-      <w:proofErr w:type="gramEnd"/>
-      <w:r>
-        <w:rPr>
-          <w:sz w:val="24"/>
-          <w:szCs w:val="24"/>
-          <w14:ligatures w14:val="none"/>
-        </w:rPr>
-        <w:t xml:space="preserve"> regular to be natural, the angles too deliberate. And once he saw the road, he saw the rest: the valley oriented around a compass bearing, the ridge marking elevation, the light fixing direction. The whole landscape was a set of coordinates, painted in the language of hills and trees and afternoon sun.</w:t>
+        <w:t>It was a road. The treeline traced a road, or the memory of one. The gaps between the trunks too regular to be natural, the angles too deliberate. And once he saw the road, he saw the rest: the valley oriented around a compass bearing, the ridge marking elevation, the light fixing direction. The whole landscape was a set of coordinates, painted in the language of hills and trees and afternoon sun.</w:t>
       </w:r>
     </w:p>
     <w:p>
@@ -18053,27 +15621,28 @@
           <w14:ligatures w14:val="none"/>
         </w:rPr>
         <w:lastRenderedPageBreak/>
-        <w:t xml:space="preserve">When he opened his eyes, he couldn't have said where it was. He could have said exactly what he'd see when he got there: the ridge, the road hidden in the trees, the light coming in low from the left. Somewhere in </w:t>
-      </w:r>
-      <w:proofErr w:type="spellStart"/>
-      <w:r>
-        <w:rPr>
-          <w:sz w:val="24"/>
-          <w:szCs w:val="24"/>
-          <w:lang w:val="en-CA"/>
-          <w14:ligatures w14:val="none"/>
-        </w:rPr>
-        <w:t>Thestria</w:t>
-      </w:r>
-      <w:proofErr w:type="spellEnd"/>
-      <w:r>
-        <w:rPr>
-          <w:sz w:val="24"/>
-          <w:szCs w:val="24"/>
-          <w:lang w:val="en-CA"/>
-          <w14:ligatures w14:val="none"/>
-        </w:rPr>
-        <w:t xml:space="preserve"> a man could stand and see precisely this, and he would find the place.</w:t>
+        <w:t>When he opened his eyes, he couldn't have said where it was. He could have said exactly what he'd see when he got there: the ridge, the road hidden in the trees,</w:t>
+      </w:r>
+      <w:r>
+        <w:t xml:space="preserve"> </w:t>
+      </w:r>
+      <w:r>
+        <w:rPr>
+          <w:sz w:val="24"/>
+          <w:szCs w:val="24"/>
+          <w:lang w:val="en-CA"/>
+          <w14:ligatures w14:val="none"/>
+        </w:rPr>
+        <w:t>the house at the end of it, the light coming in low from the left</w:t>
+      </w:r>
+      <w:r>
+        <w:rPr>
+          <w:sz w:val="24"/>
+          <w:szCs w:val="24"/>
+          <w:lang w:val="en-CA"/>
+          <w14:ligatures w14:val="none"/>
+        </w:rPr>
+        <w:t>. Somewhere in Thestria a man could stand and see precisely this, and he would find the place.</w:t>
       </w:r>
     </w:p>
     <w:p>
@@ -18276,7 +15845,25 @@
           <w:lang w:val="en-CA"/>
           <w14:ligatures w14:val="none"/>
         </w:rPr>
-        <w:t>The harbour was grey and cold and the tide was coming in and the ship was there, masts against the early sky, and Tav walked toward it with the painting flat against his back and the address in his head and the certainty that the world was, for once, exactly the shape he'd wanted it.</w:t>
+        <w:t xml:space="preserve">The harbour was grey and cold and the tide was coming in and the ship was there, masts against the early sky, and Tav walked toward it with the painting flat against his back and the </w:t>
+      </w:r>
+      <w:r>
+        <w:rPr>
+          <w:sz w:val="24"/>
+          <w:szCs w:val="24"/>
+          <w:lang w:val="en-CA"/>
+          <w14:ligatures w14:val="none"/>
+        </w:rPr>
+        <w:t>view</w:t>
+      </w:r>
+      <w:r>
+        <w:rPr>
+          <w:sz w:val="24"/>
+          <w:szCs w:val="24"/>
+          <w:lang w:val="en-CA"/>
+          <w14:ligatures w14:val="none"/>
+        </w:rPr>
+        <w:t xml:space="preserve"> in his head and the certainty that the world was, for once, exactly the shape he'd wanted it.</w:t>
       </w:r>
     </w:p>
     <w:p>
@@ -18429,27 +16016,7 @@
           <w:lang w:val="en-CA"/>
           <w14:ligatures w14:val="none"/>
         </w:rPr>
-        <w:t xml:space="preserve">Four of them. Three in uniform, one in plainclothes. They'd been waiting in the lee of a warehouse, positioned so the dock was behind them and the street was behind Tav, and there was nowhere that wasn't through somebody. The plainclothes man's eyes went once to </w:t>
-      </w:r>
-      <w:proofErr w:type="spellStart"/>
-      <w:r>
-        <w:rPr>
-          <w:sz w:val="24"/>
-          <w:szCs w:val="24"/>
-          <w:lang w:val="en-CA"/>
-          <w14:ligatures w14:val="none"/>
-        </w:rPr>
-        <w:t>Tav's</w:t>
-      </w:r>
-      <w:proofErr w:type="spellEnd"/>
-      <w:r>
-        <w:rPr>
-          <w:sz w:val="24"/>
-          <w:szCs w:val="24"/>
-          <w:lang w:val="en-CA"/>
-          <w14:ligatures w14:val="none"/>
-        </w:rPr>
-        <w:t xml:space="preserve"> collar, to the blue showing at the lapel, and came back with the settled look of a man matching a bill he'd read a hundred times, and Tav understood, in the small distinct way you understand the individual stones of an avalanche, that he had dressed for them.</w:t>
+        <w:t>Four of them. Three in uniform, one in plainclothes. They'd been waiting in the lee of a warehouse, positioned so the dock was behind them and the street was behind Tav, and there was nowhere that wasn't through somebody. The plainclothes man's eyes went once to Tav's collar, to the blue showing at the lapel, and came back with the settled look of a man matching a bill he'd read a hundred times, and Tav understood, in the small distinct way you understand the individual stones of an avalanche, that he had dressed for them.</w:t>
       </w:r>
     </w:p>
     <w:p>
@@ -19043,25 +16610,39 @@
           <w:szCs w:val="24"/>
           <w14:ligatures w14:val="none"/>
         </w:rPr>
-        <w:t xml:space="preserve">The room had been searched already, by his own people, in the hour between Odd Hands' report and his arrival. They'd found what he'd sent them to find. Not on the workbench. Not with the trinkets. Beneath the floorboards, in a tin box sealed with wax, exactly where a boy of fifteen would think </w:t>
-      </w:r>
-      <w:proofErr w:type="gramStart"/>
-      <w:r>
-        <w:rPr>
-          <w:sz w:val="24"/>
-          <w:szCs w:val="24"/>
-          <w14:ligatures w14:val="none"/>
-        </w:rPr>
-        <w:t>to hide</w:t>
-      </w:r>
-      <w:proofErr w:type="gramEnd"/>
-      <w:r>
-        <w:rPr>
-          <w:sz w:val="24"/>
-          <w:szCs w:val="24"/>
-          <w14:ligatures w14:val="none"/>
-        </w:rPr>
-        <w:t xml:space="preserve"> the most dangerous thing he'd ever stolen.</w:t>
+        <w:t>The room had been searched already, by his own people, in the hour between Odd Hands' report and his arrival. They'd found what he'd sent them to find. Not on the workbench. Not with the trinkets. Beneath the floorboards, in a tin box sealed with wax, exactly where a boy of</w:t>
+      </w:r>
+      <w:r>
+        <w:rPr>
+          <w:sz w:val="24"/>
+          <w:szCs w:val="24"/>
+          <w14:ligatures w14:val="none"/>
+        </w:rPr>
+        <w:t xml:space="preserve"> barely</w:t>
+      </w:r>
+      <w:r>
+        <w:rPr>
+          <w:sz w:val="24"/>
+          <w:szCs w:val="24"/>
+          <w14:ligatures w14:val="none"/>
+        </w:rPr>
+        <w:t xml:space="preserve"> </w:t>
+      </w:r>
+      <w:r>
+        <w:rPr>
+          <w:sz w:val="24"/>
+          <w:szCs w:val="24"/>
+          <w14:ligatures w14:val="none"/>
+        </w:rPr>
+        <w:t>twenty</w:t>
+      </w:r>
+      <w:r>
+        <w:rPr>
+          <w:sz w:val="24"/>
+          <w:szCs w:val="24"/>
+          <w14:ligatures w14:val="none"/>
+        </w:rPr>
+        <w:t xml:space="preserve"> would think to hide the most dangerous thing he'd ever stolen.</w:t>
       </w:r>
     </w:p>
     <w:p>
@@ -19145,7 +16726,23 @@
           <w:szCs w:val="24"/>
           <w14:ligatures w14:val="none"/>
         </w:rPr>
-        <w:t xml:space="preserve">This was how Tav had done it. Not cunning. Not courage. Leverage. A boy of fifteen had stolen the most comprehensive account of the Accord's dealings and said </w:t>
+        <w:t xml:space="preserve">This was how Tav had done it. Not cunning. Not courage. Leverage. A boy of </w:t>
+      </w:r>
+      <w:r>
+        <w:rPr>
+          <w:sz w:val="24"/>
+          <w:szCs w:val="24"/>
+          <w14:ligatures w14:val="none"/>
+        </w:rPr>
+        <w:t>twenty</w:t>
+      </w:r>
+      <w:r>
+        <w:rPr>
+          <w:sz w:val="24"/>
+          <w:szCs w:val="24"/>
+          <w14:ligatures w14:val="none"/>
+        </w:rPr>
+        <w:t xml:space="preserve"> had stolen the most comprehensive account of the Accord's dealings and said </w:t>
       </w:r>
       <w:r>
         <w:rPr>
@@ -19180,25 +16777,7 @@
           <w:szCs w:val="24"/>
           <w14:ligatures w14:val="none"/>
         </w:rPr>
-        <w:t xml:space="preserve">Simple. The kind of move that only works </w:t>
-      </w:r>
-      <w:proofErr w:type="gramStart"/>
-      <w:r>
-        <w:rPr>
-          <w:sz w:val="24"/>
-          <w:szCs w:val="24"/>
-          <w14:ligatures w14:val="none"/>
-        </w:rPr>
-        <w:t>once, and</w:t>
-      </w:r>
-      <w:proofErr w:type="gramEnd"/>
-      <w:r>
-        <w:rPr>
-          <w:sz w:val="24"/>
-          <w:szCs w:val="24"/>
-          <w14:ligatures w14:val="none"/>
-        </w:rPr>
-        <w:t xml:space="preserve"> only works for someone too young to understand how lucky he'd been.</w:t>
+        <w:t>Simple. The kind of move that only works once, and only works for someone too young to understand how lucky he'd been.</w:t>
       </w:r>
     </w:p>
     <w:p>
@@ -19402,25 +16981,7 @@
           <w:szCs w:val="24"/>
           <w14:ligatures w14:val="none"/>
         </w:rPr>
-        <w:t xml:space="preserve">They walked through the Warrens. Merranth was waking up, </w:t>
-      </w:r>
-      <w:proofErr w:type="gramStart"/>
-      <w:r>
-        <w:rPr>
-          <w:sz w:val="24"/>
-          <w:szCs w:val="24"/>
-          <w14:ligatures w14:val="none"/>
-        </w:rPr>
-        <w:t>doing</w:t>
-      </w:r>
-      <w:proofErr w:type="gramEnd"/>
-      <w:r>
-        <w:rPr>
-          <w:sz w:val="24"/>
-          <w:szCs w:val="24"/>
-          <w14:ligatures w14:val="none"/>
-        </w:rPr>
-        <w:t xml:space="preserve"> its usual poor impression of a city worth living in. Sayd held the ledger under his arm and thought about architecture. Not the buildings. The structure of a machine that had been running for generations, collecting debts that served a purpose nobody remembered, feeding something it had forgotten how to name.</w:t>
+        <w:t>They walked through the Warrens. Merranth was waking up, doing its usual poor impression of a city worth living in. Sayd held the ledger under his arm and thought about architecture. Not the buildings. The structure of a machine that had been running for generations, collecting debts that served a purpose nobody remembered, feeding something it had forgotten how to name.</w:t>
       </w:r>
     </w:p>
     <w:p>
@@ -19654,43 +17215,7 @@
           <w:szCs w:val="24"/>
           <w14:ligatures w14:val="none"/>
         </w:rPr>
-        <w:t xml:space="preserve">The pass was in the vault. Heavy stock, Procession seal, a false name in a clerk's hand, lying in the dust of the third alcove under an empty hook, waiting for the day men and their logbook. The perfect heist's perfect token. His father had gone to his death rather than hand over a name, and his son had carried one into the vault on good paper, for sentiment, and left it there like a signed confession. Things </w:t>
-      </w:r>
-      <w:proofErr w:type="gramStart"/>
-      <w:r>
-        <w:rPr>
-          <w:sz w:val="24"/>
-          <w:szCs w:val="24"/>
-          <w14:ligatures w14:val="none"/>
-        </w:rPr>
-        <w:t>generally</w:t>
-      </w:r>
-      <w:proofErr w:type="gramEnd"/>
-      <w:r>
-        <w:rPr>
-          <w:sz w:val="24"/>
-          <w:szCs w:val="24"/>
-          <w14:ligatures w14:val="none"/>
-        </w:rPr>
-        <w:t xml:space="preserve"> kept, if you </w:t>
-      </w:r>
-      <w:proofErr w:type="gramStart"/>
-      <w:r>
-        <w:rPr>
-          <w:sz w:val="24"/>
-          <w:szCs w:val="24"/>
-          <w14:ligatures w14:val="none"/>
-        </w:rPr>
-        <w:t>kept</w:t>
-      </w:r>
-      <w:proofErr w:type="gramEnd"/>
-      <w:r>
-        <w:rPr>
-          <w:sz w:val="24"/>
-          <w:szCs w:val="24"/>
-          <w14:ligatures w14:val="none"/>
-        </w:rPr>
-        <w:t xml:space="preserve"> them carefully. He had kept it so carefully it would hang him.</w:t>
+        <w:t>The pass was in the vault. Heavy stock, Procession seal, a false name in a clerk's hand, lying in the dust of the third alcove under an empty hook, waiting for the day men and their logbook. The perfect heist's perfect token. His father had gone to his death rather than hand over a name, and his son had carried one into the vault on good paper, for sentiment, and left it there like a signed confession. Things generally kept, if you kept them carefully. He had kept it so carefully it would hang him.</w:t>
       </w:r>
     </w:p>
     <w:p>
@@ -20157,7 +17682,6 @@
         </w:rPr>
         <w:t xml:space="preserve">She opened the door. Sayd was behind his desk, pipe unlit, a leather-bound book she didn't recognise open in front of him. A large </w:t>
       </w:r>
-      <w:proofErr w:type="spellStart"/>
       <w:r>
         <w:rPr>
           <w:sz w:val="24"/>
@@ -20167,7 +17691,6 @@
         </w:rPr>
         <w:t>Palor</w:t>
       </w:r>
-      <w:proofErr w:type="spellEnd"/>
       <w:r>
         <w:rPr>
           <w:sz w:val="24"/>
@@ -20213,27 +17736,7 @@
           <w:lang w:val="en-CA"/>
           <w14:ligatures w14:val="none"/>
         </w:rPr>
-        <w:t>"</w:t>
-      </w:r>
-      <w:proofErr w:type="spellStart"/>
-      <w:r>
-        <w:rPr>
-          <w:sz w:val="24"/>
-          <w:szCs w:val="24"/>
-          <w:lang w:val="en-CA"/>
-          <w14:ligatures w14:val="none"/>
-        </w:rPr>
-        <w:t>Tav's</w:t>
-      </w:r>
-      <w:proofErr w:type="spellEnd"/>
-      <w:r>
-        <w:rPr>
-          <w:sz w:val="24"/>
-          <w:szCs w:val="24"/>
-          <w:lang w:val="en-CA"/>
-          <w14:ligatures w14:val="none"/>
-        </w:rPr>
-        <w:t xml:space="preserve"> been arrested," she said.</w:t>
+        <w:t>"Tav's been arrested," she said.</w:t>
       </w:r>
     </w:p>
     <w:p>
@@ -21109,6 +18612,7 @@
   <w:style w:type="character" w:default="1" w:styleId="DefaultParagraphFont">
     <w:name w:val="Default Paragraph Font"/>
     <w:uiPriority w:val="1"/>
+    <w:semiHidden/>
     <w:unhideWhenUsed/>
   </w:style>
   <w:style w:type="table" w:default="1" w:styleId="TableNormal">
